--- a/Documentación/Documentación Yalotengo.docx
+++ b/Documentación/Documentación Yalotengo.docx
@@ -1185,7 +1185,7 @@
           <w:r>
             <w:fldChar w:fldCharType="separate"/>
           </w:r>
-          <w:hyperlink w:anchor="_Toc225202440" w:history="1">
+          <w:hyperlink w:anchor="_Toc225798370" w:history="1">
             <w:r>
               <w:rPr>
                 <w:rStyle w:val="Hipervnculo"/>
@@ -1212,7 +1212,7 @@
                 <w:noProof/>
                 <w:webHidden/>
               </w:rPr>
-              <w:instrText xml:space="preserve"> PAGEREF _Toc225202440 \h </w:instrText>
+              <w:instrText xml:space="preserve"> PAGEREF _Toc225798370 \h </w:instrText>
             </w:r>
             <w:r>
               <w:rPr>
@@ -1257,7 +1257,7 @@
               <w:lang w:eastAsia="es-PE"/>
             </w:rPr>
           </w:pPr>
-          <w:hyperlink w:anchor="_Toc225202441" w:history="1">
+          <w:hyperlink w:anchor="_Toc225798371" w:history="1">
             <w:r>
               <w:rPr>
                 <w:rStyle w:val="Hipervnculo"/>
@@ -1304,7 +1304,7 @@
                 <w:noProof/>
                 <w:webHidden/>
               </w:rPr>
-              <w:instrText xml:space="preserve"> PAGEREF _Toc225202441 \h </w:instrText>
+              <w:instrText xml:space="preserve"> PAGEREF _Toc225798371 \h </w:instrText>
             </w:r>
             <w:r>
               <w:rPr>
@@ -1348,7 +1348,7 @@
               <w:lang w:eastAsia="es-PE"/>
             </w:rPr>
           </w:pPr>
-          <w:hyperlink w:anchor="_Toc225202442" w:history="1">
+          <w:hyperlink w:anchor="_Toc225798372" w:history="1">
             <w:r>
               <w:rPr>
                 <w:rStyle w:val="Hipervnculo"/>
@@ -1383,7 +1383,7 @@
                 <w:noProof/>
                 <w:webHidden/>
               </w:rPr>
-              <w:instrText xml:space="preserve"> PAGEREF _Toc225202442 \h </w:instrText>
+              <w:instrText xml:space="preserve"> PAGEREF _Toc225798372 \h </w:instrText>
             </w:r>
             <w:r>
               <w:rPr>
@@ -1403,7 +1403,7 @@
                 <w:noProof/>
                 <w:webHidden/>
               </w:rPr>
-              <w:t>3</w:t>
+              <w:t>2</w:t>
             </w:r>
             <w:r>
               <w:rPr>
@@ -1427,7 +1427,7 @@
               <w:lang w:eastAsia="es-PE"/>
             </w:rPr>
           </w:pPr>
-          <w:hyperlink w:anchor="_Toc225202443" w:history="1">
+          <w:hyperlink w:anchor="_Toc225798373" w:history="1">
             <w:r>
               <w:rPr>
                 <w:rStyle w:val="Hipervnculo"/>
@@ -1454,7 +1454,7 @@
                 <w:noProof/>
                 <w:webHidden/>
               </w:rPr>
-              <w:instrText xml:space="preserve"> PAGEREF _Toc225202443 \h </w:instrText>
+              <w:instrText xml:space="preserve"> PAGEREF _Toc225798373 \h </w:instrText>
             </w:r>
             <w:r>
               <w:rPr>
@@ -1498,7 +1498,7 @@
               <w:lang w:eastAsia="es-PE"/>
             </w:rPr>
           </w:pPr>
-          <w:hyperlink w:anchor="_Toc225202444" w:history="1">
+          <w:hyperlink w:anchor="_Toc225798374" w:history="1">
             <w:r>
               <w:rPr>
                 <w:rStyle w:val="Hipervnculo"/>
@@ -1526,7 +1526,7 @@
                 <w:noProof/>
                 <w:webHidden/>
               </w:rPr>
-              <w:instrText xml:space="preserve"> PAGEREF _Toc225202444 \h </w:instrText>
+              <w:instrText xml:space="preserve"> PAGEREF _Toc225798374 \h </w:instrText>
             </w:r>
             <w:r>
               <w:rPr>
@@ -1546,7 +1546,7 @@
                 <w:noProof/>
                 <w:webHidden/>
               </w:rPr>
-              <w:t>4</w:t>
+              <w:t>3</w:t>
             </w:r>
             <w:r>
               <w:rPr>
@@ -1570,7 +1570,7 @@
               <w:lang w:eastAsia="es-PE"/>
             </w:rPr>
           </w:pPr>
-          <w:hyperlink w:anchor="_Toc225202445" w:history="1">
+          <w:hyperlink w:anchor="_Toc225798375" w:history="1">
             <w:r>
               <w:rPr>
                 <w:rStyle w:val="Hipervnculo"/>
@@ -1598,7 +1598,7 @@
                 <w:noProof/>
                 <w:webHidden/>
               </w:rPr>
-              <w:instrText xml:space="preserve"> PAGEREF _Toc225202445 \h </w:instrText>
+              <w:instrText xml:space="preserve"> PAGEREF _Toc225798375 \h </w:instrText>
             </w:r>
             <w:r>
               <w:rPr>
@@ -1642,7 +1642,7 @@
               <w:lang w:eastAsia="es-PE"/>
             </w:rPr>
           </w:pPr>
-          <w:hyperlink w:anchor="_Toc225202446" w:history="1">
+          <w:hyperlink w:anchor="_Toc225798376" w:history="1">
             <w:r>
               <w:rPr>
                 <w:rStyle w:val="Hipervnculo"/>
@@ -1677,7 +1677,7 @@
                 <w:noProof/>
                 <w:webHidden/>
               </w:rPr>
-              <w:instrText xml:space="preserve"> PAGEREF _Toc225202446 \h </w:instrText>
+              <w:instrText xml:space="preserve"> PAGEREF _Toc225798376 \h </w:instrText>
             </w:r>
             <w:r>
               <w:rPr>
@@ -1721,7 +1721,7 @@
               <w:lang w:eastAsia="es-PE"/>
             </w:rPr>
           </w:pPr>
-          <w:hyperlink w:anchor="_Toc225202447" w:history="1">
+          <w:hyperlink w:anchor="_Toc225798377" w:history="1">
             <w:r>
               <w:rPr>
                 <w:rStyle w:val="Hipervnculo"/>
@@ -1748,7 +1748,7 @@
                 <w:noProof/>
                 <w:webHidden/>
               </w:rPr>
-              <w:instrText xml:space="preserve"> PAGEREF _Toc225202447 \h </w:instrText>
+              <w:instrText xml:space="preserve"> PAGEREF _Toc225798377 \h </w:instrText>
             </w:r>
             <w:r>
               <w:rPr>
@@ -1792,7 +1792,7 @@
               <w:lang w:eastAsia="es-PE"/>
             </w:rPr>
           </w:pPr>
-          <w:hyperlink w:anchor="_Toc225202448" w:history="1">
+          <w:hyperlink w:anchor="_Toc225798378" w:history="1">
             <w:r>
               <w:rPr>
                 <w:rStyle w:val="Hipervnculo"/>
@@ -1827,7 +1827,7 @@
                 <w:noProof/>
                 <w:webHidden/>
               </w:rPr>
-              <w:instrText xml:space="preserve"> PAGEREF _Toc225202448 \h </w:instrText>
+              <w:instrText xml:space="preserve"> PAGEREF _Toc225798378 \h </w:instrText>
             </w:r>
             <w:r>
               <w:rPr>
@@ -1871,7 +1871,7 @@
               <w:lang w:eastAsia="es-PE"/>
             </w:rPr>
           </w:pPr>
-          <w:hyperlink w:anchor="_Toc225202449" w:history="1">
+          <w:hyperlink w:anchor="_Toc225798379" w:history="1">
             <w:r>
               <w:rPr>
                 <w:rStyle w:val="Hipervnculo"/>
@@ -1906,7 +1906,7 @@
                 <w:noProof/>
                 <w:webHidden/>
               </w:rPr>
-              <w:instrText xml:space="preserve"> PAGEREF _Toc225202449 \h </w:instrText>
+              <w:instrText xml:space="preserve"> PAGEREF _Toc225798379 \h </w:instrText>
             </w:r>
             <w:r>
               <w:rPr>
@@ -1950,7 +1950,7 @@
               <w:lang w:eastAsia="es-PE"/>
             </w:rPr>
           </w:pPr>
-          <w:hyperlink w:anchor="_Toc225202450" w:history="1">
+          <w:hyperlink w:anchor="_Toc225798380" w:history="1">
             <w:r>
               <w:rPr>
                 <w:rStyle w:val="Hipervnculo"/>
@@ -1977,7 +1977,7 @@
                 <w:noProof/>
                 <w:webHidden/>
               </w:rPr>
-              <w:instrText xml:space="preserve"> PAGEREF _Toc225202450 \h </w:instrText>
+              <w:instrText xml:space="preserve"> PAGEREF _Toc225798380 \h </w:instrText>
             </w:r>
             <w:r>
               <w:rPr>
@@ -1997,7 +1997,7 @@
                 <w:noProof/>
                 <w:webHidden/>
               </w:rPr>
-              <w:t>5</w:t>
+              <w:t>4</w:t>
             </w:r>
             <w:r>
               <w:rPr>
@@ -2021,7 +2021,7 @@
               <w:lang w:eastAsia="es-PE"/>
             </w:rPr>
           </w:pPr>
-          <w:hyperlink w:anchor="_Toc225202451" w:history="1">
+          <w:hyperlink w:anchor="_Toc225798381" w:history="1">
             <w:r>
               <w:rPr>
                 <w:rStyle w:val="Hipervnculo"/>
@@ -2048,7 +2048,7 @@
                 <w:noProof/>
                 <w:webHidden/>
               </w:rPr>
-              <w:instrText xml:space="preserve"> PAGEREF _Toc225202451 \h </w:instrText>
+              <w:instrText xml:space="preserve"> PAGEREF _Toc225798381 \h </w:instrText>
             </w:r>
             <w:r>
               <w:rPr>
@@ -2068,7 +2068,7 @@
                 <w:noProof/>
                 <w:webHidden/>
               </w:rPr>
-              <w:t>5</w:t>
+              <w:t>4</w:t>
             </w:r>
             <w:r>
               <w:rPr>
@@ -2092,7 +2092,7 @@
               <w:lang w:eastAsia="es-PE"/>
             </w:rPr>
           </w:pPr>
-          <w:hyperlink w:anchor="_Toc225202452" w:history="1">
+          <w:hyperlink w:anchor="_Toc225798382" w:history="1">
             <w:r>
               <w:rPr>
                 <w:rStyle w:val="Hipervnculo"/>
@@ -2119,7 +2119,7 @@
                 <w:noProof/>
                 <w:webHidden/>
               </w:rPr>
-              <w:instrText xml:space="preserve"> PAGEREF _Toc225202452 \h </w:instrText>
+              <w:instrText xml:space="preserve"> PAGEREF _Toc225798382 \h </w:instrText>
             </w:r>
             <w:r>
               <w:rPr>
@@ -2139,7 +2139,7 @@
                 <w:noProof/>
                 <w:webHidden/>
               </w:rPr>
-              <w:t>5</w:t>
+              <w:t>4</w:t>
             </w:r>
             <w:r>
               <w:rPr>
@@ -2163,7 +2163,7 @@
               <w:lang w:eastAsia="es-PE"/>
             </w:rPr>
           </w:pPr>
-          <w:hyperlink w:anchor="_Toc225202453" w:history="1">
+          <w:hyperlink w:anchor="_Toc225798383" w:history="1">
             <w:r>
               <w:rPr>
                 <w:rStyle w:val="Hipervnculo"/>
@@ -2190,7 +2190,7 @@
                 <w:noProof/>
                 <w:webHidden/>
               </w:rPr>
-              <w:instrText xml:space="preserve"> PAGEREF _Toc225202453 \h </w:instrText>
+              <w:instrText xml:space="preserve"> PAGEREF _Toc225798383 \h </w:instrText>
             </w:r>
             <w:r>
               <w:rPr>
@@ -2210,7 +2210,7 @@
                 <w:noProof/>
                 <w:webHidden/>
               </w:rPr>
-              <w:t>5</w:t>
+              <w:t>4</w:t>
             </w:r>
             <w:r>
               <w:rPr>
@@ -2234,7 +2234,7 @@
               <w:lang w:eastAsia="es-PE"/>
             </w:rPr>
           </w:pPr>
-          <w:hyperlink w:anchor="_Toc225202454" w:history="1">
+          <w:hyperlink w:anchor="_Toc225798384" w:history="1">
             <w:r>
               <w:rPr>
                 <w:rStyle w:val="Hipervnculo"/>
@@ -2261,7 +2261,7 @@
                 <w:noProof/>
                 <w:webHidden/>
               </w:rPr>
-              <w:instrText xml:space="preserve"> PAGEREF _Toc225202454 \h </w:instrText>
+              <w:instrText xml:space="preserve"> PAGEREF _Toc225798384 \h </w:instrText>
             </w:r>
             <w:r>
               <w:rPr>
@@ -2305,7 +2305,7 @@
               <w:lang w:eastAsia="es-PE"/>
             </w:rPr>
           </w:pPr>
-          <w:hyperlink w:anchor="_Toc225202455" w:history="1">
+          <w:hyperlink w:anchor="_Toc225798385" w:history="1">
             <w:r>
               <w:rPr>
                 <w:rStyle w:val="Hipervnculo"/>
@@ -2332,7 +2332,7 @@
                 <w:noProof/>
                 <w:webHidden/>
               </w:rPr>
-              <w:instrText xml:space="preserve"> PAGEREF _Toc225202455 \h </w:instrText>
+              <w:instrText xml:space="preserve"> PAGEREF _Toc225798385 \h </w:instrText>
             </w:r>
             <w:r>
               <w:rPr>
@@ -2376,7 +2376,7 @@
               <w:lang w:eastAsia="es-PE"/>
             </w:rPr>
           </w:pPr>
-          <w:hyperlink w:anchor="_Toc225202456" w:history="1">
+          <w:hyperlink w:anchor="_Toc225798386" w:history="1">
             <w:r>
               <w:rPr>
                 <w:rStyle w:val="Hipervnculo"/>
@@ -2403,7 +2403,7 @@
                 <w:noProof/>
                 <w:webHidden/>
               </w:rPr>
-              <w:instrText xml:space="preserve"> PAGEREF _Toc225202456 \h </w:instrText>
+              <w:instrText xml:space="preserve"> PAGEREF _Toc225798386 \h </w:instrText>
             </w:r>
             <w:r>
               <w:rPr>
@@ -2447,7 +2447,7 @@
               <w:lang w:eastAsia="es-PE"/>
             </w:rPr>
           </w:pPr>
-          <w:hyperlink w:anchor="_Toc225202457" w:history="1">
+          <w:hyperlink w:anchor="_Toc225798387" w:history="1">
             <w:r>
               <w:rPr>
                 <w:rStyle w:val="Hipervnculo"/>
@@ -2474,7 +2474,7 @@
                 <w:noProof/>
                 <w:webHidden/>
               </w:rPr>
-              <w:instrText xml:space="preserve"> PAGEREF _Toc225202457 \h </w:instrText>
+              <w:instrText xml:space="preserve"> PAGEREF _Toc225798387 \h </w:instrText>
             </w:r>
             <w:r>
               <w:rPr>
@@ -2494,7 +2494,7 @@
                 <w:noProof/>
                 <w:webHidden/>
               </w:rPr>
-              <w:t>6</w:t>
+              <w:t>5</w:t>
             </w:r>
             <w:r>
               <w:rPr>
@@ -2519,7 +2519,7 @@
               <w:lang w:eastAsia="es-PE"/>
             </w:rPr>
           </w:pPr>
-          <w:hyperlink w:anchor="_Toc225202458" w:history="1">
+          <w:hyperlink w:anchor="_Toc225798388" w:history="1">
             <w:r>
               <w:rPr>
                 <w:rStyle w:val="Hipervnculo"/>
@@ -2566,7 +2566,7 @@
                 <w:noProof/>
                 <w:webHidden/>
               </w:rPr>
-              <w:instrText xml:space="preserve"> PAGEREF _Toc225202458 \h </w:instrText>
+              <w:instrText xml:space="preserve"> PAGEREF _Toc225798388 \h </w:instrText>
             </w:r>
             <w:r>
               <w:rPr>
@@ -2586,7 +2586,7 @@
                 <w:noProof/>
                 <w:webHidden/>
               </w:rPr>
-              <w:t>7</w:t>
+              <w:t>6</w:t>
             </w:r>
             <w:r>
               <w:rPr>
@@ -2610,7 +2610,7 @@
               <w:lang w:eastAsia="es-PE"/>
             </w:rPr>
           </w:pPr>
-          <w:hyperlink w:anchor="_Toc225202459" w:history="1">
+          <w:hyperlink w:anchor="_Toc225798389" w:history="1">
             <w:r>
               <w:rPr>
                 <w:rStyle w:val="Hipervnculo"/>
@@ -2637,7 +2637,7 @@
                 <w:noProof/>
                 <w:webHidden/>
               </w:rPr>
-              <w:instrText xml:space="preserve"> PAGEREF _Toc225202459 \h </w:instrText>
+              <w:instrText xml:space="preserve"> PAGEREF _Toc225798389 \h </w:instrText>
             </w:r>
             <w:r>
               <w:rPr>
@@ -2657,7 +2657,7 @@
                 <w:noProof/>
                 <w:webHidden/>
               </w:rPr>
-              <w:t>8</w:t>
+              <w:t>6</w:t>
             </w:r>
             <w:r>
               <w:rPr>
@@ -2681,7 +2681,7 @@
               <w:lang w:eastAsia="es-PE"/>
             </w:rPr>
           </w:pPr>
-          <w:hyperlink w:anchor="_Toc225202460" w:history="1">
+          <w:hyperlink w:anchor="_Toc225798390" w:history="1">
             <w:r>
               <w:rPr>
                 <w:rStyle w:val="Hipervnculo"/>
@@ -2708,7 +2708,7 @@
                 <w:noProof/>
                 <w:webHidden/>
               </w:rPr>
-              <w:instrText xml:space="preserve"> PAGEREF _Toc225202460 \h </w:instrText>
+              <w:instrText xml:space="preserve"> PAGEREF _Toc225798390 \h </w:instrText>
             </w:r>
             <w:r>
               <w:rPr>
@@ -2728,7 +2728,7 @@
                 <w:noProof/>
                 <w:webHidden/>
               </w:rPr>
-              <w:t>8</w:t>
+              <w:t>6</w:t>
             </w:r>
             <w:r>
               <w:rPr>
@@ -2752,7 +2752,7 @@
               <w:lang w:eastAsia="es-PE"/>
             </w:rPr>
           </w:pPr>
-          <w:hyperlink w:anchor="_Toc225202461" w:history="1">
+          <w:hyperlink w:anchor="_Toc225798391" w:history="1">
             <w:r>
               <w:rPr>
                 <w:rStyle w:val="Hipervnculo"/>
@@ -2779,7 +2779,7 @@
                 <w:noProof/>
                 <w:webHidden/>
               </w:rPr>
-              <w:instrText xml:space="preserve"> PAGEREF _Toc225202461 \h </w:instrText>
+              <w:instrText xml:space="preserve"> PAGEREF _Toc225798391 \h </w:instrText>
             </w:r>
             <w:r>
               <w:rPr>
@@ -2799,79 +2799,7 @@
                 <w:noProof/>
                 <w:webHidden/>
               </w:rPr>
-              <w:t>8</w:t>
-            </w:r>
-            <w:r>
-              <w:rPr>
-                <w:noProof/>
-                <w:webHidden/>
-              </w:rPr>
-              <w:fldChar w:fldCharType="end"/>
-            </w:r>
-          </w:hyperlink>
-        </w:p>
-        <w:p>
-          <w:pPr>
-            <w:pStyle w:val="TDC3"/>
-            <w:tabs>
-              <w:tab w:val="right" w:leader="dot" w:pos="8494"/>
-            </w:tabs>
-            <w:rPr>
-              <w:noProof/>
-              <w:sz w:val="24"/>
-              <w:szCs w:val="24"/>
-              <w:lang w:eastAsia="es-PE"/>
-            </w:rPr>
-          </w:pPr>
-          <w:hyperlink w:anchor="_Toc225202462" w:history="1">
-            <w:r>
-              <w:rPr>
-                <w:rStyle w:val="Hipervnculo"/>
-                <w:noProof/>
-                <w:lang w:eastAsia="en-US"/>
-              </w:rPr>
-              <w:t>8.2.1. Roles del Equipo Scrum</w:t>
-            </w:r>
-            <w:r>
-              <w:rPr>
-                <w:noProof/>
-                <w:webHidden/>
-              </w:rPr>
-              <w:tab/>
-            </w:r>
-            <w:r>
-              <w:rPr>
-                <w:noProof/>
-                <w:webHidden/>
-              </w:rPr>
-              <w:fldChar w:fldCharType="begin"/>
-            </w:r>
-            <w:r>
-              <w:rPr>
-                <w:noProof/>
-                <w:webHidden/>
-              </w:rPr>
-              <w:instrText xml:space="preserve"> PAGEREF _Toc225202462 \h </w:instrText>
-            </w:r>
-            <w:r>
-              <w:rPr>
-                <w:noProof/>
-                <w:webHidden/>
-              </w:rPr>
-            </w:r>
-            <w:r>
-              <w:rPr>
-                <w:noProof/>
-                <w:webHidden/>
-              </w:rPr>
-              <w:fldChar w:fldCharType="separate"/>
-            </w:r>
-            <w:r>
-              <w:rPr>
-                <w:noProof/>
-                <w:webHidden/>
-              </w:rPr>
-              <w:t>8</w:t>
+              <w:t>7</w:t>
             </w:r>
             <w:r>
               <w:rPr>
@@ -3029,152 +2957,12 @@
     </w:p>
     <w:p>
       <w:pPr>
-        <w:rPr>
-          <w:lang w:val="es-ES"/>
-        </w:rPr>
-      </w:pPr>
-    </w:p>
-    <w:p>
-      <w:pPr>
-        <w:rPr>
-          <w:lang w:val="es-ES"/>
-        </w:rPr>
-      </w:pPr>
-    </w:p>
-    <w:p>
-      <w:pPr>
-        <w:rPr>
-          <w:lang w:val="es-ES"/>
-        </w:rPr>
-      </w:pPr>
-    </w:p>
-    <w:p>
-      <w:pPr>
-        <w:rPr>
-          <w:lang w:val="es-ES"/>
-        </w:rPr>
-      </w:pPr>
-    </w:p>
-    <w:p>
-      <w:pPr>
-        <w:rPr>
-          <w:lang w:val="es-ES"/>
-        </w:rPr>
-      </w:pPr>
-    </w:p>
-    <w:p>
-      <w:pPr>
-        <w:rPr>
-          <w:lang w:val="es-ES"/>
-        </w:rPr>
-      </w:pPr>
-    </w:p>
-    <w:p>
-      <w:pPr>
-        <w:rPr>
-          <w:lang w:val="es-ES"/>
-        </w:rPr>
-      </w:pPr>
-    </w:p>
-    <w:p>
-      <w:pPr>
-        <w:rPr>
-          <w:lang w:val="es-ES"/>
-        </w:rPr>
-      </w:pPr>
-    </w:p>
-    <w:p>
-      <w:pPr>
-        <w:rPr>
-          <w:lang w:val="es-ES"/>
-        </w:rPr>
-      </w:pPr>
-    </w:p>
-    <w:p>
-      <w:pPr>
-        <w:rPr>
-          <w:lang w:val="es-ES"/>
-        </w:rPr>
-      </w:pPr>
-    </w:p>
-    <w:p>
-      <w:pPr>
-        <w:rPr>
-          <w:lang w:val="es-ES"/>
-        </w:rPr>
-      </w:pPr>
-    </w:p>
-    <w:p>
-      <w:pPr>
-        <w:rPr>
-          <w:lang w:val="es-ES"/>
-        </w:rPr>
-      </w:pPr>
-    </w:p>
-    <w:p>
-      <w:pPr>
-        <w:rPr>
-          <w:lang w:val="es-ES"/>
-        </w:rPr>
-      </w:pPr>
-    </w:p>
-    <w:p>
-      <w:pPr>
-        <w:rPr>
-          <w:lang w:val="es-ES"/>
-        </w:rPr>
-      </w:pPr>
-    </w:p>
-    <w:p>
-      <w:pPr>
-        <w:rPr>
-          <w:lang w:val="es-ES"/>
-        </w:rPr>
-      </w:pPr>
-    </w:p>
-    <w:p>
-      <w:pPr>
-        <w:rPr>
-          <w:lang w:val="es-ES"/>
-        </w:rPr>
-      </w:pPr>
-    </w:p>
-    <w:p>
-      <w:pPr>
-        <w:rPr>
-          <w:lang w:val="es-ES"/>
-        </w:rPr>
-      </w:pPr>
-    </w:p>
-    <w:p>
-      <w:pPr>
-        <w:rPr>
-          <w:lang w:val="es-ES"/>
-        </w:rPr>
-      </w:pPr>
-    </w:p>
-    <w:p>
-      <w:pPr>
-        <w:rPr>
-          <w:lang w:val="es-ES"/>
-        </w:rPr>
-      </w:pPr>
-    </w:p>
-    <w:p>
-      <w:pPr>
-        <w:rPr>
-          <w:lang w:val="es-ES"/>
-        </w:rPr>
-      </w:pPr>
-    </w:p>
-    <w:p>
-      <w:pPr>
         <w:pStyle w:val="Ttulo1"/>
         <w:rPr>
           <w:b w:val="0"/>
         </w:rPr>
       </w:pPr>
-      <w:bookmarkStart w:id="1" w:name="_Toc225202440"/>
+      <w:bookmarkStart w:id="1" w:name="_Toc225798370"/>
       <w:r>
         <w:t>CAPÍTULO</w:t>
       </w:r>
@@ -3199,7 +2987,7 @@
           <w:szCs w:val="22"/>
         </w:rPr>
       </w:pPr>
-      <w:bookmarkStart w:id="2" w:name="_Toc225202441"/>
+      <w:bookmarkStart w:id="2" w:name="_Toc225798371"/>
       <w:r>
         <w:rPr>
           <w:rFonts w:cs="Arial"/>
@@ -3317,7 +3105,7 @@
           <w:lang w:val="es-ES"/>
         </w:rPr>
       </w:pPr>
-      <w:bookmarkStart w:id="3" w:name="_Toc225202442"/>
+      <w:bookmarkStart w:id="3" w:name="_Toc225798372"/>
       <w:r>
         <w:rPr>
           <w:lang w:val="es-ES"/>
@@ -3465,24 +3253,9 @@
     </w:p>
     <w:p>
       <w:pPr>
-        <w:jc w:val="both"/>
-        <w:rPr>
-          <w:lang w:val="es-ES"/>
-        </w:rPr>
-      </w:pPr>
-    </w:p>
-    <w:p>
-      <w:pPr>
-        <w:rPr>
-          <w:lang w:val="es-ES"/>
-        </w:rPr>
-      </w:pPr>
-    </w:p>
-    <w:p>
-      <w:pPr>
         <w:pStyle w:val="Ttulo3"/>
       </w:pPr>
-      <w:bookmarkStart w:id="4" w:name="_Toc225202443"/>
+      <w:bookmarkStart w:id="4" w:name="_Toc225798373"/>
       <w:r>
         <w:t>2.1</w:t>
       </w:r>
@@ -3743,7 +3516,7 @@
           <w:lang w:val="es-ES"/>
         </w:rPr>
       </w:pPr>
-      <w:bookmarkStart w:id="5" w:name="_Toc225202444"/>
+      <w:bookmarkStart w:id="5" w:name="_Toc225798374"/>
       <w:r>
         <w:rPr>
           <w:lang w:val="es-ES"/>
@@ -4061,7 +3834,7 @@
           <w:lang w:val="es-ES"/>
         </w:rPr>
       </w:pPr>
-      <w:bookmarkStart w:id="6" w:name="_Toc225202445"/>
+      <w:bookmarkStart w:id="6" w:name="_Toc225798375"/>
       <w:r>
         <w:rPr>
           <w:lang w:val="es-ES"/>
@@ -4112,7 +3885,7 @@
           <w:lang w:val="es-ES"/>
         </w:rPr>
       </w:pPr>
-      <w:bookmarkStart w:id="7" w:name="_Toc225202446"/>
+      <w:bookmarkStart w:id="7" w:name="_Toc225798376"/>
       <w:r>
         <w:rPr>
           <w:rStyle w:val="Ttulo3Car"/>
@@ -4158,7 +3931,7 @@
       <w:pPr>
         <w:jc w:val="both"/>
       </w:pPr>
-      <w:bookmarkStart w:id="8" w:name="_Toc225202447"/>
+      <w:bookmarkStart w:id="8" w:name="_Toc225798377"/>
       <w:r>
         <w:rPr>
           <w:rStyle w:val="Ttulo3Car"/>
@@ -4211,7 +3984,7 @@
           <w:lang w:val="es-ES"/>
         </w:rPr>
       </w:pPr>
-      <w:bookmarkStart w:id="9" w:name="_Toc225202448"/>
+      <w:bookmarkStart w:id="9" w:name="_Toc225798378"/>
       <w:r>
         <w:rPr>
           <w:rStyle w:val="Ttulo3Car"/>
@@ -4282,7 +4055,7 @@
           <w:lang w:val="es-ES"/>
         </w:rPr>
       </w:pPr>
-      <w:bookmarkStart w:id="10" w:name="_Toc225202449"/>
+      <w:bookmarkStart w:id="10" w:name="_Toc225798379"/>
       <w:r>
         <w:rPr>
           <w:rStyle w:val="Ttulo3Car"/>
@@ -4380,7 +4153,7 @@
       <w:pPr>
         <w:pStyle w:val="Ttulo2"/>
       </w:pPr>
-      <w:bookmarkStart w:id="11" w:name="_Toc225202450"/>
+      <w:bookmarkStart w:id="11" w:name="_Toc225798380"/>
       <w:r>
         <w:t>4. JUSTIFICACIÓN DE LA ELECCIÓN DE TEMA</w:t>
       </w:r>
@@ -4422,7 +4195,7 @@
           <w:color w:val="E97132" w:themeColor="accent2"/>
         </w:rPr>
       </w:pPr>
-      <w:bookmarkStart w:id="12" w:name="_Toc225202451"/>
+      <w:bookmarkStart w:id="12" w:name="_Toc225798381"/>
       <w:r>
         <w:rPr>
           <w:rStyle w:val="Ttulo3Car"/>
@@ -4467,7 +4240,7 @@
       <w:pPr>
         <w:jc w:val="both"/>
       </w:pPr>
-      <w:bookmarkStart w:id="13" w:name="_Toc225202452"/>
+      <w:bookmarkStart w:id="13" w:name="_Toc225798382"/>
       <w:r>
         <w:rPr>
           <w:rStyle w:val="Ttulo3Car"/>
@@ -4502,7 +4275,7 @@
       <w:pPr>
         <w:jc w:val="both"/>
       </w:pPr>
-      <w:bookmarkStart w:id="14" w:name="_Toc225202453"/>
+      <w:bookmarkStart w:id="14" w:name="_Toc225798383"/>
       <w:r>
         <w:rPr>
           <w:rStyle w:val="Ttulo3Car"/>
@@ -4551,7 +4324,7 @@
       <w:pPr>
         <w:pStyle w:val="Ttulo2"/>
       </w:pPr>
-      <w:bookmarkStart w:id="15" w:name="_Toc225202454"/>
+      <w:bookmarkStart w:id="15" w:name="_Toc225798384"/>
       <w:r>
         <w:t>5. OBJETIVOS</w:t>
       </w:r>
@@ -4561,7 +4334,7 @@
       <w:pPr>
         <w:pStyle w:val="Ttulo3"/>
       </w:pPr>
-      <w:bookmarkStart w:id="16" w:name="_Toc225202455"/>
+      <w:bookmarkStart w:id="16" w:name="_Toc225798385"/>
       <w:r>
         <w:t>5.1</w:t>
       </w:r>
@@ -4606,7 +4379,7 @@
       <w:pPr>
         <w:pStyle w:val="Ttulo3"/>
       </w:pPr>
-      <w:bookmarkStart w:id="17" w:name="_Toc225202456"/>
+      <w:bookmarkStart w:id="17" w:name="_Toc225798386"/>
       <w:r>
         <w:t>5.2</w:t>
       </w:r>
@@ -4732,7 +4505,7 @@
       <w:pPr>
         <w:pStyle w:val="Ttulo2"/>
       </w:pPr>
-      <w:bookmarkStart w:id="18" w:name="_Toc225202457"/>
+      <w:bookmarkStart w:id="18" w:name="_Toc225798387"/>
       <w:r>
         <w:t>6. ALCANCE</w:t>
       </w:r>
@@ -4860,121 +4633,6 @@
       <w:r>
         <w:t>.</w:t>
       </w:r>
-    </w:p>
-    <w:p>
-      <w:pPr>
-        <w:jc w:val="both"/>
-      </w:pPr>
-    </w:p>
-    <w:p>
-      <w:pPr>
-        <w:jc w:val="both"/>
-      </w:pPr>
-    </w:p>
-    <w:p>
-      <w:pPr>
-        <w:jc w:val="both"/>
-      </w:pPr>
-    </w:p>
-    <w:p>
-      <w:pPr>
-        <w:jc w:val="both"/>
-      </w:pPr>
-    </w:p>
-    <w:p>
-      <w:pPr>
-        <w:jc w:val="both"/>
-      </w:pPr>
-    </w:p>
-    <w:p>
-      <w:pPr>
-        <w:jc w:val="both"/>
-      </w:pPr>
-    </w:p>
-    <w:p>
-      <w:pPr>
-        <w:jc w:val="both"/>
-      </w:pPr>
-    </w:p>
-    <w:p>
-      <w:pPr>
-        <w:jc w:val="both"/>
-      </w:pPr>
-    </w:p>
-    <w:p>
-      <w:pPr>
-        <w:jc w:val="both"/>
-      </w:pPr>
-    </w:p>
-    <w:p>
-      <w:pPr>
-        <w:jc w:val="both"/>
-      </w:pPr>
-    </w:p>
-    <w:p>
-      <w:pPr>
-        <w:jc w:val="both"/>
-      </w:pPr>
-    </w:p>
-    <w:p>
-      <w:pPr>
-        <w:jc w:val="both"/>
-      </w:pPr>
-    </w:p>
-    <w:p>
-      <w:pPr>
-        <w:jc w:val="both"/>
-      </w:pPr>
-    </w:p>
-    <w:p>
-      <w:pPr>
-        <w:jc w:val="both"/>
-      </w:pPr>
-    </w:p>
-    <w:p>
-      <w:pPr>
-        <w:jc w:val="both"/>
-      </w:pPr>
-    </w:p>
-    <w:p>
-      <w:pPr>
-        <w:jc w:val="both"/>
-      </w:pPr>
-    </w:p>
-    <w:p>
-      <w:pPr>
-        <w:jc w:val="both"/>
-      </w:pPr>
-    </w:p>
-    <w:p>
-      <w:pPr>
-        <w:jc w:val="both"/>
-      </w:pPr>
-    </w:p>
-    <w:p>
-      <w:pPr>
-        <w:jc w:val="both"/>
-      </w:pPr>
-    </w:p>
-    <w:p>
-      <w:pPr>
-        <w:jc w:val="both"/>
-      </w:pPr>
-    </w:p>
-    <w:p>
-      <w:pPr>
-        <w:jc w:val="both"/>
-      </w:pPr>
-    </w:p>
-    <w:p>
-      <w:pPr>
-        <w:jc w:val="both"/>
-      </w:pPr>
-    </w:p>
-    <w:p>
-      <w:pPr>
-        <w:jc w:val="both"/>
-      </w:pPr>
     </w:p>
     <w:p>
       <w:pPr>
@@ -5042,7 +4700,7 @@
           <w:szCs w:val="22"/>
         </w:rPr>
       </w:pPr>
-      <w:bookmarkStart w:id="19" w:name="_Toc225202458"/>
+      <w:bookmarkStart w:id="19" w:name="_Toc225798388"/>
       <w:r>
         <w:rPr>
           <w:rFonts w:cs="Arial"/>
@@ -6308,143 +5966,103 @@
     </w:p>
     <w:p>
       <w:pPr>
+        <w:pStyle w:val="Ttulo2"/>
+      </w:pPr>
+      <w:bookmarkStart w:id="20" w:name="_Toc225798389"/>
+      <w:r>
+        <w:t>8. METODOLOGÍA</w:t>
+      </w:r>
+      <w:bookmarkEnd w:id="20"/>
+    </w:p>
+    <w:p>
+      <w:pPr>
+        <w:pStyle w:val="Ttulo3"/>
+      </w:pPr>
+      <w:bookmarkStart w:id="21" w:name="_Toc225798390"/>
+      <w:r>
+        <w:t>8.1. Metodología de Desarrollo</w:t>
+      </w:r>
+      <w:bookmarkEnd w:id="21"/>
+    </w:p>
+    <w:p>
+      <w:pPr>
         <w:jc w:val="both"/>
-        <w:rPr>
-          <w:lang w:val="es-ES"/>
-        </w:rPr>
-      </w:pPr>
+      </w:pPr>
+      <w:r>
+        <w:t>Para llevar a cabo el diseño e implementación del ecosistema web "</w:t>
+      </w:r>
+      <w:proofErr w:type="spellStart"/>
+      <w:r>
+        <w:t>Yalotengo</w:t>
+      </w:r>
+      <w:proofErr w:type="spellEnd"/>
+      <w:r>
+        <w:t xml:space="preserve">", se ha elegido la metodología ágil Scrum. Este enfoque iterativo e incremental es ideal para este proyecto dada su complejidad tecnológica, ya que permite una gestión dinámica y flexible para integrar progresivamente cada uno de sus verticales (Modelos 3D, Libros, </w:t>
+      </w:r>
+      <w:proofErr w:type="spellStart"/>
+      <w:r>
+        <w:t>Backend</w:t>
+      </w:r>
+      <w:proofErr w:type="spellEnd"/>
+      <w:r>
+        <w:t xml:space="preserve"> para Unity AR, Cursos y Reserva de </w:t>
+      </w:r>
+      <w:proofErr w:type="gramStart"/>
+      <w:r>
+        <w:t>tickets</w:t>
+      </w:r>
+      <w:proofErr w:type="gramEnd"/>
+      <w:r>
+        <w:t>), adaptándose a los cambios y garantizando que las necesidades de "Invéntalo" sean atendidas de manera continua.</w:t>
+      </w:r>
     </w:p>
     <w:p>
       <w:pPr>
         <w:jc w:val="both"/>
-        <w:rPr>
-          <w:lang w:val="es-ES"/>
-        </w:rPr>
       </w:pPr>
     </w:p>
     <w:p>
       <w:pPr>
         <w:jc w:val="both"/>
-        <w:rPr>
-          <w:lang w:val="es-ES"/>
-        </w:rPr>
-      </w:pPr>
+      </w:pPr>
+      <w:r>
+        <w:t xml:space="preserve">Scrum organiza el desarrollo en </w:t>
+      </w:r>
+      <w:proofErr w:type="spellStart"/>
+      <w:r>
+        <w:t>sprints</w:t>
+      </w:r>
+      <w:proofErr w:type="spellEnd"/>
+      <w:r>
+        <w:t>, ciclos cortos de trabajo o iteraciones que se enfocan en cumplir objetivos específicos dentro de un tiempo definido. Al finalizar cada sprint, el equipo entrega un incremento funcional del sistema, lo que permite a los interesados evaluar los avances de forma práctica y realizar ajustes inmediatos (por ejemplo, alineando las necesidades del e-</w:t>
+      </w:r>
+      <w:proofErr w:type="spellStart"/>
+      <w:r>
+        <w:t>commerce</w:t>
+      </w:r>
+      <w:proofErr w:type="spellEnd"/>
+      <w:r>
+        <w:t xml:space="preserve"> con los requisitos técnicos de los </w:t>
+      </w:r>
+      <w:proofErr w:type="spellStart"/>
+      <w:r>
+        <w:t>AssetBundles</w:t>
+      </w:r>
+      <w:proofErr w:type="spellEnd"/>
+      <w:r>
+        <w:t xml:space="preserve"> de AR). Con este marco de trabajo, no solo se alcanzan los objetivos del ecosistema de manera eficiente, sino que también se garantiza entregar un producto final pulido y operativo para clientes y administradores.</w:t>
+      </w:r>
     </w:p>
     <w:p>
       <w:pPr>
         <w:jc w:val="both"/>
-        <w:rPr>
-          <w:lang w:val="es-ES"/>
-        </w:rPr>
-      </w:pPr>
-    </w:p>
-    <w:p>
-      <w:pPr>
-        <w:jc w:val="both"/>
-        <w:rPr>
-          <w:lang w:val="es-ES"/>
-        </w:rPr>
-      </w:pPr>
-    </w:p>
-    <w:p>
-      <w:pPr>
-        <w:pStyle w:val="Ttulo2"/>
-      </w:pPr>
-      <w:bookmarkStart w:id="20" w:name="_Toc225202459"/>
-      <w:r>
-        <w:t>8. METODOLOGÍA</w:t>
-      </w:r>
-      <w:bookmarkEnd w:id="20"/>
+      </w:pPr>
     </w:p>
     <w:p>
       <w:pPr>
         <w:pStyle w:val="Ttulo3"/>
       </w:pPr>
-      <w:bookmarkStart w:id="21" w:name="_Toc225202460"/>
-      <w:r>
-        <w:t>8.1. Metodología de Desarrollo</w:t>
-      </w:r>
-      <w:bookmarkEnd w:id="21"/>
-    </w:p>
-    <w:p>
-      <w:pPr>
-        <w:jc w:val="both"/>
-      </w:pPr>
-      <w:r>
-        <w:t>Para llevar a cabo el diseño e implementación del ecosistema web "</w:t>
-      </w:r>
-      <w:proofErr w:type="spellStart"/>
-      <w:r>
-        <w:t>Yalotengo</w:t>
-      </w:r>
-      <w:proofErr w:type="spellEnd"/>
-      <w:r>
-        <w:t xml:space="preserve">", se ha elegido la metodología ágil Scrum. Este enfoque iterativo e incremental es ideal para este proyecto dada su complejidad tecnológica, ya que permite una gestión dinámica y flexible para integrar progresivamente cada uno de sus verticales (Modelos 3D, Libros, </w:t>
-      </w:r>
-      <w:proofErr w:type="spellStart"/>
-      <w:r>
-        <w:t>Backend</w:t>
-      </w:r>
-      <w:proofErr w:type="spellEnd"/>
-      <w:r>
-        <w:t xml:space="preserve"> para Unity AR, Cursos y Reserva de </w:t>
-      </w:r>
-      <w:proofErr w:type="gramStart"/>
-      <w:r>
-        <w:t>tickets</w:t>
-      </w:r>
-      <w:proofErr w:type="gramEnd"/>
-      <w:r>
-        <w:t>), adaptándose a los cambios y garantizando que las necesidades de "Invéntalo" sean atendidas de manera continua.</w:t>
-      </w:r>
-    </w:p>
-    <w:p>
-      <w:pPr>
-        <w:jc w:val="both"/>
-      </w:pPr>
-    </w:p>
-    <w:p>
-      <w:pPr>
-        <w:jc w:val="both"/>
-      </w:pPr>
-      <w:r>
-        <w:t xml:space="preserve">Scrum organiza el desarrollo en </w:t>
-      </w:r>
-      <w:proofErr w:type="spellStart"/>
-      <w:r>
-        <w:t>sprints</w:t>
-      </w:r>
-      <w:proofErr w:type="spellEnd"/>
-      <w:r>
-        <w:t>, ciclos cortos de trabajo o iteraciones que se enfocan en cumplir objetivos específicos dentro de un tiempo definido. Al finalizar cada sprint, el equipo entrega un incremento funcional del sistema, lo que permite a los interesados evaluar los avances de forma práctica y realizar ajustes inmediatos (por ejemplo, alineando las necesidades del e-</w:t>
-      </w:r>
-      <w:proofErr w:type="spellStart"/>
-      <w:r>
-        <w:t>commerce</w:t>
-      </w:r>
-      <w:proofErr w:type="spellEnd"/>
-      <w:r>
-        <w:t xml:space="preserve"> con los requisitos técnicos de los </w:t>
-      </w:r>
-      <w:proofErr w:type="spellStart"/>
-      <w:r>
-        <w:t>AssetBundles</w:t>
-      </w:r>
-      <w:proofErr w:type="spellEnd"/>
-      <w:r>
-        <w:t xml:space="preserve"> de AR). Con este marco de trabajo, no solo se alcanzan los objetivos del ecosistema de manera eficiente, sino que también se garantiza entregar un producto final pulido y operativo para clientes y administradores.</w:t>
-      </w:r>
-    </w:p>
-    <w:p>
-      <w:pPr>
-        <w:jc w:val="both"/>
-      </w:pPr>
-    </w:p>
-    <w:p>
-      <w:pPr>
-        <w:pStyle w:val="Ttulo3"/>
-      </w:pPr>
-      <w:bookmarkStart w:id="22" w:name="_Toc225202461"/>
+      <w:bookmarkStart w:id="22" w:name="_Toc225798391"/>
       <w:r>
         <w:t>8.2. Planificación</w:t>
       </w:r>
@@ -6487,7 +6105,6 @@
           <w:lang w:eastAsia="en-US"/>
         </w:rPr>
       </w:pPr>
-      <w:bookmarkStart w:id="23" w:name="_Toc225202462"/>
       <w:r>
         <w:rPr>
           <w:b/>
@@ -6496,7 +6113,6 @@
         </w:rPr>
         <w:t>8.2.1. Roles del Equipo Scrum</w:t>
       </w:r>
-      <w:bookmarkEnd w:id="23"/>
     </w:p>
     <w:p>
       <w:pPr>
@@ -7291,12 +6907,471 @@
     </w:p>
     <w:p>
       <w:pPr>
+        <w:pStyle w:val="Ttulo1"/>
+      </w:pPr>
+      <w:hyperlink w:anchor="_Toc184803752" w:history="1">
+        <w:r>
+          <w:rPr>
+            <w:rStyle w:val="Hipervnculo"/>
+            <w:color w:val="000000" w:themeColor="text1"/>
+            <w:u w:val="none"/>
+          </w:rPr>
+          <w:t>CAPÍTULO III: ANÁLISIS Y REQUERIMIENTOS DE SISTEMAS DE INFORMACIÓN</w:t>
+        </w:r>
+      </w:hyperlink>
+    </w:p>
+    <w:p/>
+    <w:p>
+      <w:pPr>
+        <w:pStyle w:val="Ttulo2"/>
+      </w:pPr>
+      <w:r>
+        <w:t>1. DIAGRAMAS DE CASO DE USO</w:t>
+      </w:r>
+    </w:p>
+    <w:p>
+      <w:pPr>
+        <w:pStyle w:val="Ttulo2"/>
+      </w:pPr>
+      <w:r>
+        <w:t>2. REQUISITOS FUNCIONALES</w:t>
+      </w:r>
+    </w:p>
+    <w:p/>
+    <w:tbl>
+      <w:tblPr>
+        <w:tblStyle w:val="Tablaconcuadrcula"/>
+        <w:tblW w:w="0" w:type="auto"/>
+        <w:tblLook w:val="04A0" w:firstRow="1" w:lastRow="0" w:firstColumn="1" w:lastColumn="0" w:noHBand="0" w:noVBand="1"/>
+      </w:tblPr>
+      <w:tblGrid>
+        <w:gridCol w:w="1413"/>
+        <w:gridCol w:w="7081"/>
+      </w:tblGrid>
+      <w:tr>
+        <w:tc>
+          <w:tcPr>
+            <w:tcW w:w="1413" w:type="dxa"/>
+          </w:tcPr>
+          <w:p>
+            <w:pPr>
+              <w:jc w:val="both"/>
+            </w:pPr>
+            <w:r>
+              <w:t xml:space="preserve"> N.º </w:t>
+            </w:r>
+          </w:p>
+        </w:tc>
+        <w:tc>
+          <w:tcPr>
+            <w:tcW w:w="7081" w:type="dxa"/>
+          </w:tcPr>
+          <w:p>
+            <w:pPr>
+              <w:jc w:val="both"/>
+              <w:rPr>
+                <w:lang w:val="es-ES"/>
+              </w:rPr>
+            </w:pPr>
+            <w:r>
+              <w:rPr>
+                <w:lang w:val="es-ES"/>
+              </w:rPr>
+              <w:t>1</w:t>
+            </w:r>
+          </w:p>
+        </w:tc>
+      </w:tr>
+      <w:tr>
+        <w:tc>
+          <w:tcPr>
+            <w:tcW w:w="1413" w:type="dxa"/>
+          </w:tcPr>
+          <w:p>
+            <w:pPr>
+              <w:jc w:val="both"/>
+            </w:pPr>
+            <w:r>
+              <w:t>Código</w:t>
+            </w:r>
+          </w:p>
+        </w:tc>
+        <w:tc>
+          <w:tcPr>
+            <w:tcW w:w="7081" w:type="dxa"/>
+          </w:tcPr>
+          <w:p>
+            <w:pPr>
+              <w:jc w:val="both"/>
+            </w:pPr>
+            <w:r>
+              <w:t>RF-01</w:t>
+            </w:r>
+          </w:p>
+        </w:tc>
+      </w:tr>
+      <w:tr>
+        <w:tc>
+          <w:tcPr>
+            <w:tcW w:w="1413" w:type="dxa"/>
+          </w:tcPr>
+          <w:p>
+            <w:pPr>
+              <w:jc w:val="both"/>
+            </w:pPr>
+            <w:r>
+              <w:t>Nombre</w:t>
+            </w:r>
+          </w:p>
+        </w:tc>
+        <w:tc>
+          <w:tcPr>
+            <w:tcW w:w="7081" w:type="dxa"/>
+          </w:tcPr>
+          <w:p>
+            <w:pPr>
+              <w:jc w:val="both"/>
+            </w:pPr>
+            <w:r>
+              <w:t>Registro de usuario</w:t>
+            </w:r>
+          </w:p>
+        </w:tc>
+      </w:tr>
+      <w:tr>
+        <w:tc>
+          <w:tcPr>
+            <w:tcW w:w="1413" w:type="dxa"/>
+          </w:tcPr>
+          <w:p>
+            <w:pPr>
+              <w:jc w:val="both"/>
+            </w:pPr>
+            <w:r>
+              <w:t xml:space="preserve">Descripción </w:t>
+            </w:r>
+          </w:p>
+        </w:tc>
+        <w:tc>
+          <w:tcPr>
+            <w:tcW w:w="7081" w:type="dxa"/>
+          </w:tcPr>
+          <w:p>
+            <w:pPr>
+              <w:jc w:val="both"/>
+            </w:pPr>
+            <w:r>
+              <w:t xml:space="preserve">El sistema debe permitir el registro de clientes mediante formulario (nombres, apellidos, </w:t>
+            </w:r>
+            <w:r>
+              <w:t>DNI</w:t>
+            </w:r>
+            <w:r>
+              <w:t xml:space="preserve">, </w:t>
+            </w:r>
+            <w:r>
+              <w:t>correo</w:t>
+            </w:r>
+            <w:r>
+              <w:t xml:space="preserve">, contraseña) con validación de </w:t>
+            </w:r>
+            <w:r>
+              <w:t>correo</w:t>
+            </w:r>
+            <w:r>
+              <w:t xml:space="preserve"> único. Al registrarse, se genera un token JWT de acceso.</w:t>
+            </w:r>
+          </w:p>
+        </w:tc>
+      </w:tr>
+      <w:tr>
+        <w:tc>
+          <w:tcPr>
+            <w:tcW w:w="1413" w:type="dxa"/>
+          </w:tcPr>
+          <w:p>
+            <w:pPr>
+              <w:jc w:val="both"/>
+            </w:pPr>
+            <w:r>
+              <w:t>Rol</w:t>
+            </w:r>
+          </w:p>
+        </w:tc>
+        <w:tc>
+          <w:tcPr>
+            <w:tcW w:w="7081" w:type="dxa"/>
+          </w:tcPr>
+          <w:p>
+            <w:pPr>
+              <w:jc w:val="both"/>
+              <w:rPr>
+                <w:lang w:val="es-ES"/>
+              </w:rPr>
+            </w:pPr>
+            <w:r>
+              <w:rPr>
+                <w:lang w:val="es-ES"/>
+              </w:rPr>
+              <w:t>Cliente</w:t>
+            </w:r>
+          </w:p>
+        </w:tc>
+      </w:tr>
+      <w:tr>
+        <w:tc>
+          <w:tcPr>
+            <w:tcW w:w="1413" w:type="dxa"/>
+          </w:tcPr>
+          <w:p>
+            <w:pPr>
+              <w:jc w:val="both"/>
+            </w:pPr>
+            <w:r>
+              <w:t>Prioridad</w:t>
+            </w:r>
+          </w:p>
+        </w:tc>
+        <w:tc>
+          <w:tcPr>
+            <w:tcW w:w="7081" w:type="dxa"/>
+          </w:tcPr>
+          <w:p>
+            <w:pPr>
+              <w:jc w:val="both"/>
+              <w:rPr>
+                <w:lang w:val="es-ES"/>
+              </w:rPr>
+            </w:pPr>
+            <w:r>
+              <w:rPr>
+                <w:lang w:val="es-ES"/>
+              </w:rPr>
+              <w:t>Alta</w:t>
+            </w:r>
+          </w:p>
+        </w:tc>
+      </w:tr>
+    </w:tbl>
+    <w:p>
+      <w:pPr>
         <w:jc w:val="both"/>
         <w:rPr>
           <w:lang w:val="es-ES"/>
         </w:rPr>
       </w:pPr>
     </w:p>
+    <w:tbl>
+      <w:tblPr>
+        <w:tblStyle w:val="Tablaconcuadrcula"/>
+        <w:tblW w:w="0" w:type="auto"/>
+        <w:tblLook w:val="04A0" w:firstRow="1" w:lastRow="0" w:firstColumn="1" w:lastColumn="0" w:noHBand="0" w:noVBand="1"/>
+      </w:tblPr>
+      <w:tblGrid>
+        <w:gridCol w:w="1413"/>
+        <w:gridCol w:w="7081"/>
+      </w:tblGrid>
+      <w:tr>
+        <w:tc>
+          <w:tcPr>
+            <w:tcW w:w="1413" w:type="dxa"/>
+          </w:tcPr>
+          <w:p>
+            <w:pPr>
+              <w:jc w:val="both"/>
+            </w:pPr>
+            <w:r>
+              <w:t xml:space="preserve"> N.º </w:t>
+            </w:r>
+          </w:p>
+        </w:tc>
+        <w:tc>
+          <w:tcPr>
+            <w:tcW w:w="7081" w:type="dxa"/>
+          </w:tcPr>
+          <w:p>
+            <w:pPr>
+              <w:jc w:val="both"/>
+              <w:rPr>
+                <w:lang w:val="es-ES"/>
+              </w:rPr>
+            </w:pPr>
+            <w:r>
+              <w:rPr>
+                <w:lang w:val="es-ES"/>
+              </w:rPr>
+              <w:t>2</w:t>
+            </w:r>
+          </w:p>
+        </w:tc>
+      </w:tr>
+      <w:tr>
+        <w:tc>
+          <w:tcPr>
+            <w:tcW w:w="1413" w:type="dxa"/>
+          </w:tcPr>
+          <w:p>
+            <w:pPr>
+              <w:jc w:val="both"/>
+            </w:pPr>
+            <w:r>
+              <w:t>Código</w:t>
+            </w:r>
+          </w:p>
+        </w:tc>
+        <w:tc>
+          <w:tcPr>
+            <w:tcW w:w="7081" w:type="dxa"/>
+          </w:tcPr>
+          <w:p>
+            <w:pPr>
+              <w:jc w:val="both"/>
+            </w:pPr>
+            <w:r>
+              <w:t>RF-0</w:t>
+            </w:r>
+            <w:r>
+              <w:t>2</w:t>
+            </w:r>
+          </w:p>
+        </w:tc>
+      </w:tr>
+      <w:tr>
+        <w:tc>
+          <w:tcPr>
+            <w:tcW w:w="1413" w:type="dxa"/>
+          </w:tcPr>
+          <w:p>
+            <w:pPr>
+              <w:jc w:val="both"/>
+            </w:pPr>
+            <w:r>
+              <w:t>Nombre</w:t>
+            </w:r>
+          </w:p>
+        </w:tc>
+        <w:tc>
+          <w:tcPr>
+            <w:tcW w:w="7081" w:type="dxa"/>
+          </w:tcPr>
+          <w:p>
+            <w:pPr>
+              <w:jc w:val="both"/>
+            </w:pPr>
+            <w:r>
+              <w:t>Autenticación local</w:t>
+            </w:r>
+          </w:p>
+        </w:tc>
+      </w:tr>
+      <w:tr>
+        <w:tc>
+          <w:tcPr>
+            <w:tcW w:w="1413" w:type="dxa"/>
+          </w:tcPr>
+          <w:p>
+            <w:pPr>
+              <w:jc w:val="both"/>
+            </w:pPr>
+            <w:r>
+              <w:t xml:space="preserve">Descripción </w:t>
+            </w:r>
+          </w:p>
+        </w:tc>
+        <w:tc>
+          <w:tcPr>
+            <w:tcW w:w="7081" w:type="dxa"/>
+          </w:tcPr>
+          <w:p>
+            <w:pPr>
+              <w:jc w:val="both"/>
+            </w:pPr>
+            <w:r>
+              <w:t xml:space="preserve">El sistema debe permitir el inicio de sesión mediante </w:t>
+            </w:r>
+            <w:r>
+              <w:t>correo</w:t>
+            </w:r>
+            <w:r>
+              <w:t xml:space="preserve"> y contraseña, validando las credenciales con hash </w:t>
+            </w:r>
+            <w:proofErr w:type="spellStart"/>
+            <w:r>
+              <w:t>bcrypt</w:t>
+            </w:r>
+            <w:proofErr w:type="spellEnd"/>
+            <w:r>
+              <w:t xml:space="preserve"> y devolviendo un token JWT con el rol del usuario.</w:t>
+            </w:r>
+          </w:p>
+        </w:tc>
+      </w:tr>
+      <w:tr>
+        <w:tc>
+          <w:tcPr>
+            <w:tcW w:w="1413" w:type="dxa"/>
+          </w:tcPr>
+          <w:p>
+            <w:pPr>
+              <w:jc w:val="both"/>
+            </w:pPr>
+            <w:r>
+              <w:t>Rol</w:t>
+            </w:r>
+          </w:p>
+        </w:tc>
+        <w:tc>
+          <w:tcPr>
+            <w:tcW w:w="7081" w:type="dxa"/>
+          </w:tcPr>
+          <w:p>
+            <w:pPr>
+              <w:jc w:val="both"/>
+            </w:pPr>
+            <w:r>
+              <w:t>Cliente, Admin</w:t>
+            </w:r>
+            <w:r>
+              <w:t>istrador</w:t>
+            </w:r>
+          </w:p>
+        </w:tc>
+      </w:tr>
+      <w:tr>
+        <w:tc>
+          <w:tcPr>
+            <w:tcW w:w="1413" w:type="dxa"/>
+          </w:tcPr>
+          <w:p>
+            <w:pPr>
+              <w:jc w:val="both"/>
+            </w:pPr>
+            <w:r>
+              <w:t>Prioridad</w:t>
+            </w:r>
+          </w:p>
+        </w:tc>
+        <w:tc>
+          <w:tcPr>
+            <w:tcW w:w="7081" w:type="dxa"/>
+          </w:tcPr>
+          <w:p>
+            <w:pPr>
+              <w:jc w:val="both"/>
+              <w:rPr>
+                <w:lang w:val="es-ES"/>
+              </w:rPr>
+            </w:pPr>
+            <w:r>
+              <w:rPr>
+                <w:lang w:val="es-ES"/>
+              </w:rPr>
+              <w:t>Alta</w:t>
+            </w:r>
+          </w:p>
+        </w:tc>
+      </w:tr>
+    </w:tbl>
     <w:p>
       <w:pPr>
         <w:jc w:val="both"/>
@@ -7357,6 +7432,7636 @@
       <w:pPr>
         <w:jc w:val="both"/>
         <w:rPr>
+          <w:lang w:val="es-ES"/>
+        </w:rPr>
+      </w:pPr>
+    </w:p>
+    <w:tbl>
+      <w:tblPr>
+        <w:tblStyle w:val="Tablaconcuadrcula"/>
+        <w:tblW w:w="0" w:type="auto"/>
+        <w:tblLook w:val="04A0" w:firstRow="1" w:lastRow="0" w:firstColumn="1" w:lastColumn="0" w:noHBand="0" w:noVBand="1"/>
+      </w:tblPr>
+      <w:tblGrid>
+        <w:gridCol w:w="1413"/>
+        <w:gridCol w:w="7081"/>
+      </w:tblGrid>
+      <w:tr>
+        <w:tc>
+          <w:tcPr>
+            <w:tcW w:w="1413" w:type="dxa"/>
+          </w:tcPr>
+          <w:p>
+            <w:pPr>
+              <w:jc w:val="both"/>
+            </w:pPr>
+            <w:r>
+              <w:t xml:space="preserve"> N.º </w:t>
+            </w:r>
+          </w:p>
+        </w:tc>
+        <w:tc>
+          <w:tcPr>
+            <w:tcW w:w="7081" w:type="dxa"/>
+          </w:tcPr>
+          <w:p>
+            <w:pPr>
+              <w:jc w:val="both"/>
+              <w:rPr>
+                <w:lang w:val="es-ES"/>
+              </w:rPr>
+            </w:pPr>
+            <w:r>
+              <w:rPr>
+                <w:lang w:val="es-ES"/>
+              </w:rPr>
+              <w:t>3</w:t>
+            </w:r>
+          </w:p>
+        </w:tc>
+      </w:tr>
+      <w:tr>
+        <w:tc>
+          <w:tcPr>
+            <w:tcW w:w="1413" w:type="dxa"/>
+          </w:tcPr>
+          <w:p>
+            <w:pPr>
+              <w:jc w:val="both"/>
+            </w:pPr>
+            <w:r>
+              <w:t>Código</w:t>
+            </w:r>
+          </w:p>
+        </w:tc>
+        <w:tc>
+          <w:tcPr>
+            <w:tcW w:w="7081" w:type="dxa"/>
+          </w:tcPr>
+          <w:p>
+            <w:pPr>
+              <w:jc w:val="both"/>
+            </w:pPr>
+            <w:r>
+              <w:t>RF-0</w:t>
+            </w:r>
+            <w:r>
+              <w:t>3</w:t>
+            </w:r>
+          </w:p>
+        </w:tc>
+      </w:tr>
+      <w:tr>
+        <w:tc>
+          <w:tcPr>
+            <w:tcW w:w="1413" w:type="dxa"/>
+          </w:tcPr>
+          <w:p>
+            <w:pPr>
+              <w:jc w:val="both"/>
+            </w:pPr>
+            <w:r>
+              <w:t>Nombre</w:t>
+            </w:r>
+          </w:p>
+        </w:tc>
+        <w:tc>
+          <w:tcPr>
+            <w:tcW w:w="7081" w:type="dxa"/>
+          </w:tcPr>
+          <w:p>
+            <w:pPr>
+              <w:jc w:val="both"/>
+            </w:pPr>
+            <w:r>
+              <w:t>Autenticación OAuth</w:t>
+            </w:r>
+          </w:p>
+        </w:tc>
+      </w:tr>
+      <w:tr>
+        <w:tc>
+          <w:tcPr>
+            <w:tcW w:w="1413" w:type="dxa"/>
+          </w:tcPr>
+          <w:p>
+            <w:pPr>
+              <w:jc w:val="both"/>
+            </w:pPr>
+            <w:r>
+              <w:t xml:space="preserve">Descripción </w:t>
+            </w:r>
+          </w:p>
+        </w:tc>
+        <w:tc>
+          <w:tcPr>
+            <w:tcW w:w="7081" w:type="dxa"/>
+          </w:tcPr>
+          <w:p>
+            <w:pPr>
+              <w:jc w:val="both"/>
+            </w:pPr>
+            <w:r>
+              <w:t>El sistema debe permitir el inicio de sesión rápido con Google OAuth, creando automáticamente la cuenta si no existe, asignando el rol "cliente" por defecto</w:t>
+            </w:r>
+            <w:r>
+              <w:t xml:space="preserve"> o si lo tiene con rol de administrador</w:t>
+            </w:r>
+            <w:r>
+              <w:t>, y guardando el avatar del proveedor.</w:t>
+            </w:r>
+          </w:p>
+        </w:tc>
+      </w:tr>
+      <w:tr>
+        <w:tc>
+          <w:tcPr>
+            <w:tcW w:w="1413" w:type="dxa"/>
+          </w:tcPr>
+          <w:p>
+            <w:pPr>
+              <w:jc w:val="both"/>
+            </w:pPr>
+            <w:r>
+              <w:t>Rol</w:t>
+            </w:r>
+          </w:p>
+        </w:tc>
+        <w:tc>
+          <w:tcPr>
+            <w:tcW w:w="7081" w:type="dxa"/>
+          </w:tcPr>
+          <w:p>
+            <w:pPr>
+              <w:jc w:val="both"/>
+            </w:pPr>
+            <w:r>
+              <w:t>Cliente</w:t>
+            </w:r>
+            <w:r>
+              <w:t>, Administrador</w:t>
+            </w:r>
+          </w:p>
+        </w:tc>
+      </w:tr>
+      <w:tr>
+        <w:tc>
+          <w:tcPr>
+            <w:tcW w:w="1413" w:type="dxa"/>
+          </w:tcPr>
+          <w:p>
+            <w:pPr>
+              <w:jc w:val="both"/>
+            </w:pPr>
+            <w:r>
+              <w:t>Prioridad</w:t>
+            </w:r>
+          </w:p>
+        </w:tc>
+        <w:tc>
+          <w:tcPr>
+            <w:tcW w:w="7081" w:type="dxa"/>
+          </w:tcPr>
+          <w:p>
+            <w:pPr>
+              <w:jc w:val="both"/>
+              <w:rPr>
+                <w:lang w:val="es-ES"/>
+              </w:rPr>
+            </w:pPr>
+            <w:r>
+              <w:rPr>
+                <w:lang w:val="es-ES"/>
+              </w:rPr>
+              <w:t>Alta</w:t>
+            </w:r>
+          </w:p>
+        </w:tc>
+      </w:tr>
+    </w:tbl>
+    <w:p>
+      <w:pPr>
+        <w:jc w:val="both"/>
+        <w:rPr>
+          <w:lang w:val="es-ES"/>
+        </w:rPr>
+      </w:pPr>
+    </w:p>
+    <w:tbl>
+      <w:tblPr>
+        <w:tblStyle w:val="Tablaconcuadrcula"/>
+        <w:tblW w:w="0" w:type="auto"/>
+        <w:tblLook w:val="04A0" w:firstRow="1" w:lastRow="0" w:firstColumn="1" w:lastColumn="0" w:noHBand="0" w:noVBand="1"/>
+      </w:tblPr>
+      <w:tblGrid>
+        <w:gridCol w:w="1413"/>
+        <w:gridCol w:w="7081"/>
+      </w:tblGrid>
+      <w:tr>
+        <w:tc>
+          <w:tcPr>
+            <w:tcW w:w="1413" w:type="dxa"/>
+          </w:tcPr>
+          <w:p>
+            <w:pPr>
+              <w:jc w:val="both"/>
+            </w:pPr>
+            <w:r>
+              <w:t xml:space="preserve"> N.º </w:t>
+            </w:r>
+          </w:p>
+        </w:tc>
+        <w:tc>
+          <w:tcPr>
+            <w:tcW w:w="7081" w:type="dxa"/>
+          </w:tcPr>
+          <w:p>
+            <w:pPr>
+              <w:jc w:val="both"/>
+              <w:rPr>
+                <w:lang w:val="es-ES"/>
+              </w:rPr>
+            </w:pPr>
+            <w:r>
+              <w:rPr>
+                <w:lang w:val="es-ES"/>
+              </w:rPr>
+              <w:t>4</w:t>
+            </w:r>
+          </w:p>
+        </w:tc>
+      </w:tr>
+      <w:tr>
+        <w:tc>
+          <w:tcPr>
+            <w:tcW w:w="1413" w:type="dxa"/>
+          </w:tcPr>
+          <w:p>
+            <w:pPr>
+              <w:jc w:val="both"/>
+            </w:pPr>
+            <w:r>
+              <w:t>Código</w:t>
+            </w:r>
+          </w:p>
+        </w:tc>
+        <w:tc>
+          <w:tcPr>
+            <w:tcW w:w="7081" w:type="dxa"/>
+          </w:tcPr>
+          <w:p>
+            <w:pPr>
+              <w:jc w:val="both"/>
+            </w:pPr>
+            <w:r>
+              <w:t>RF-0</w:t>
+            </w:r>
+            <w:r>
+              <w:t>4</w:t>
+            </w:r>
+          </w:p>
+        </w:tc>
+      </w:tr>
+      <w:tr>
+        <w:tc>
+          <w:tcPr>
+            <w:tcW w:w="1413" w:type="dxa"/>
+          </w:tcPr>
+          <w:p>
+            <w:pPr>
+              <w:jc w:val="both"/>
+            </w:pPr>
+            <w:r>
+              <w:t>Nombre</w:t>
+            </w:r>
+          </w:p>
+        </w:tc>
+        <w:tc>
+          <w:tcPr>
+            <w:tcW w:w="7081" w:type="dxa"/>
+          </w:tcPr>
+          <w:p>
+            <w:pPr>
+              <w:jc w:val="both"/>
+            </w:pPr>
+            <w:r>
+              <w:t>Edición de perfil</w:t>
+            </w:r>
+          </w:p>
+        </w:tc>
+      </w:tr>
+      <w:tr>
+        <w:tc>
+          <w:tcPr>
+            <w:tcW w:w="1413" w:type="dxa"/>
+          </w:tcPr>
+          <w:p>
+            <w:pPr>
+              <w:jc w:val="both"/>
+            </w:pPr>
+            <w:r>
+              <w:t xml:space="preserve">Descripción </w:t>
+            </w:r>
+          </w:p>
+        </w:tc>
+        <w:tc>
+          <w:tcPr>
+            <w:tcW w:w="7081" w:type="dxa"/>
+          </w:tcPr>
+          <w:p>
+            <w:pPr>
+              <w:jc w:val="both"/>
+            </w:pPr>
+            <w:r>
+              <w:t xml:space="preserve">El sistema debe permitir al usuario autenticado actualizar sus datos: nombres, apellidos, </w:t>
+            </w:r>
+            <w:r>
+              <w:t>DNI</w:t>
+            </w:r>
+            <w:r>
+              <w:t>, teléfono</w:t>
+            </w:r>
+            <w:r>
+              <w:t xml:space="preserve"> y </w:t>
+            </w:r>
+            <w:r>
+              <w:t>dirección</w:t>
+            </w:r>
+            <w:r>
+              <w:t xml:space="preserve">; así como subir un avatar (imagen de perfil) almacenado en </w:t>
+            </w:r>
+            <w:proofErr w:type="spellStart"/>
+            <w:r>
+              <w:t>MinIO</w:t>
+            </w:r>
+            <w:proofErr w:type="spellEnd"/>
+            <w:r>
+              <w:t>.</w:t>
+            </w:r>
+          </w:p>
+        </w:tc>
+      </w:tr>
+      <w:tr>
+        <w:tc>
+          <w:tcPr>
+            <w:tcW w:w="1413" w:type="dxa"/>
+          </w:tcPr>
+          <w:p>
+            <w:pPr>
+              <w:jc w:val="both"/>
+            </w:pPr>
+            <w:r>
+              <w:t>Rol</w:t>
+            </w:r>
+          </w:p>
+        </w:tc>
+        <w:tc>
+          <w:tcPr>
+            <w:tcW w:w="7081" w:type="dxa"/>
+          </w:tcPr>
+          <w:p>
+            <w:pPr>
+              <w:jc w:val="both"/>
+            </w:pPr>
+            <w:r>
+              <w:t>Cliente</w:t>
+            </w:r>
+            <w:r>
+              <w:t>, Administrador</w:t>
+            </w:r>
+          </w:p>
+        </w:tc>
+      </w:tr>
+      <w:tr>
+        <w:tc>
+          <w:tcPr>
+            <w:tcW w:w="1413" w:type="dxa"/>
+          </w:tcPr>
+          <w:p>
+            <w:pPr>
+              <w:jc w:val="both"/>
+            </w:pPr>
+            <w:r>
+              <w:t>Prioridad</w:t>
+            </w:r>
+          </w:p>
+        </w:tc>
+        <w:tc>
+          <w:tcPr>
+            <w:tcW w:w="7081" w:type="dxa"/>
+          </w:tcPr>
+          <w:p>
+            <w:pPr>
+              <w:jc w:val="both"/>
+              <w:rPr>
+                <w:lang w:val="es-ES"/>
+              </w:rPr>
+            </w:pPr>
+            <w:r>
+              <w:rPr>
+                <w:lang w:val="es-ES"/>
+              </w:rPr>
+              <w:t>Alta</w:t>
+            </w:r>
+          </w:p>
+        </w:tc>
+      </w:tr>
+    </w:tbl>
+    <w:p>
+      <w:pPr>
+        <w:jc w:val="both"/>
+        <w:rPr>
+          <w:lang w:val="es-ES"/>
+        </w:rPr>
+      </w:pPr>
+    </w:p>
+    <w:tbl>
+      <w:tblPr>
+        <w:tblStyle w:val="Tablaconcuadrcula"/>
+        <w:tblW w:w="0" w:type="auto"/>
+        <w:tblLook w:val="04A0" w:firstRow="1" w:lastRow="0" w:firstColumn="1" w:lastColumn="0" w:noHBand="0" w:noVBand="1"/>
+      </w:tblPr>
+      <w:tblGrid>
+        <w:gridCol w:w="1413"/>
+        <w:gridCol w:w="7081"/>
+      </w:tblGrid>
+      <w:tr>
+        <w:tc>
+          <w:tcPr>
+            <w:tcW w:w="1413" w:type="dxa"/>
+          </w:tcPr>
+          <w:p>
+            <w:pPr>
+              <w:jc w:val="both"/>
+            </w:pPr>
+            <w:r>
+              <w:t xml:space="preserve"> N.º </w:t>
+            </w:r>
+          </w:p>
+        </w:tc>
+        <w:tc>
+          <w:tcPr>
+            <w:tcW w:w="7081" w:type="dxa"/>
+          </w:tcPr>
+          <w:p>
+            <w:pPr>
+              <w:jc w:val="both"/>
+              <w:rPr>
+                <w:lang w:val="es-ES"/>
+              </w:rPr>
+            </w:pPr>
+            <w:r>
+              <w:rPr>
+                <w:lang w:val="es-ES"/>
+              </w:rPr>
+              <w:t>5</w:t>
+            </w:r>
+          </w:p>
+        </w:tc>
+      </w:tr>
+      <w:tr>
+        <w:tc>
+          <w:tcPr>
+            <w:tcW w:w="1413" w:type="dxa"/>
+          </w:tcPr>
+          <w:p>
+            <w:pPr>
+              <w:jc w:val="both"/>
+            </w:pPr>
+            <w:r>
+              <w:t>Código</w:t>
+            </w:r>
+          </w:p>
+        </w:tc>
+        <w:tc>
+          <w:tcPr>
+            <w:tcW w:w="7081" w:type="dxa"/>
+          </w:tcPr>
+          <w:p>
+            <w:pPr>
+              <w:jc w:val="both"/>
+            </w:pPr>
+            <w:r>
+              <w:t>RF-0</w:t>
+            </w:r>
+            <w:r>
+              <w:t>5</w:t>
+            </w:r>
+          </w:p>
+        </w:tc>
+      </w:tr>
+      <w:tr>
+        <w:tc>
+          <w:tcPr>
+            <w:tcW w:w="1413" w:type="dxa"/>
+          </w:tcPr>
+          <w:p>
+            <w:pPr>
+              <w:jc w:val="both"/>
+            </w:pPr>
+            <w:r>
+              <w:t>Nombre</w:t>
+            </w:r>
+          </w:p>
+        </w:tc>
+        <w:tc>
+          <w:tcPr>
+            <w:tcW w:w="7081" w:type="dxa"/>
+          </w:tcPr>
+          <w:p>
+            <w:pPr>
+              <w:jc w:val="both"/>
+            </w:pPr>
+            <w:r>
+              <w:t>Cambio de contraseña</w:t>
+            </w:r>
+          </w:p>
+        </w:tc>
+      </w:tr>
+      <w:tr>
+        <w:tc>
+          <w:tcPr>
+            <w:tcW w:w="1413" w:type="dxa"/>
+          </w:tcPr>
+          <w:p>
+            <w:pPr>
+              <w:jc w:val="both"/>
+            </w:pPr>
+            <w:r>
+              <w:t xml:space="preserve">Descripción </w:t>
+            </w:r>
+          </w:p>
+        </w:tc>
+        <w:tc>
+          <w:tcPr>
+            <w:tcW w:w="7081" w:type="dxa"/>
+          </w:tcPr>
+          <w:p>
+            <w:pPr>
+              <w:jc w:val="both"/>
+            </w:pPr>
+            <w:r>
+              <w:t xml:space="preserve">El sistema debe permitir al usuario local cambiar su contraseña verificando la contraseña actual, validando un mínimo de 8 caracteres y rechazando el cambio para usuarios OAuth. </w:t>
+            </w:r>
+          </w:p>
+        </w:tc>
+      </w:tr>
+      <w:tr>
+        <w:tc>
+          <w:tcPr>
+            <w:tcW w:w="1413" w:type="dxa"/>
+          </w:tcPr>
+          <w:p>
+            <w:pPr>
+              <w:jc w:val="both"/>
+            </w:pPr>
+            <w:r>
+              <w:t>Rol</w:t>
+            </w:r>
+          </w:p>
+        </w:tc>
+        <w:tc>
+          <w:tcPr>
+            <w:tcW w:w="7081" w:type="dxa"/>
+          </w:tcPr>
+          <w:p>
+            <w:pPr>
+              <w:jc w:val="both"/>
+            </w:pPr>
+            <w:r>
+              <w:t>Cliente</w:t>
+            </w:r>
+          </w:p>
+        </w:tc>
+      </w:tr>
+      <w:tr>
+        <w:tc>
+          <w:tcPr>
+            <w:tcW w:w="1413" w:type="dxa"/>
+          </w:tcPr>
+          <w:p>
+            <w:pPr>
+              <w:jc w:val="both"/>
+            </w:pPr>
+            <w:r>
+              <w:t>Prioridad</w:t>
+            </w:r>
+          </w:p>
+        </w:tc>
+        <w:tc>
+          <w:tcPr>
+            <w:tcW w:w="7081" w:type="dxa"/>
+          </w:tcPr>
+          <w:p>
+            <w:pPr>
+              <w:jc w:val="both"/>
+              <w:rPr>
+                <w:lang w:val="es-ES"/>
+              </w:rPr>
+            </w:pPr>
+            <w:r>
+              <w:rPr>
+                <w:lang w:val="es-ES"/>
+              </w:rPr>
+              <w:t>Media</w:t>
+            </w:r>
+          </w:p>
+        </w:tc>
+      </w:tr>
+    </w:tbl>
+    <w:p>
+      <w:pPr>
+        <w:jc w:val="both"/>
+        <w:rPr>
+          <w:lang w:val="es-ES"/>
+        </w:rPr>
+      </w:pPr>
+    </w:p>
+    <w:p>
+      <w:pPr>
+        <w:jc w:val="both"/>
+        <w:rPr>
+          <w:lang w:val="es-ES"/>
+        </w:rPr>
+      </w:pPr>
+    </w:p>
+    <w:tbl>
+      <w:tblPr>
+        <w:tblStyle w:val="Tablaconcuadrcula"/>
+        <w:tblW w:w="0" w:type="auto"/>
+        <w:tblLook w:val="04A0" w:firstRow="1" w:lastRow="0" w:firstColumn="1" w:lastColumn="0" w:noHBand="0" w:noVBand="1"/>
+      </w:tblPr>
+      <w:tblGrid>
+        <w:gridCol w:w="1413"/>
+        <w:gridCol w:w="7081"/>
+      </w:tblGrid>
+      <w:tr>
+        <w:tc>
+          <w:tcPr>
+            <w:tcW w:w="1413" w:type="dxa"/>
+          </w:tcPr>
+          <w:p>
+            <w:pPr>
+              <w:jc w:val="both"/>
+            </w:pPr>
+            <w:r>
+              <w:t xml:space="preserve"> N.º </w:t>
+            </w:r>
+          </w:p>
+        </w:tc>
+        <w:tc>
+          <w:tcPr>
+            <w:tcW w:w="7081" w:type="dxa"/>
+          </w:tcPr>
+          <w:p>
+            <w:pPr>
+              <w:jc w:val="both"/>
+              <w:rPr>
+                <w:lang w:val="es-ES"/>
+              </w:rPr>
+            </w:pPr>
+            <w:r>
+              <w:rPr>
+                <w:lang w:val="es-ES"/>
+              </w:rPr>
+              <w:t>6</w:t>
+            </w:r>
+          </w:p>
+        </w:tc>
+      </w:tr>
+      <w:tr>
+        <w:tc>
+          <w:tcPr>
+            <w:tcW w:w="1413" w:type="dxa"/>
+          </w:tcPr>
+          <w:p>
+            <w:pPr>
+              <w:jc w:val="both"/>
+            </w:pPr>
+            <w:r>
+              <w:t>Código</w:t>
+            </w:r>
+          </w:p>
+        </w:tc>
+        <w:tc>
+          <w:tcPr>
+            <w:tcW w:w="7081" w:type="dxa"/>
+          </w:tcPr>
+          <w:p>
+            <w:pPr>
+              <w:jc w:val="both"/>
+            </w:pPr>
+            <w:r>
+              <w:t>RF-0</w:t>
+            </w:r>
+            <w:r>
+              <w:t>6</w:t>
+            </w:r>
+          </w:p>
+        </w:tc>
+      </w:tr>
+      <w:tr>
+        <w:tc>
+          <w:tcPr>
+            <w:tcW w:w="1413" w:type="dxa"/>
+          </w:tcPr>
+          <w:p>
+            <w:pPr>
+              <w:jc w:val="both"/>
+            </w:pPr>
+            <w:r>
+              <w:t>Nombre</w:t>
+            </w:r>
+          </w:p>
+        </w:tc>
+        <w:tc>
+          <w:tcPr>
+            <w:tcW w:w="7081" w:type="dxa"/>
+          </w:tcPr>
+          <w:p>
+            <w:pPr>
+              <w:jc w:val="both"/>
+            </w:pPr>
+            <w:r>
+              <w:t>Catálogo de Modelos 3D</w:t>
+            </w:r>
+          </w:p>
+        </w:tc>
+      </w:tr>
+      <w:tr>
+        <w:tc>
+          <w:tcPr>
+            <w:tcW w:w="1413" w:type="dxa"/>
+          </w:tcPr>
+          <w:p>
+            <w:pPr>
+              <w:jc w:val="both"/>
+            </w:pPr>
+            <w:r>
+              <w:t xml:space="preserve">Descripción </w:t>
+            </w:r>
+          </w:p>
+        </w:tc>
+        <w:tc>
+          <w:tcPr>
+            <w:tcW w:w="7081" w:type="dxa"/>
+          </w:tcPr>
+          <w:p>
+            <w:pPr>
+              <w:jc w:val="both"/>
+            </w:pPr>
+            <w:r>
+              <w:t xml:space="preserve">El sistema debe listar todos los modelos 3D activos, mostrando nombre, descripción, precio, categoría (Digitalizado/Impreso) e imágenes de </w:t>
+            </w:r>
+            <w:proofErr w:type="spellStart"/>
+            <w:r>
+              <w:t>preview</w:t>
+            </w:r>
+            <w:proofErr w:type="spellEnd"/>
+            <w:r>
+              <w:t>.</w:t>
+            </w:r>
+            <w:r>
+              <w:t xml:space="preserve"> En “</w:t>
+            </w:r>
+            <w:r>
+              <w:t>Mis Cotizaciones</w:t>
+            </w:r>
+            <w:r>
+              <w:t>” se debe listar las cotizaciones personalizadas que desea imprimir.</w:t>
+            </w:r>
+          </w:p>
+        </w:tc>
+      </w:tr>
+      <w:tr>
+        <w:tc>
+          <w:tcPr>
+            <w:tcW w:w="1413" w:type="dxa"/>
+          </w:tcPr>
+          <w:p>
+            <w:pPr>
+              <w:jc w:val="both"/>
+            </w:pPr>
+            <w:r>
+              <w:t>Rol</w:t>
+            </w:r>
+          </w:p>
+        </w:tc>
+        <w:tc>
+          <w:tcPr>
+            <w:tcW w:w="7081" w:type="dxa"/>
+          </w:tcPr>
+          <w:p>
+            <w:pPr>
+              <w:jc w:val="both"/>
+            </w:pPr>
+            <w:r>
+              <w:t>Cliente</w:t>
+            </w:r>
+          </w:p>
+        </w:tc>
+      </w:tr>
+      <w:tr>
+        <w:tc>
+          <w:tcPr>
+            <w:tcW w:w="1413" w:type="dxa"/>
+          </w:tcPr>
+          <w:p>
+            <w:pPr>
+              <w:jc w:val="both"/>
+            </w:pPr>
+            <w:r>
+              <w:t>Prioridad</w:t>
+            </w:r>
+          </w:p>
+        </w:tc>
+        <w:tc>
+          <w:tcPr>
+            <w:tcW w:w="7081" w:type="dxa"/>
+          </w:tcPr>
+          <w:p>
+            <w:pPr>
+              <w:jc w:val="both"/>
+              <w:rPr>
+                <w:lang w:val="es-ES"/>
+              </w:rPr>
+            </w:pPr>
+            <w:r>
+              <w:rPr>
+                <w:lang w:val="es-ES"/>
+              </w:rPr>
+              <w:t>Alta</w:t>
+            </w:r>
+          </w:p>
+        </w:tc>
+      </w:tr>
+    </w:tbl>
+    <w:p>
+      <w:pPr>
+        <w:jc w:val="both"/>
+        <w:rPr>
+          <w:lang w:val="es-ES"/>
+        </w:rPr>
+      </w:pPr>
+    </w:p>
+    <w:p>
+      <w:pPr>
+        <w:jc w:val="both"/>
+        <w:rPr>
+          <w:lang w:val="es-ES"/>
+        </w:rPr>
+      </w:pPr>
+    </w:p>
+    <w:tbl>
+      <w:tblPr>
+        <w:tblStyle w:val="Tablaconcuadrcula"/>
+        <w:tblW w:w="0" w:type="auto"/>
+        <w:tblLook w:val="04A0" w:firstRow="1" w:lastRow="0" w:firstColumn="1" w:lastColumn="0" w:noHBand="0" w:noVBand="1"/>
+      </w:tblPr>
+      <w:tblGrid>
+        <w:gridCol w:w="1413"/>
+        <w:gridCol w:w="7081"/>
+      </w:tblGrid>
+      <w:tr>
+        <w:tc>
+          <w:tcPr>
+            <w:tcW w:w="1413" w:type="dxa"/>
+          </w:tcPr>
+          <w:p>
+            <w:pPr>
+              <w:jc w:val="both"/>
+            </w:pPr>
+            <w:r>
+              <w:t xml:space="preserve"> N.º </w:t>
+            </w:r>
+          </w:p>
+        </w:tc>
+        <w:tc>
+          <w:tcPr>
+            <w:tcW w:w="7081" w:type="dxa"/>
+          </w:tcPr>
+          <w:p>
+            <w:pPr>
+              <w:jc w:val="both"/>
+              <w:rPr>
+                <w:lang w:val="es-ES"/>
+              </w:rPr>
+            </w:pPr>
+            <w:r>
+              <w:rPr>
+                <w:lang w:val="es-ES"/>
+              </w:rPr>
+              <w:t>7</w:t>
+            </w:r>
+          </w:p>
+        </w:tc>
+      </w:tr>
+      <w:tr>
+        <w:tc>
+          <w:tcPr>
+            <w:tcW w:w="1413" w:type="dxa"/>
+          </w:tcPr>
+          <w:p>
+            <w:pPr>
+              <w:jc w:val="both"/>
+            </w:pPr>
+            <w:r>
+              <w:t>Código</w:t>
+            </w:r>
+          </w:p>
+        </w:tc>
+        <w:tc>
+          <w:tcPr>
+            <w:tcW w:w="7081" w:type="dxa"/>
+          </w:tcPr>
+          <w:p>
+            <w:pPr>
+              <w:jc w:val="both"/>
+            </w:pPr>
+            <w:r>
+              <w:t>RF-0</w:t>
+            </w:r>
+            <w:r>
+              <w:t>7</w:t>
+            </w:r>
+          </w:p>
+        </w:tc>
+      </w:tr>
+      <w:tr>
+        <w:tc>
+          <w:tcPr>
+            <w:tcW w:w="1413" w:type="dxa"/>
+          </w:tcPr>
+          <w:p>
+            <w:pPr>
+              <w:jc w:val="both"/>
+            </w:pPr>
+            <w:r>
+              <w:t>Nombre</w:t>
+            </w:r>
+          </w:p>
+        </w:tc>
+        <w:tc>
+          <w:tcPr>
+            <w:tcW w:w="7081" w:type="dxa"/>
+          </w:tcPr>
+          <w:p>
+            <w:pPr>
+              <w:jc w:val="both"/>
+            </w:pPr>
+            <w:r>
+              <w:t>Carrito (Modelos 3D Digitalizados)</w:t>
+            </w:r>
+          </w:p>
+        </w:tc>
+      </w:tr>
+      <w:tr>
+        <w:tc>
+          <w:tcPr>
+            <w:tcW w:w="1413" w:type="dxa"/>
+          </w:tcPr>
+          <w:p>
+            <w:pPr>
+              <w:jc w:val="both"/>
+            </w:pPr>
+            <w:r>
+              <w:t xml:space="preserve">Descripción </w:t>
+            </w:r>
+          </w:p>
+        </w:tc>
+        <w:tc>
+          <w:tcPr>
+            <w:tcW w:w="7081" w:type="dxa"/>
+          </w:tcPr>
+          <w:p>
+            <w:pPr>
+              <w:jc w:val="both"/>
+            </w:pPr>
+            <w:r>
+              <w:t>El sistema debe permitir añadir modelos digitalizados al carrito (estado PENDING). Si el modelo ya existe en el carrito o ya fue comprado (estado PAID), el sistema debe rechazar la operación e impedir la compra duplicada. La cantidad es siempre 1 y no puede modificarse.</w:t>
+            </w:r>
+          </w:p>
+        </w:tc>
+      </w:tr>
+      <w:tr>
+        <w:tc>
+          <w:tcPr>
+            <w:tcW w:w="1413" w:type="dxa"/>
+          </w:tcPr>
+          <w:p>
+            <w:pPr>
+              <w:jc w:val="both"/>
+            </w:pPr>
+            <w:r>
+              <w:t>Rol</w:t>
+            </w:r>
+          </w:p>
+        </w:tc>
+        <w:tc>
+          <w:tcPr>
+            <w:tcW w:w="7081" w:type="dxa"/>
+          </w:tcPr>
+          <w:p>
+            <w:pPr>
+              <w:jc w:val="both"/>
+            </w:pPr>
+            <w:r>
+              <w:t>Cliente</w:t>
+            </w:r>
+          </w:p>
+        </w:tc>
+      </w:tr>
+      <w:tr>
+        <w:tc>
+          <w:tcPr>
+            <w:tcW w:w="1413" w:type="dxa"/>
+          </w:tcPr>
+          <w:p>
+            <w:pPr>
+              <w:jc w:val="both"/>
+            </w:pPr>
+            <w:r>
+              <w:t>Prioridad</w:t>
+            </w:r>
+          </w:p>
+        </w:tc>
+        <w:tc>
+          <w:tcPr>
+            <w:tcW w:w="7081" w:type="dxa"/>
+          </w:tcPr>
+          <w:p>
+            <w:pPr>
+              <w:jc w:val="both"/>
+              <w:rPr>
+                <w:lang w:val="es-ES"/>
+              </w:rPr>
+            </w:pPr>
+            <w:r>
+              <w:rPr>
+                <w:lang w:val="es-ES"/>
+              </w:rPr>
+              <w:t>Alta</w:t>
+            </w:r>
+          </w:p>
+        </w:tc>
+      </w:tr>
+    </w:tbl>
+    <w:p>
+      <w:pPr>
+        <w:jc w:val="both"/>
+        <w:rPr>
+          <w:lang w:val="es-ES"/>
+        </w:rPr>
+      </w:pPr>
+    </w:p>
+    <w:tbl>
+      <w:tblPr>
+        <w:tblStyle w:val="Tablaconcuadrcula"/>
+        <w:tblW w:w="0" w:type="auto"/>
+        <w:tblLook w:val="04A0" w:firstRow="1" w:lastRow="0" w:firstColumn="1" w:lastColumn="0" w:noHBand="0" w:noVBand="1"/>
+      </w:tblPr>
+      <w:tblGrid>
+        <w:gridCol w:w="1413"/>
+        <w:gridCol w:w="7081"/>
+      </w:tblGrid>
+      <w:tr>
+        <w:tc>
+          <w:tcPr>
+            <w:tcW w:w="1413" w:type="dxa"/>
+          </w:tcPr>
+          <w:p>
+            <w:pPr>
+              <w:jc w:val="both"/>
+            </w:pPr>
+            <w:r>
+              <w:t xml:space="preserve"> N.º </w:t>
+            </w:r>
+          </w:p>
+        </w:tc>
+        <w:tc>
+          <w:tcPr>
+            <w:tcW w:w="7081" w:type="dxa"/>
+          </w:tcPr>
+          <w:p>
+            <w:pPr>
+              <w:jc w:val="both"/>
+              <w:rPr>
+                <w:lang w:val="es-ES"/>
+              </w:rPr>
+            </w:pPr>
+            <w:r>
+              <w:rPr>
+                <w:lang w:val="es-ES"/>
+              </w:rPr>
+              <w:t>8</w:t>
+            </w:r>
+          </w:p>
+        </w:tc>
+      </w:tr>
+      <w:tr>
+        <w:tc>
+          <w:tcPr>
+            <w:tcW w:w="1413" w:type="dxa"/>
+          </w:tcPr>
+          <w:p>
+            <w:pPr>
+              <w:jc w:val="both"/>
+            </w:pPr>
+            <w:r>
+              <w:t>Código</w:t>
+            </w:r>
+          </w:p>
+        </w:tc>
+        <w:tc>
+          <w:tcPr>
+            <w:tcW w:w="7081" w:type="dxa"/>
+          </w:tcPr>
+          <w:p>
+            <w:pPr>
+              <w:jc w:val="both"/>
+            </w:pPr>
+            <w:r>
+              <w:t>RF-0</w:t>
+            </w:r>
+            <w:r>
+              <w:t>8</w:t>
+            </w:r>
+          </w:p>
+        </w:tc>
+      </w:tr>
+      <w:tr>
+        <w:tc>
+          <w:tcPr>
+            <w:tcW w:w="1413" w:type="dxa"/>
+          </w:tcPr>
+          <w:p>
+            <w:pPr>
+              <w:jc w:val="both"/>
+            </w:pPr>
+            <w:r>
+              <w:t>Nombre</w:t>
+            </w:r>
+          </w:p>
+        </w:tc>
+        <w:tc>
+          <w:tcPr>
+            <w:tcW w:w="7081" w:type="dxa"/>
+          </w:tcPr>
+          <w:p>
+            <w:pPr>
+              <w:jc w:val="both"/>
+            </w:pPr>
+            <w:r>
+              <w:t>Carrito (Modelos 3D Impresos)</w:t>
+            </w:r>
+          </w:p>
+        </w:tc>
+      </w:tr>
+      <w:tr>
+        <w:tc>
+          <w:tcPr>
+            <w:tcW w:w="1413" w:type="dxa"/>
+          </w:tcPr>
+          <w:p>
+            <w:pPr>
+              <w:jc w:val="both"/>
+            </w:pPr>
+            <w:r>
+              <w:t xml:space="preserve">Descripción </w:t>
+            </w:r>
+          </w:p>
+        </w:tc>
+        <w:tc>
+          <w:tcPr>
+            <w:tcW w:w="7081" w:type="dxa"/>
+          </w:tcPr>
+          <w:p>
+            <w:pPr>
+              <w:jc w:val="both"/>
+            </w:pPr>
+            <w:r>
+              <w:t>El sistema debe permitir añadir modelos impresos al carrito (estado PENDING) con cantidad variable. Si el modelo ya existe en el carrito, el sistema debe incrementar la cantidad automáticamente. El cliente puede modificar la cantidad desde el carrito. No se bloquea la recompra de un modelo impreso ya adquirido anteriormente.</w:t>
+            </w:r>
+          </w:p>
+        </w:tc>
+      </w:tr>
+      <w:tr>
+        <w:tc>
+          <w:tcPr>
+            <w:tcW w:w="1413" w:type="dxa"/>
+          </w:tcPr>
+          <w:p>
+            <w:pPr>
+              <w:jc w:val="both"/>
+            </w:pPr>
+            <w:r>
+              <w:t>Rol</w:t>
+            </w:r>
+          </w:p>
+        </w:tc>
+        <w:tc>
+          <w:tcPr>
+            <w:tcW w:w="7081" w:type="dxa"/>
+          </w:tcPr>
+          <w:p>
+            <w:pPr>
+              <w:jc w:val="both"/>
+            </w:pPr>
+            <w:r>
+              <w:t>Cliente</w:t>
+            </w:r>
+          </w:p>
+        </w:tc>
+      </w:tr>
+      <w:tr>
+        <w:tc>
+          <w:tcPr>
+            <w:tcW w:w="1413" w:type="dxa"/>
+          </w:tcPr>
+          <w:p>
+            <w:pPr>
+              <w:jc w:val="both"/>
+            </w:pPr>
+            <w:r>
+              <w:t>Prioridad</w:t>
+            </w:r>
+          </w:p>
+        </w:tc>
+        <w:tc>
+          <w:tcPr>
+            <w:tcW w:w="7081" w:type="dxa"/>
+          </w:tcPr>
+          <w:p>
+            <w:pPr>
+              <w:jc w:val="both"/>
+              <w:rPr>
+                <w:lang w:val="es-ES"/>
+              </w:rPr>
+            </w:pPr>
+            <w:r>
+              <w:rPr>
+                <w:lang w:val="es-ES"/>
+              </w:rPr>
+              <w:t>Alta</w:t>
+            </w:r>
+          </w:p>
+        </w:tc>
+      </w:tr>
+    </w:tbl>
+    <w:p>
+      <w:pPr>
+        <w:jc w:val="both"/>
+        <w:rPr>
+          <w:lang w:val="es-ES"/>
+        </w:rPr>
+      </w:pPr>
+    </w:p>
+    <w:tbl>
+      <w:tblPr>
+        <w:tblStyle w:val="Tablaconcuadrcula"/>
+        <w:tblW w:w="0" w:type="auto"/>
+        <w:tblLook w:val="04A0" w:firstRow="1" w:lastRow="0" w:firstColumn="1" w:lastColumn="0" w:noHBand="0" w:noVBand="1"/>
+      </w:tblPr>
+      <w:tblGrid>
+        <w:gridCol w:w="1413"/>
+        <w:gridCol w:w="7081"/>
+      </w:tblGrid>
+      <w:tr>
+        <w:tc>
+          <w:tcPr>
+            <w:tcW w:w="1413" w:type="dxa"/>
+          </w:tcPr>
+          <w:p>
+            <w:pPr>
+              <w:jc w:val="both"/>
+            </w:pPr>
+            <w:r>
+              <w:t xml:space="preserve"> N.º </w:t>
+            </w:r>
+          </w:p>
+        </w:tc>
+        <w:tc>
+          <w:tcPr>
+            <w:tcW w:w="7081" w:type="dxa"/>
+          </w:tcPr>
+          <w:p>
+            <w:pPr>
+              <w:jc w:val="both"/>
+              <w:rPr>
+                <w:lang w:val="es-ES"/>
+              </w:rPr>
+            </w:pPr>
+            <w:r>
+              <w:rPr>
+                <w:lang w:val="es-ES"/>
+              </w:rPr>
+              <w:t>9</w:t>
+            </w:r>
+          </w:p>
+        </w:tc>
+      </w:tr>
+      <w:tr>
+        <w:tc>
+          <w:tcPr>
+            <w:tcW w:w="1413" w:type="dxa"/>
+          </w:tcPr>
+          <w:p>
+            <w:pPr>
+              <w:jc w:val="both"/>
+            </w:pPr>
+            <w:r>
+              <w:t>Código</w:t>
+            </w:r>
+          </w:p>
+        </w:tc>
+        <w:tc>
+          <w:tcPr>
+            <w:tcW w:w="7081" w:type="dxa"/>
+          </w:tcPr>
+          <w:p>
+            <w:pPr>
+              <w:jc w:val="both"/>
+            </w:pPr>
+            <w:r>
+              <w:t>RF-0</w:t>
+            </w:r>
+            <w:r>
+              <w:t>9</w:t>
+            </w:r>
+          </w:p>
+        </w:tc>
+      </w:tr>
+      <w:tr>
+        <w:tc>
+          <w:tcPr>
+            <w:tcW w:w="1413" w:type="dxa"/>
+          </w:tcPr>
+          <w:p>
+            <w:pPr>
+              <w:jc w:val="both"/>
+            </w:pPr>
+            <w:r>
+              <w:t>Nombre</w:t>
+            </w:r>
+          </w:p>
+        </w:tc>
+        <w:tc>
+          <w:tcPr>
+            <w:tcW w:w="7081" w:type="dxa"/>
+          </w:tcPr>
+          <w:p>
+            <w:pPr>
+              <w:jc w:val="both"/>
+            </w:pPr>
+            <w:r>
+              <w:t>Compra de Modelos 3D Digitalizados</w:t>
+            </w:r>
+          </w:p>
+        </w:tc>
+      </w:tr>
+      <w:tr>
+        <w:tc>
+          <w:tcPr>
+            <w:tcW w:w="1413" w:type="dxa"/>
+          </w:tcPr>
+          <w:p>
+            <w:pPr>
+              <w:jc w:val="both"/>
+            </w:pPr>
+            <w:r>
+              <w:t xml:space="preserve">Descripción </w:t>
+            </w:r>
+          </w:p>
+        </w:tc>
+        <w:tc>
+          <w:tcPr>
+            <w:tcW w:w="7081" w:type="dxa"/>
+          </w:tcPr>
+          <w:p>
+            <w:pPr>
+              <w:jc w:val="both"/>
+            </w:pPr>
+            <w:r>
+              <w:t xml:space="preserve">El sistema debe procesar pagos de modelos digitalizados mediante </w:t>
+            </w:r>
+            <w:proofErr w:type="spellStart"/>
+            <w:r>
+              <w:t>MercadoPago</w:t>
+            </w:r>
+            <w:proofErr w:type="spellEnd"/>
+            <w:r>
+              <w:t>, actualizando el estado de PENDING a PAID o FAILED y registrando el ID de transacción.</w:t>
+            </w:r>
+          </w:p>
+        </w:tc>
+      </w:tr>
+      <w:tr>
+        <w:tc>
+          <w:tcPr>
+            <w:tcW w:w="1413" w:type="dxa"/>
+          </w:tcPr>
+          <w:p>
+            <w:pPr>
+              <w:jc w:val="both"/>
+            </w:pPr>
+            <w:r>
+              <w:t>Rol</w:t>
+            </w:r>
+          </w:p>
+        </w:tc>
+        <w:tc>
+          <w:tcPr>
+            <w:tcW w:w="7081" w:type="dxa"/>
+          </w:tcPr>
+          <w:p>
+            <w:pPr>
+              <w:jc w:val="both"/>
+            </w:pPr>
+            <w:r>
+              <w:t>Cliente</w:t>
+            </w:r>
+          </w:p>
+        </w:tc>
+      </w:tr>
+      <w:tr>
+        <w:tc>
+          <w:tcPr>
+            <w:tcW w:w="1413" w:type="dxa"/>
+          </w:tcPr>
+          <w:p>
+            <w:pPr>
+              <w:jc w:val="both"/>
+            </w:pPr>
+            <w:r>
+              <w:t>Prioridad</w:t>
+            </w:r>
+          </w:p>
+        </w:tc>
+        <w:tc>
+          <w:tcPr>
+            <w:tcW w:w="7081" w:type="dxa"/>
+          </w:tcPr>
+          <w:p>
+            <w:pPr>
+              <w:jc w:val="both"/>
+              <w:rPr>
+                <w:lang w:val="es-ES"/>
+              </w:rPr>
+            </w:pPr>
+            <w:r>
+              <w:rPr>
+                <w:lang w:val="es-ES"/>
+              </w:rPr>
+              <w:t>Alta</w:t>
+            </w:r>
+          </w:p>
+        </w:tc>
+      </w:tr>
+    </w:tbl>
+    <w:p>
+      <w:pPr>
+        <w:jc w:val="both"/>
+        <w:rPr>
+          <w:lang w:val="es-ES"/>
+        </w:rPr>
+      </w:pPr>
+    </w:p>
+    <w:tbl>
+      <w:tblPr>
+        <w:tblStyle w:val="Tablaconcuadrcula"/>
+        <w:tblW w:w="0" w:type="auto"/>
+        <w:tblLook w:val="04A0" w:firstRow="1" w:lastRow="0" w:firstColumn="1" w:lastColumn="0" w:noHBand="0" w:noVBand="1"/>
+      </w:tblPr>
+      <w:tblGrid>
+        <w:gridCol w:w="1413"/>
+        <w:gridCol w:w="7081"/>
+      </w:tblGrid>
+      <w:tr>
+        <w:tc>
+          <w:tcPr>
+            <w:tcW w:w="1413" w:type="dxa"/>
+          </w:tcPr>
+          <w:p>
+            <w:pPr>
+              <w:jc w:val="both"/>
+            </w:pPr>
+            <w:r>
+              <w:t xml:space="preserve"> N.º </w:t>
+            </w:r>
+          </w:p>
+        </w:tc>
+        <w:tc>
+          <w:tcPr>
+            <w:tcW w:w="7081" w:type="dxa"/>
+          </w:tcPr>
+          <w:p>
+            <w:pPr>
+              <w:jc w:val="both"/>
+              <w:rPr>
+                <w:lang w:val="es-ES"/>
+              </w:rPr>
+            </w:pPr>
+            <w:r>
+              <w:rPr>
+                <w:lang w:val="es-ES"/>
+              </w:rPr>
+              <w:t>10</w:t>
+            </w:r>
+          </w:p>
+        </w:tc>
+      </w:tr>
+      <w:tr>
+        <w:tc>
+          <w:tcPr>
+            <w:tcW w:w="1413" w:type="dxa"/>
+          </w:tcPr>
+          <w:p>
+            <w:pPr>
+              <w:jc w:val="both"/>
+            </w:pPr>
+            <w:r>
+              <w:t>Código</w:t>
+            </w:r>
+          </w:p>
+        </w:tc>
+        <w:tc>
+          <w:tcPr>
+            <w:tcW w:w="7081" w:type="dxa"/>
+          </w:tcPr>
+          <w:p>
+            <w:pPr>
+              <w:jc w:val="both"/>
+            </w:pPr>
+            <w:r>
+              <w:t>RF-</w:t>
+            </w:r>
+            <w:r>
+              <w:t>10</w:t>
+            </w:r>
+          </w:p>
+        </w:tc>
+      </w:tr>
+      <w:tr>
+        <w:tc>
+          <w:tcPr>
+            <w:tcW w:w="1413" w:type="dxa"/>
+          </w:tcPr>
+          <w:p>
+            <w:pPr>
+              <w:jc w:val="both"/>
+            </w:pPr>
+            <w:r>
+              <w:t>Nombre</w:t>
+            </w:r>
+          </w:p>
+        </w:tc>
+        <w:tc>
+          <w:tcPr>
+            <w:tcW w:w="7081" w:type="dxa"/>
+          </w:tcPr>
+          <w:p>
+            <w:pPr>
+              <w:jc w:val="both"/>
+            </w:pPr>
+            <w:r>
+              <w:t>Descarga de Modelos 3D Digitalizados</w:t>
+            </w:r>
+          </w:p>
+        </w:tc>
+      </w:tr>
+      <w:tr>
+        <w:tc>
+          <w:tcPr>
+            <w:tcW w:w="1413" w:type="dxa"/>
+          </w:tcPr>
+          <w:p>
+            <w:pPr>
+              <w:jc w:val="both"/>
+            </w:pPr>
+            <w:r>
+              <w:t xml:space="preserve">Descripción </w:t>
+            </w:r>
+          </w:p>
+        </w:tc>
+        <w:tc>
+          <w:tcPr>
+            <w:tcW w:w="7081" w:type="dxa"/>
+          </w:tcPr>
+          <w:p>
+            <w:pPr>
+              <w:jc w:val="both"/>
+            </w:pPr>
+            <w:r>
+              <w:t xml:space="preserve">El sistema debe habilitar la descarga del </w:t>
+            </w:r>
+            <w:proofErr w:type="spellStart"/>
+            <w:r>
+              <w:t>archivo.glb</w:t>
+            </w:r>
+            <w:proofErr w:type="spellEnd"/>
+            <w:r>
+              <w:t xml:space="preserve"> del modelo digitalizado, únicamente si el estado de la compra es PAID y la compra pertenece al usuario autenticado. </w:t>
+            </w:r>
+          </w:p>
+        </w:tc>
+      </w:tr>
+      <w:tr>
+        <w:tc>
+          <w:tcPr>
+            <w:tcW w:w="1413" w:type="dxa"/>
+          </w:tcPr>
+          <w:p>
+            <w:pPr>
+              <w:jc w:val="both"/>
+            </w:pPr>
+            <w:r>
+              <w:t>Rol</w:t>
+            </w:r>
+          </w:p>
+        </w:tc>
+        <w:tc>
+          <w:tcPr>
+            <w:tcW w:w="7081" w:type="dxa"/>
+          </w:tcPr>
+          <w:p>
+            <w:pPr>
+              <w:jc w:val="both"/>
+            </w:pPr>
+            <w:r>
+              <w:t>Cliente</w:t>
+            </w:r>
+          </w:p>
+        </w:tc>
+      </w:tr>
+      <w:tr>
+        <w:tc>
+          <w:tcPr>
+            <w:tcW w:w="1413" w:type="dxa"/>
+          </w:tcPr>
+          <w:p>
+            <w:pPr>
+              <w:jc w:val="both"/>
+            </w:pPr>
+            <w:r>
+              <w:t>Prioridad</w:t>
+            </w:r>
+          </w:p>
+        </w:tc>
+        <w:tc>
+          <w:tcPr>
+            <w:tcW w:w="7081" w:type="dxa"/>
+          </w:tcPr>
+          <w:p>
+            <w:pPr>
+              <w:jc w:val="both"/>
+              <w:rPr>
+                <w:lang w:val="es-ES"/>
+              </w:rPr>
+            </w:pPr>
+            <w:r>
+              <w:rPr>
+                <w:lang w:val="es-ES"/>
+              </w:rPr>
+              <w:t>Alta</w:t>
+            </w:r>
+          </w:p>
+        </w:tc>
+      </w:tr>
+    </w:tbl>
+    <w:p>
+      <w:pPr>
+        <w:jc w:val="both"/>
+        <w:rPr>
+          <w:lang w:val="es-ES"/>
+        </w:rPr>
+      </w:pPr>
+    </w:p>
+    <w:tbl>
+      <w:tblPr>
+        <w:tblStyle w:val="Tablaconcuadrcula"/>
+        <w:tblW w:w="0" w:type="auto"/>
+        <w:tblLook w:val="04A0" w:firstRow="1" w:lastRow="0" w:firstColumn="1" w:lastColumn="0" w:noHBand="0" w:noVBand="1"/>
+      </w:tblPr>
+      <w:tblGrid>
+        <w:gridCol w:w="1413"/>
+        <w:gridCol w:w="7081"/>
+      </w:tblGrid>
+      <w:tr>
+        <w:tc>
+          <w:tcPr>
+            <w:tcW w:w="1413" w:type="dxa"/>
+          </w:tcPr>
+          <w:p>
+            <w:pPr>
+              <w:jc w:val="both"/>
+            </w:pPr>
+            <w:r>
+              <w:t xml:space="preserve"> N.º </w:t>
+            </w:r>
+          </w:p>
+        </w:tc>
+        <w:tc>
+          <w:tcPr>
+            <w:tcW w:w="7081" w:type="dxa"/>
+          </w:tcPr>
+          <w:p>
+            <w:pPr>
+              <w:jc w:val="both"/>
+              <w:rPr>
+                <w:lang w:val="es-ES"/>
+              </w:rPr>
+            </w:pPr>
+            <w:r>
+              <w:rPr>
+                <w:lang w:val="es-ES"/>
+              </w:rPr>
+              <w:t>1</w:t>
+            </w:r>
+            <w:r>
+              <w:rPr>
+                <w:lang w:val="es-ES"/>
+              </w:rPr>
+              <w:t>1</w:t>
+            </w:r>
+          </w:p>
+        </w:tc>
+      </w:tr>
+      <w:tr>
+        <w:tc>
+          <w:tcPr>
+            <w:tcW w:w="1413" w:type="dxa"/>
+          </w:tcPr>
+          <w:p>
+            <w:pPr>
+              <w:jc w:val="both"/>
+            </w:pPr>
+            <w:r>
+              <w:t>Código</w:t>
+            </w:r>
+          </w:p>
+        </w:tc>
+        <w:tc>
+          <w:tcPr>
+            <w:tcW w:w="7081" w:type="dxa"/>
+          </w:tcPr>
+          <w:p>
+            <w:pPr>
+              <w:jc w:val="both"/>
+            </w:pPr>
+            <w:r>
+              <w:t>RF-</w:t>
+            </w:r>
+            <w:r>
+              <w:t>1</w:t>
+            </w:r>
+            <w:r>
+              <w:t>1</w:t>
+            </w:r>
+          </w:p>
+        </w:tc>
+      </w:tr>
+      <w:tr>
+        <w:tc>
+          <w:tcPr>
+            <w:tcW w:w="1413" w:type="dxa"/>
+          </w:tcPr>
+          <w:p>
+            <w:pPr>
+              <w:jc w:val="both"/>
+            </w:pPr>
+            <w:r>
+              <w:t>Nombre</w:t>
+            </w:r>
+          </w:p>
+        </w:tc>
+        <w:tc>
+          <w:tcPr>
+            <w:tcW w:w="7081" w:type="dxa"/>
+          </w:tcPr>
+          <w:p>
+            <w:pPr>
+              <w:jc w:val="both"/>
+            </w:pPr>
+            <w:r>
+              <w:t>Compra de Modelos 3D Impresos</w:t>
+            </w:r>
+          </w:p>
+        </w:tc>
+      </w:tr>
+      <w:tr>
+        <w:tc>
+          <w:tcPr>
+            <w:tcW w:w="1413" w:type="dxa"/>
+          </w:tcPr>
+          <w:p>
+            <w:pPr>
+              <w:jc w:val="both"/>
+            </w:pPr>
+            <w:r>
+              <w:t xml:space="preserve">Descripción </w:t>
+            </w:r>
+          </w:p>
+        </w:tc>
+        <w:tc>
+          <w:tcPr>
+            <w:tcW w:w="7081" w:type="dxa"/>
+          </w:tcPr>
+          <w:p>
+            <w:pPr>
+              <w:jc w:val="both"/>
+            </w:pPr>
+            <w:r>
+              <w:t xml:space="preserve">El sistema debe procesar pagos de modelos impresos mediante </w:t>
+            </w:r>
+            <w:proofErr w:type="spellStart"/>
+            <w:r>
+              <w:t>MercadoPago</w:t>
+            </w:r>
+            <w:proofErr w:type="spellEnd"/>
+            <w:r>
+              <w:t>, calculando el monto total como precio unitario × cantidad solicitada. Al confirmar el pago, se debe asignar automáticamente el estado de entrega inicial ACCEPTED con un estimado de entrega de "1 día".</w:t>
+            </w:r>
+          </w:p>
+        </w:tc>
+      </w:tr>
+      <w:tr>
+        <w:tc>
+          <w:tcPr>
+            <w:tcW w:w="1413" w:type="dxa"/>
+          </w:tcPr>
+          <w:p>
+            <w:pPr>
+              <w:jc w:val="both"/>
+            </w:pPr>
+            <w:r>
+              <w:t>Rol</w:t>
+            </w:r>
+          </w:p>
+        </w:tc>
+        <w:tc>
+          <w:tcPr>
+            <w:tcW w:w="7081" w:type="dxa"/>
+          </w:tcPr>
+          <w:p>
+            <w:pPr>
+              <w:jc w:val="both"/>
+            </w:pPr>
+            <w:r>
+              <w:t>Cliente</w:t>
+            </w:r>
+          </w:p>
+        </w:tc>
+      </w:tr>
+      <w:tr>
+        <w:tc>
+          <w:tcPr>
+            <w:tcW w:w="1413" w:type="dxa"/>
+          </w:tcPr>
+          <w:p>
+            <w:pPr>
+              <w:jc w:val="both"/>
+            </w:pPr>
+            <w:r>
+              <w:t>Prioridad</w:t>
+            </w:r>
+          </w:p>
+        </w:tc>
+        <w:tc>
+          <w:tcPr>
+            <w:tcW w:w="7081" w:type="dxa"/>
+          </w:tcPr>
+          <w:p>
+            <w:pPr>
+              <w:jc w:val="both"/>
+              <w:rPr>
+                <w:lang w:val="es-ES"/>
+              </w:rPr>
+            </w:pPr>
+            <w:r>
+              <w:rPr>
+                <w:lang w:val="es-ES"/>
+              </w:rPr>
+              <w:t>Alta</w:t>
+            </w:r>
+          </w:p>
+        </w:tc>
+      </w:tr>
+    </w:tbl>
+    <w:p>
+      <w:pPr>
+        <w:jc w:val="both"/>
+        <w:rPr>
+          <w:lang w:val="es-ES"/>
+        </w:rPr>
+      </w:pPr>
+    </w:p>
+    <w:tbl>
+      <w:tblPr>
+        <w:tblStyle w:val="Tablaconcuadrcula"/>
+        <w:tblW w:w="0" w:type="auto"/>
+        <w:tblLook w:val="04A0" w:firstRow="1" w:lastRow="0" w:firstColumn="1" w:lastColumn="0" w:noHBand="0" w:noVBand="1"/>
+      </w:tblPr>
+      <w:tblGrid>
+        <w:gridCol w:w="1413"/>
+        <w:gridCol w:w="7081"/>
+      </w:tblGrid>
+      <w:tr>
+        <w:tc>
+          <w:tcPr>
+            <w:tcW w:w="1413" w:type="dxa"/>
+          </w:tcPr>
+          <w:p>
+            <w:pPr>
+              <w:jc w:val="both"/>
+            </w:pPr>
+            <w:r>
+              <w:t xml:space="preserve"> N.º </w:t>
+            </w:r>
+          </w:p>
+        </w:tc>
+        <w:tc>
+          <w:tcPr>
+            <w:tcW w:w="7081" w:type="dxa"/>
+          </w:tcPr>
+          <w:p>
+            <w:pPr>
+              <w:jc w:val="both"/>
+              <w:rPr>
+                <w:lang w:val="es-ES"/>
+              </w:rPr>
+            </w:pPr>
+            <w:r>
+              <w:rPr>
+                <w:lang w:val="es-ES"/>
+              </w:rPr>
+              <w:t>1</w:t>
+            </w:r>
+            <w:r>
+              <w:rPr>
+                <w:lang w:val="es-ES"/>
+              </w:rPr>
+              <w:t>2</w:t>
+            </w:r>
+          </w:p>
+        </w:tc>
+      </w:tr>
+      <w:tr>
+        <w:tc>
+          <w:tcPr>
+            <w:tcW w:w="1413" w:type="dxa"/>
+          </w:tcPr>
+          <w:p>
+            <w:pPr>
+              <w:jc w:val="both"/>
+            </w:pPr>
+            <w:r>
+              <w:t>Código</w:t>
+            </w:r>
+          </w:p>
+        </w:tc>
+        <w:tc>
+          <w:tcPr>
+            <w:tcW w:w="7081" w:type="dxa"/>
+          </w:tcPr>
+          <w:p>
+            <w:pPr>
+              <w:jc w:val="both"/>
+            </w:pPr>
+            <w:r>
+              <w:t>RF-</w:t>
+            </w:r>
+            <w:r>
+              <w:t>1</w:t>
+            </w:r>
+            <w:r>
+              <w:t>2</w:t>
+            </w:r>
+          </w:p>
+        </w:tc>
+      </w:tr>
+      <w:tr>
+        <w:tc>
+          <w:tcPr>
+            <w:tcW w:w="1413" w:type="dxa"/>
+          </w:tcPr>
+          <w:p>
+            <w:pPr>
+              <w:jc w:val="both"/>
+            </w:pPr>
+            <w:r>
+              <w:t>Nombre</w:t>
+            </w:r>
+          </w:p>
+        </w:tc>
+        <w:tc>
+          <w:tcPr>
+            <w:tcW w:w="7081" w:type="dxa"/>
+          </w:tcPr>
+          <w:p>
+            <w:pPr>
+              <w:jc w:val="both"/>
+            </w:pPr>
+            <w:r>
+              <w:t>Seguimiento de entrega (Modelos Impresos)</w:t>
+            </w:r>
+          </w:p>
+        </w:tc>
+      </w:tr>
+      <w:tr>
+        <w:tc>
+          <w:tcPr>
+            <w:tcW w:w="1413" w:type="dxa"/>
+          </w:tcPr>
+          <w:p>
+            <w:pPr>
+              <w:jc w:val="both"/>
+            </w:pPr>
+            <w:r>
+              <w:t xml:space="preserve">Descripción </w:t>
+            </w:r>
+          </w:p>
+        </w:tc>
+        <w:tc>
+          <w:tcPr>
+            <w:tcW w:w="7081" w:type="dxa"/>
+          </w:tcPr>
+          <w:p>
+            <w:pPr>
+              <w:jc w:val="both"/>
+            </w:pPr>
+            <w:r>
+              <w:t>El sistema debe gestionar el seguimiento de los modelos impresos comprados mediante un flujo de estados de entrega: ACCEPTED (pedido aceptado) → IN_PROGRESS (en proceso de impresión/envío) → DELIVERED (entregado). El administrador actualiza el estado y el cliente lo visualiza desde su historial de compras.</w:t>
+            </w:r>
+          </w:p>
+        </w:tc>
+      </w:tr>
+      <w:tr>
+        <w:tc>
+          <w:tcPr>
+            <w:tcW w:w="1413" w:type="dxa"/>
+          </w:tcPr>
+          <w:p>
+            <w:pPr>
+              <w:jc w:val="both"/>
+            </w:pPr>
+            <w:r>
+              <w:t>Rol</w:t>
+            </w:r>
+          </w:p>
+        </w:tc>
+        <w:tc>
+          <w:tcPr>
+            <w:tcW w:w="7081" w:type="dxa"/>
+          </w:tcPr>
+          <w:p>
+            <w:pPr>
+              <w:jc w:val="both"/>
+            </w:pPr>
+            <w:r>
+              <w:t>Cliente</w:t>
+            </w:r>
+            <w:r>
+              <w:t>, Administrador</w:t>
+            </w:r>
+          </w:p>
+        </w:tc>
+      </w:tr>
+      <w:tr>
+        <w:tc>
+          <w:tcPr>
+            <w:tcW w:w="1413" w:type="dxa"/>
+          </w:tcPr>
+          <w:p>
+            <w:pPr>
+              <w:jc w:val="both"/>
+            </w:pPr>
+            <w:r>
+              <w:t>Prioridad</w:t>
+            </w:r>
+          </w:p>
+        </w:tc>
+        <w:tc>
+          <w:tcPr>
+            <w:tcW w:w="7081" w:type="dxa"/>
+          </w:tcPr>
+          <w:p>
+            <w:pPr>
+              <w:jc w:val="both"/>
+              <w:rPr>
+                <w:lang w:val="es-ES"/>
+              </w:rPr>
+            </w:pPr>
+            <w:r>
+              <w:rPr>
+                <w:lang w:val="es-ES"/>
+              </w:rPr>
+              <w:t>Alta</w:t>
+            </w:r>
+          </w:p>
+        </w:tc>
+      </w:tr>
+    </w:tbl>
+    <w:p>
+      <w:pPr>
+        <w:jc w:val="both"/>
+        <w:rPr>
+          <w:lang w:val="es-ES"/>
+        </w:rPr>
+      </w:pPr>
+    </w:p>
+    <w:tbl>
+      <w:tblPr>
+        <w:tblStyle w:val="Tablaconcuadrcula"/>
+        <w:tblW w:w="0" w:type="auto"/>
+        <w:tblLook w:val="04A0" w:firstRow="1" w:lastRow="0" w:firstColumn="1" w:lastColumn="0" w:noHBand="0" w:noVBand="1"/>
+      </w:tblPr>
+      <w:tblGrid>
+        <w:gridCol w:w="1413"/>
+        <w:gridCol w:w="7081"/>
+      </w:tblGrid>
+      <w:tr>
+        <w:tc>
+          <w:tcPr>
+            <w:tcW w:w="1413" w:type="dxa"/>
+          </w:tcPr>
+          <w:p>
+            <w:pPr>
+              <w:jc w:val="both"/>
+            </w:pPr>
+            <w:r>
+              <w:t xml:space="preserve"> N.º </w:t>
+            </w:r>
+          </w:p>
+        </w:tc>
+        <w:tc>
+          <w:tcPr>
+            <w:tcW w:w="7081" w:type="dxa"/>
+          </w:tcPr>
+          <w:p>
+            <w:pPr>
+              <w:jc w:val="both"/>
+              <w:rPr>
+                <w:lang w:val="es-ES"/>
+              </w:rPr>
+            </w:pPr>
+            <w:r>
+              <w:rPr>
+                <w:lang w:val="es-ES"/>
+              </w:rPr>
+              <w:t>1</w:t>
+            </w:r>
+            <w:r>
+              <w:rPr>
+                <w:lang w:val="es-ES"/>
+              </w:rPr>
+              <w:t>3</w:t>
+            </w:r>
+          </w:p>
+        </w:tc>
+      </w:tr>
+      <w:tr>
+        <w:tc>
+          <w:tcPr>
+            <w:tcW w:w="1413" w:type="dxa"/>
+          </w:tcPr>
+          <w:p>
+            <w:pPr>
+              <w:jc w:val="both"/>
+            </w:pPr>
+            <w:r>
+              <w:t>Código</w:t>
+            </w:r>
+          </w:p>
+        </w:tc>
+        <w:tc>
+          <w:tcPr>
+            <w:tcW w:w="7081" w:type="dxa"/>
+          </w:tcPr>
+          <w:p>
+            <w:pPr>
+              <w:jc w:val="both"/>
+            </w:pPr>
+            <w:r>
+              <w:t>RF-</w:t>
+            </w:r>
+            <w:r>
+              <w:t>1</w:t>
+            </w:r>
+            <w:r>
+              <w:t>3</w:t>
+            </w:r>
+          </w:p>
+        </w:tc>
+      </w:tr>
+      <w:tr>
+        <w:tc>
+          <w:tcPr>
+            <w:tcW w:w="1413" w:type="dxa"/>
+          </w:tcPr>
+          <w:p>
+            <w:pPr>
+              <w:jc w:val="both"/>
+            </w:pPr>
+            <w:r>
+              <w:t>Nombre</w:t>
+            </w:r>
+          </w:p>
+        </w:tc>
+        <w:tc>
+          <w:tcPr>
+            <w:tcW w:w="7081" w:type="dxa"/>
+          </w:tcPr>
+          <w:p>
+            <w:pPr>
+              <w:jc w:val="both"/>
+            </w:pPr>
+            <w:r>
+              <w:t>Cotizaciones 3D personalizadas</w:t>
+            </w:r>
+          </w:p>
+        </w:tc>
+      </w:tr>
+      <w:tr>
+        <w:tc>
+          <w:tcPr>
+            <w:tcW w:w="1413" w:type="dxa"/>
+          </w:tcPr>
+          <w:p>
+            <w:pPr>
+              <w:jc w:val="both"/>
+            </w:pPr>
+            <w:r>
+              <w:t xml:space="preserve">Descripción </w:t>
+            </w:r>
+          </w:p>
+        </w:tc>
+        <w:tc>
+          <w:tcPr>
+            <w:tcW w:w="7081" w:type="dxa"/>
+          </w:tcPr>
+          <w:p>
+            <w:pPr>
+              <w:jc w:val="both"/>
+            </w:pPr>
+            <w:r>
+              <w:t xml:space="preserve">El sistema debe permitir al cliente crear solicitudes de cotización con descripción, hasta 5 imágenes referenciales (almacenadas en </w:t>
+            </w:r>
+            <w:proofErr w:type="spellStart"/>
+            <w:r>
+              <w:t>MinIO</w:t>
+            </w:r>
+            <w:proofErr w:type="spellEnd"/>
+            <w:r>
+              <w:t>), teléfono y preferencia de notificación.</w:t>
+            </w:r>
+          </w:p>
+        </w:tc>
+      </w:tr>
+      <w:tr>
+        <w:tc>
+          <w:tcPr>
+            <w:tcW w:w="1413" w:type="dxa"/>
+          </w:tcPr>
+          <w:p>
+            <w:pPr>
+              <w:jc w:val="both"/>
+            </w:pPr>
+            <w:r>
+              <w:t>Rol</w:t>
+            </w:r>
+          </w:p>
+        </w:tc>
+        <w:tc>
+          <w:tcPr>
+            <w:tcW w:w="7081" w:type="dxa"/>
+          </w:tcPr>
+          <w:p>
+            <w:pPr>
+              <w:jc w:val="both"/>
+            </w:pPr>
+            <w:r>
+              <w:t>Cliente</w:t>
+            </w:r>
+          </w:p>
+        </w:tc>
+      </w:tr>
+      <w:tr>
+        <w:tc>
+          <w:tcPr>
+            <w:tcW w:w="1413" w:type="dxa"/>
+          </w:tcPr>
+          <w:p>
+            <w:pPr>
+              <w:jc w:val="both"/>
+            </w:pPr>
+            <w:r>
+              <w:t>Prioridad</w:t>
+            </w:r>
+          </w:p>
+        </w:tc>
+        <w:tc>
+          <w:tcPr>
+            <w:tcW w:w="7081" w:type="dxa"/>
+          </w:tcPr>
+          <w:p>
+            <w:pPr>
+              <w:jc w:val="both"/>
+              <w:rPr>
+                <w:lang w:val="es-ES"/>
+              </w:rPr>
+            </w:pPr>
+            <w:r>
+              <w:rPr>
+                <w:lang w:val="es-ES"/>
+              </w:rPr>
+              <w:t>Alta</w:t>
+            </w:r>
+          </w:p>
+        </w:tc>
+      </w:tr>
+    </w:tbl>
+    <w:p>
+      <w:pPr>
+        <w:jc w:val="both"/>
+        <w:rPr>
+          <w:lang w:val="es-ES"/>
+        </w:rPr>
+      </w:pPr>
+    </w:p>
+    <w:tbl>
+      <w:tblPr>
+        <w:tblStyle w:val="Tablaconcuadrcula"/>
+        <w:tblW w:w="0" w:type="auto"/>
+        <w:tblLook w:val="04A0" w:firstRow="1" w:lastRow="0" w:firstColumn="1" w:lastColumn="0" w:noHBand="0" w:noVBand="1"/>
+      </w:tblPr>
+      <w:tblGrid>
+        <w:gridCol w:w="1413"/>
+        <w:gridCol w:w="7081"/>
+      </w:tblGrid>
+      <w:tr>
+        <w:tc>
+          <w:tcPr>
+            <w:tcW w:w="1413" w:type="dxa"/>
+          </w:tcPr>
+          <w:p>
+            <w:pPr>
+              <w:jc w:val="both"/>
+            </w:pPr>
+            <w:r>
+              <w:t xml:space="preserve"> N.º </w:t>
+            </w:r>
+          </w:p>
+        </w:tc>
+        <w:tc>
+          <w:tcPr>
+            <w:tcW w:w="7081" w:type="dxa"/>
+          </w:tcPr>
+          <w:p>
+            <w:pPr>
+              <w:jc w:val="both"/>
+              <w:rPr>
+                <w:lang w:val="es-ES"/>
+              </w:rPr>
+            </w:pPr>
+            <w:r>
+              <w:rPr>
+                <w:lang w:val="es-ES"/>
+              </w:rPr>
+              <w:t>1</w:t>
+            </w:r>
+            <w:r>
+              <w:rPr>
+                <w:lang w:val="es-ES"/>
+              </w:rPr>
+              <w:t>4</w:t>
+            </w:r>
+          </w:p>
+        </w:tc>
+      </w:tr>
+      <w:tr>
+        <w:tc>
+          <w:tcPr>
+            <w:tcW w:w="1413" w:type="dxa"/>
+          </w:tcPr>
+          <w:p>
+            <w:pPr>
+              <w:jc w:val="both"/>
+            </w:pPr>
+            <w:r>
+              <w:t>Código</w:t>
+            </w:r>
+          </w:p>
+        </w:tc>
+        <w:tc>
+          <w:tcPr>
+            <w:tcW w:w="7081" w:type="dxa"/>
+          </w:tcPr>
+          <w:p>
+            <w:pPr>
+              <w:jc w:val="both"/>
+            </w:pPr>
+            <w:r>
+              <w:t>RF-</w:t>
+            </w:r>
+            <w:r>
+              <w:t>1</w:t>
+            </w:r>
+            <w:r>
+              <w:t>4</w:t>
+            </w:r>
+          </w:p>
+        </w:tc>
+      </w:tr>
+      <w:tr>
+        <w:tc>
+          <w:tcPr>
+            <w:tcW w:w="1413" w:type="dxa"/>
+          </w:tcPr>
+          <w:p>
+            <w:pPr>
+              <w:jc w:val="both"/>
+            </w:pPr>
+            <w:r>
+              <w:t>Nombre</w:t>
+            </w:r>
+          </w:p>
+        </w:tc>
+        <w:tc>
+          <w:tcPr>
+            <w:tcW w:w="7081" w:type="dxa"/>
+          </w:tcPr>
+          <w:p>
+            <w:pPr>
+              <w:jc w:val="both"/>
+            </w:pPr>
+            <w:r>
+              <w:t>Gestión de cotizaciones del cliente</w:t>
+            </w:r>
+          </w:p>
+        </w:tc>
+      </w:tr>
+      <w:tr>
+        <w:tc>
+          <w:tcPr>
+            <w:tcW w:w="1413" w:type="dxa"/>
+          </w:tcPr>
+          <w:p>
+            <w:pPr>
+              <w:jc w:val="both"/>
+            </w:pPr>
+            <w:r>
+              <w:t xml:space="preserve">Descripción </w:t>
+            </w:r>
+          </w:p>
+        </w:tc>
+        <w:tc>
+          <w:tcPr>
+            <w:tcW w:w="7081" w:type="dxa"/>
+          </w:tcPr>
+          <w:p>
+            <w:pPr>
+              <w:jc w:val="both"/>
+            </w:pPr>
+            <w:r>
+              <w:t>El sistema debe permitir al cliente editar (solo en estado Pendiente), eliminar y consultar el historial de sus cotizaciones junto con las respuestas del administrador.</w:t>
+            </w:r>
+          </w:p>
+        </w:tc>
+      </w:tr>
+      <w:tr>
+        <w:tc>
+          <w:tcPr>
+            <w:tcW w:w="1413" w:type="dxa"/>
+          </w:tcPr>
+          <w:p>
+            <w:pPr>
+              <w:jc w:val="both"/>
+            </w:pPr>
+            <w:r>
+              <w:t>Rol</w:t>
+            </w:r>
+          </w:p>
+        </w:tc>
+        <w:tc>
+          <w:tcPr>
+            <w:tcW w:w="7081" w:type="dxa"/>
+          </w:tcPr>
+          <w:p>
+            <w:pPr>
+              <w:jc w:val="both"/>
+            </w:pPr>
+            <w:r>
+              <w:t>Cliente</w:t>
+            </w:r>
+          </w:p>
+        </w:tc>
+      </w:tr>
+      <w:tr>
+        <w:tc>
+          <w:tcPr>
+            <w:tcW w:w="1413" w:type="dxa"/>
+          </w:tcPr>
+          <w:p>
+            <w:pPr>
+              <w:jc w:val="both"/>
+            </w:pPr>
+            <w:r>
+              <w:t>Prioridad</w:t>
+            </w:r>
+          </w:p>
+        </w:tc>
+        <w:tc>
+          <w:tcPr>
+            <w:tcW w:w="7081" w:type="dxa"/>
+          </w:tcPr>
+          <w:p>
+            <w:pPr>
+              <w:jc w:val="both"/>
+              <w:rPr>
+                <w:lang w:val="es-ES"/>
+              </w:rPr>
+            </w:pPr>
+            <w:r>
+              <w:rPr>
+                <w:lang w:val="es-ES"/>
+              </w:rPr>
+              <w:t>Alta</w:t>
+            </w:r>
+          </w:p>
+        </w:tc>
+      </w:tr>
+    </w:tbl>
+    <w:p>
+      <w:pPr>
+        <w:jc w:val="both"/>
+        <w:rPr>
+          <w:lang w:val="es-ES"/>
+        </w:rPr>
+      </w:pPr>
+    </w:p>
+    <w:p>
+      <w:pPr>
+        <w:jc w:val="both"/>
+        <w:rPr>
+          <w:lang w:val="es-ES"/>
+        </w:rPr>
+      </w:pPr>
+    </w:p>
+    <w:tbl>
+      <w:tblPr>
+        <w:tblStyle w:val="Tablaconcuadrcula"/>
+        <w:tblW w:w="0" w:type="auto"/>
+        <w:tblLook w:val="04A0" w:firstRow="1" w:lastRow="0" w:firstColumn="1" w:lastColumn="0" w:noHBand="0" w:noVBand="1"/>
+      </w:tblPr>
+      <w:tblGrid>
+        <w:gridCol w:w="1413"/>
+        <w:gridCol w:w="7081"/>
+      </w:tblGrid>
+      <w:tr>
+        <w:tc>
+          <w:tcPr>
+            <w:tcW w:w="1413" w:type="dxa"/>
+          </w:tcPr>
+          <w:p>
+            <w:pPr>
+              <w:jc w:val="both"/>
+            </w:pPr>
+            <w:r>
+              <w:t xml:space="preserve"> N.º </w:t>
+            </w:r>
+          </w:p>
+        </w:tc>
+        <w:tc>
+          <w:tcPr>
+            <w:tcW w:w="7081" w:type="dxa"/>
+          </w:tcPr>
+          <w:p>
+            <w:pPr>
+              <w:jc w:val="both"/>
+              <w:rPr>
+                <w:lang w:val="es-ES"/>
+              </w:rPr>
+            </w:pPr>
+            <w:r>
+              <w:rPr>
+                <w:lang w:val="es-ES"/>
+              </w:rPr>
+              <w:t>15</w:t>
+            </w:r>
+          </w:p>
+        </w:tc>
+      </w:tr>
+      <w:tr>
+        <w:tc>
+          <w:tcPr>
+            <w:tcW w:w="1413" w:type="dxa"/>
+          </w:tcPr>
+          <w:p>
+            <w:pPr>
+              <w:jc w:val="both"/>
+            </w:pPr>
+            <w:r>
+              <w:t>Código</w:t>
+            </w:r>
+          </w:p>
+        </w:tc>
+        <w:tc>
+          <w:tcPr>
+            <w:tcW w:w="7081" w:type="dxa"/>
+          </w:tcPr>
+          <w:p>
+            <w:pPr>
+              <w:jc w:val="both"/>
+            </w:pPr>
+            <w:r>
+              <w:t>RF-</w:t>
+            </w:r>
+            <w:r>
+              <w:t>15</w:t>
+            </w:r>
+          </w:p>
+        </w:tc>
+      </w:tr>
+      <w:tr>
+        <w:tc>
+          <w:tcPr>
+            <w:tcW w:w="1413" w:type="dxa"/>
+          </w:tcPr>
+          <w:p>
+            <w:pPr>
+              <w:jc w:val="both"/>
+            </w:pPr>
+            <w:r>
+              <w:t>Nombre</w:t>
+            </w:r>
+          </w:p>
+        </w:tc>
+        <w:tc>
+          <w:tcPr>
+            <w:tcW w:w="7081" w:type="dxa"/>
+          </w:tcPr>
+          <w:p>
+            <w:pPr>
+              <w:jc w:val="both"/>
+            </w:pPr>
+            <w:r>
+              <w:t>Catálogo de Libros</w:t>
+            </w:r>
+          </w:p>
+        </w:tc>
+      </w:tr>
+      <w:tr>
+        <w:tc>
+          <w:tcPr>
+            <w:tcW w:w="1413" w:type="dxa"/>
+          </w:tcPr>
+          <w:p>
+            <w:pPr>
+              <w:jc w:val="both"/>
+            </w:pPr>
+            <w:r>
+              <w:t xml:space="preserve">Descripción </w:t>
+            </w:r>
+          </w:p>
+        </w:tc>
+        <w:tc>
+          <w:tcPr>
+            <w:tcW w:w="7081" w:type="dxa"/>
+          </w:tcPr>
+          <w:p>
+            <w:pPr>
+              <w:jc w:val="both"/>
+            </w:pPr>
+            <w:r>
+              <w:t xml:space="preserve">El sistema debe listar todos los libros activos con </w:t>
+            </w:r>
+            <w:r>
+              <w:t xml:space="preserve">portada, </w:t>
+            </w:r>
+            <w:r>
+              <w:t>título,</w:t>
+            </w:r>
+            <w:r>
+              <w:t xml:space="preserve"> autor, </w:t>
+            </w:r>
+            <w:r>
+              <w:t>descripción</w:t>
+            </w:r>
+            <w:r>
+              <w:t xml:space="preserve"> y </w:t>
+            </w:r>
+            <w:r>
+              <w:t>precio</w:t>
+            </w:r>
+            <w:r>
+              <w:t>.</w:t>
+            </w:r>
+          </w:p>
+        </w:tc>
+      </w:tr>
+      <w:tr>
+        <w:tc>
+          <w:tcPr>
+            <w:tcW w:w="1413" w:type="dxa"/>
+          </w:tcPr>
+          <w:p>
+            <w:pPr>
+              <w:jc w:val="both"/>
+            </w:pPr>
+            <w:r>
+              <w:t>Rol</w:t>
+            </w:r>
+          </w:p>
+        </w:tc>
+        <w:tc>
+          <w:tcPr>
+            <w:tcW w:w="7081" w:type="dxa"/>
+          </w:tcPr>
+          <w:p>
+            <w:pPr>
+              <w:jc w:val="both"/>
+            </w:pPr>
+            <w:r>
+              <w:t>Cliente</w:t>
+            </w:r>
+          </w:p>
+        </w:tc>
+      </w:tr>
+      <w:tr>
+        <w:tc>
+          <w:tcPr>
+            <w:tcW w:w="1413" w:type="dxa"/>
+          </w:tcPr>
+          <w:p>
+            <w:pPr>
+              <w:jc w:val="both"/>
+            </w:pPr>
+            <w:r>
+              <w:t>Prioridad</w:t>
+            </w:r>
+          </w:p>
+        </w:tc>
+        <w:tc>
+          <w:tcPr>
+            <w:tcW w:w="7081" w:type="dxa"/>
+          </w:tcPr>
+          <w:p>
+            <w:pPr>
+              <w:jc w:val="both"/>
+              <w:rPr>
+                <w:lang w:val="es-ES"/>
+              </w:rPr>
+            </w:pPr>
+            <w:r>
+              <w:rPr>
+                <w:lang w:val="es-ES"/>
+              </w:rPr>
+              <w:t>Alta</w:t>
+            </w:r>
+          </w:p>
+        </w:tc>
+      </w:tr>
+    </w:tbl>
+    <w:p>
+      <w:pPr>
+        <w:jc w:val="both"/>
+        <w:rPr>
+          <w:lang w:val="es-ES"/>
+        </w:rPr>
+      </w:pPr>
+    </w:p>
+    <w:tbl>
+      <w:tblPr>
+        <w:tblStyle w:val="Tablaconcuadrcula"/>
+        <w:tblW w:w="0" w:type="auto"/>
+        <w:tblLook w:val="04A0" w:firstRow="1" w:lastRow="0" w:firstColumn="1" w:lastColumn="0" w:noHBand="0" w:noVBand="1"/>
+      </w:tblPr>
+      <w:tblGrid>
+        <w:gridCol w:w="1413"/>
+        <w:gridCol w:w="7081"/>
+      </w:tblGrid>
+      <w:tr>
+        <w:tc>
+          <w:tcPr>
+            <w:tcW w:w="1413" w:type="dxa"/>
+          </w:tcPr>
+          <w:p>
+            <w:pPr>
+              <w:jc w:val="both"/>
+            </w:pPr>
+            <w:r>
+              <w:t xml:space="preserve"> N.º </w:t>
+            </w:r>
+          </w:p>
+        </w:tc>
+        <w:tc>
+          <w:tcPr>
+            <w:tcW w:w="7081" w:type="dxa"/>
+          </w:tcPr>
+          <w:p>
+            <w:pPr>
+              <w:jc w:val="both"/>
+              <w:rPr>
+                <w:lang w:val="es-ES"/>
+              </w:rPr>
+            </w:pPr>
+            <w:r>
+              <w:rPr>
+                <w:lang w:val="es-ES"/>
+              </w:rPr>
+              <w:t>1</w:t>
+            </w:r>
+            <w:r>
+              <w:rPr>
+                <w:lang w:val="es-ES"/>
+              </w:rPr>
+              <w:t>6</w:t>
+            </w:r>
+          </w:p>
+        </w:tc>
+      </w:tr>
+      <w:tr>
+        <w:tc>
+          <w:tcPr>
+            <w:tcW w:w="1413" w:type="dxa"/>
+          </w:tcPr>
+          <w:p>
+            <w:pPr>
+              <w:jc w:val="both"/>
+            </w:pPr>
+            <w:r>
+              <w:t>Código</w:t>
+            </w:r>
+          </w:p>
+        </w:tc>
+        <w:tc>
+          <w:tcPr>
+            <w:tcW w:w="7081" w:type="dxa"/>
+          </w:tcPr>
+          <w:p>
+            <w:pPr>
+              <w:jc w:val="both"/>
+            </w:pPr>
+            <w:r>
+              <w:t>RF-</w:t>
+            </w:r>
+            <w:r>
+              <w:t>1</w:t>
+            </w:r>
+            <w:r>
+              <w:t>6</w:t>
+            </w:r>
+          </w:p>
+        </w:tc>
+      </w:tr>
+      <w:tr>
+        <w:tc>
+          <w:tcPr>
+            <w:tcW w:w="1413" w:type="dxa"/>
+          </w:tcPr>
+          <w:p>
+            <w:pPr>
+              <w:jc w:val="both"/>
+            </w:pPr>
+            <w:r>
+              <w:t>Nombre</w:t>
+            </w:r>
+          </w:p>
+        </w:tc>
+        <w:tc>
+          <w:tcPr>
+            <w:tcW w:w="7081" w:type="dxa"/>
+          </w:tcPr>
+          <w:p>
+            <w:pPr>
+              <w:jc w:val="both"/>
+            </w:pPr>
+            <w:r>
+              <w:t xml:space="preserve">Carrito de compras (Libros) </w:t>
+            </w:r>
+          </w:p>
+        </w:tc>
+      </w:tr>
+      <w:tr>
+        <w:tc>
+          <w:tcPr>
+            <w:tcW w:w="1413" w:type="dxa"/>
+          </w:tcPr>
+          <w:p>
+            <w:pPr>
+              <w:jc w:val="both"/>
+            </w:pPr>
+            <w:r>
+              <w:t xml:space="preserve">Descripción </w:t>
+            </w:r>
+          </w:p>
+        </w:tc>
+        <w:tc>
+          <w:tcPr>
+            <w:tcW w:w="7081" w:type="dxa"/>
+          </w:tcPr>
+          <w:p>
+            <w:pPr>
+              <w:jc w:val="both"/>
+            </w:pPr>
+            <w:r>
+              <w:t>El sistema debe permitir añadir libros al carrito con validación de duplicados (PENDING y PAID), impidiendo la compra repetida del mismo libro.</w:t>
+            </w:r>
+          </w:p>
+        </w:tc>
+      </w:tr>
+      <w:tr>
+        <w:tc>
+          <w:tcPr>
+            <w:tcW w:w="1413" w:type="dxa"/>
+          </w:tcPr>
+          <w:p>
+            <w:pPr>
+              <w:jc w:val="both"/>
+            </w:pPr>
+            <w:r>
+              <w:t>Rol</w:t>
+            </w:r>
+          </w:p>
+        </w:tc>
+        <w:tc>
+          <w:tcPr>
+            <w:tcW w:w="7081" w:type="dxa"/>
+          </w:tcPr>
+          <w:p>
+            <w:pPr>
+              <w:jc w:val="both"/>
+            </w:pPr>
+            <w:r>
+              <w:t>Cliente</w:t>
+            </w:r>
+          </w:p>
+        </w:tc>
+      </w:tr>
+      <w:tr>
+        <w:tc>
+          <w:tcPr>
+            <w:tcW w:w="1413" w:type="dxa"/>
+          </w:tcPr>
+          <w:p>
+            <w:pPr>
+              <w:jc w:val="both"/>
+            </w:pPr>
+            <w:r>
+              <w:t>Prioridad</w:t>
+            </w:r>
+          </w:p>
+        </w:tc>
+        <w:tc>
+          <w:tcPr>
+            <w:tcW w:w="7081" w:type="dxa"/>
+          </w:tcPr>
+          <w:p>
+            <w:pPr>
+              <w:jc w:val="both"/>
+              <w:rPr>
+                <w:lang w:val="es-ES"/>
+              </w:rPr>
+            </w:pPr>
+            <w:r>
+              <w:rPr>
+                <w:lang w:val="es-ES"/>
+              </w:rPr>
+              <w:t>Alta</w:t>
+            </w:r>
+          </w:p>
+        </w:tc>
+      </w:tr>
+    </w:tbl>
+    <w:p>
+      <w:pPr>
+        <w:jc w:val="both"/>
+        <w:rPr>
+          <w:lang w:val="es-ES"/>
+        </w:rPr>
+      </w:pPr>
+    </w:p>
+    <w:tbl>
+      <w:tblPr>
+        <w:tblStyle w:val="Tablaconcuadrcula"/>
+        <w:tblW w:w="0" w:type="auto"/>
+        <w:tblLook w:val="04A0" w:firstRow="1" w:lastRow="0" w:firstColumn="1" w:lastColumn="0" w:noHBand="0" w:noVBand="1"/>
+      </w:tblPr>
+      <w:tblGrid>
+        <w:gridCol w:w="1413"/>
+        <w:gridCol w:w="7081"/>
+      </w:tblGrid>
+      <w:tr>
+        <w:tc>
+          <w:tcPr>
+            <w:tcW w:w="1413" w:type="dxa"/>
+          </w:tcPr>
+          <w:p>
+            <w:pPr>
+              <w:jc w:val="both"/>
+            </w:pPr>
+            <w:r>
+              <w:t xml:space="preserve"> N.º </w:t>
+            </w:r>
+          </w:p>
+        </w:tc>
+        <w:tc>
+          <w:tcPr>
+            <w:tcW w:w="7081" w:type="dxa"/>
+          </w:tcPr>
+          <w:p>
+            <w:pPr>
+              <w:jc w:val="both"/>
+              <w:rPr>
+                <w:lang w:val="es-ES"/>
+              </w:rPr>
+            </w:pPr>
+            <w:r>
+              <w:rPr>
+                <w:lang w:val="es-ES"/>
+              </w:rPr>
+              <w:t>1</w:t>
+            </w:r>
+            <w:r>
+              <w:rPr>
+                <w:lang w:val="es-ES"/>
+              </w:rPr>
+              <w:t>7</w:t>
+            </w:r>
+          </w:p>
+        </w:tc>
+      </w:tr>
+      <w:tr>
+        <w:tc>
+          <w:tcPr>
+            <w:tcW w:w="1413" w:type="dxa"/>
+          </w:tcPr>
+          <w:p>
+            <w:pPr>
+              <w:jc w:val="both"/>
+            </w:pPr>
+            <w:r>
+              <w:t>Código</w:t>
+            </w:r>
+          </w:p>
+        </w:tc>
+        <w:tc>
+          <w:tcPr>
+            <w:tcW w:w="7081" w:type="dxa"/>
+          </w:tcPr>
+          <w:p>
+            <w:pPr>
+              <w:jc w:val="both"/>
+            </w:pPr>
+            <w:r>
+              <w:t>RF-</w:t>
+            </w:r>
+            <w:r>
+              <w:t>1</w:t>
+            </w:r>
+            <w:r>
+              <w:t>7</w:t>
+            </w:r>
+          </w:p>
+        </w:tc>
+      </w:tr>
+      <w:tr>
+        <w:tc>
+          <w:tcPr>
+            <w:tcW w:w="1413" w:type="dxa"/>
+          </w:tcPr>
+          <w:p>
+            <w:pPr>
+              <w:jc w:val="both"/>
+            </w:pPr>
+            <w:r>
+              <w:t>Nombre</w:t>
+            </w:r>
+          </w:p>
+        </w:tc>
+        <w:tc>
+          <w:tcPr>
+            <w:tcW w:w="7081" w:type="dxa"/>
+          </w:tcPr>
+          <w:p>
+            <w:pPr>
+              <w:jc w:val="both"/>
+            </w:pPr>
+            <w:r>
+              <w:t>Compra y descarga de Libros</w:t>
+            </w:r>
+          </w:p>
+        </w:tc>
+      </w:tr>
+      <w:tr>
+        <w:tc>
+          <w:tcPr>
+            <w:tcW w:w="1413" w:type="dxa"/>
+          </w:tcPr>
+          <w:p>
+            <w:pPr>
+              <w:jc w:val="both"/>
+            </w:pPr>
+            <w:r>
+              <w:t xml:space="preserve">Descripción </w:t>
+            </w:r>
+          </w:p>
+        </w:tc>
+        <w:tc>
+          <w:tcPr>
+            <w:tcW w:w="7081" w:type="dxa"/>
+          </w:tcPr>
+          <w:p>
+            <w:pPr>
+              <w:jc w:val="both"/>
+            </w:pPr>
+            <w:r>
+              <w:t xml:space="preserve">El sistema debe procesar el pago del libro mediante </w:t>
+            </w:r>
+            <w:proofErr w:type="spellStart"/>
+            <w:r>
+              <w:t>MercadoPago</w:t>
+            </w:r>
+            <w:proofErr w:type="spellEnd"/>
+            <w:r>
+              <w:t xml:space="preserve"> y, una vez aprobado, habilitar la descarga del PDF con nombre amigable desde </w:t>
+            </w:r>
+            <w:proofErr w:type="spellStart"/>
+            <w:r>
+              <w:t>MinIO</w:t>
+            </w:r>
+            <w:proofErr w:type="spellEnd"/>
+            <w:r>
+              <w:t>.</w:t>
+            </w:r>
+          </w:p>
+        </w:tc>
+      </w:tr>
+      <w:tr>
+        <w:tc>
+          <w:tcPr>
+            <w:tcW w:w="1413" w:type="dxa"/>
+          </w:tcPr>
+          <w:p>
+            <w:pPr>
+              <w:jc w:val="both"/>
+            </w:pPr>
+            <w:r>
+              <w:t>Rol</w:t>
+            </w:r>
+          </w:p>
+        </w:tc>
+        <w:tc>
+          <w:tcPr>
+            <w:tcW w:w="7081" w:type="dxa"/>
+          </w:tcPr>
+          <w:p>
+            <w:pPr>
+              <w:jc w:val="both"/>
+            </w:pPr>
+            <w:r>
+              <w:t>Cliente</w:t>
+            </w:r>
+          </w:p>
+        </w:tc>
+      </w:tr>
+      <w:tr>
+        <w:tc>
+          <w:tcPr>
+            <w:tcW w:w="1413" w:type="dxa"/>
+          </w:tcPr>
+          <w:p>
+            <w:pPr>
+              <w:jc w:val="both"/>
+            </w:pPr>
+            <w:r>
+              <w:t>Prioridad</w:t>
+            </w:r>
+          </w:p>
+        </w:tc>
+        <w:tc>
+          <w:tcPr>
+            <w:tcW w:w="7081" w:type="dxa"/>
+          </w:tcPr>
+          <w:p>
+            <w:pPr>
+              <w:jc w:val="both"/>
+              <w:rPr>
+                <w:lang w:val="es-ES"/>
+              </w:rPr>
+            </w:pPr>
+            <w:r>
+              <w:rPr>
+                <w:lang w:val="es-ES"/>
+              </w:rPr>
+              <w:t>Alta</w:t>
+            </w:r>
+          </w:p>
+        </w:tc>
+      </w:tr>
+    </w:tbl>
+    <w:p>
+      <w:pPr>
+        <w:jc w:val="both"/>
+        <w:rPr>
+          <w:lang w:val="es-ES"/>
+        </w:rPr>
+      </w:pPr>
+    </w:p>
+    <w:p>
+      <w:pPr>
+        <w:jc w:val="both"/>
+        <w:rPr>
+          <w:lang w:val="es-ES"/>
+        </w:rPr>
+      </w:pPr>
+    </w:p>
+    <w:p>
+      <w:pPr>
+        <w:jc w:val="both"/>
+        <w:rPr>
+          <w:lang w:val="es-ES"/>
+        </w:rPr>
+      </w:pPr>
+    </w:p>
+    <w:p>
+      <w:pPr>
+        <w:jc w:val="both"/>
+        <w:rPr>
+          <w:lang w:val="es-ES"/>
+        </w:rPr>
+      </w:pPr>
+    </w:p>
+    <w:p>
+      <w:pPr>
+        <w:jc w:val="both"/>
+        <w:rPr>
+          <w:lang w:val="es-ES"/>
+        </w:rPr>
+      </w:pPr>
+    </w:p>
+    <w:tbl>
+      <w:tblPr>
+        <w:tblStyle w:val="Tablaconcuadrcula"/>
+        <w:tblW w:w="0" w:type="auto"/>
+        <w:tblLook w:val="04A0" w:firstRow="1" w:lastRow="0" w:firstColumn="1" w:lastColumn="0" w:noHBand="0" w:noVBand="1"/>
+      </w:tblPr>
+      <w:tblGrid>
+        <w:gridCol w:w="1413"/>
+        <w:gridCol w:w="7081"/>
+      </w:tblGrid>
+      <w:tr>
+        <w:tc>
+          <w:tcPr>
+            <w:tcW w:w="1413" w:type="dxa"/>
+          </w:tcPr>
+          <w:p>
+            <w:pPr>
+              <w:jc w:val="both"/>
+            </w:pPr>
+            <w:r>
+              <w:t xml:space="preserve"> N.º </w:t>
+            </w:r>
+          </w:p>
+        </w:tc>
+        <w:tc>
+          <w:tcPr>
+            <w:tcW w:w="7081" w:type="dxa"/>
+          </w:tcPr>
+          <w:p>
+            <w:pPr>
+              <w:jc w:val="both"/>
+              <w:rPr>
+                <w:lang w:val="es-ES"/>
+              </w:rPr>
+            </w:pPr>
+            <w:r>
+              <w:rPr>
+                <w:lang w:val="es-ES"/>
+              </w:rPr>
+              <w:t>1</w:t>
+            </w:r>
+            <w:r>
+              <w:rPr>
+                <w:lang w:val="es-ES"/>
+              </w:rPr>
+              <w:t>8</w:t>
+            </w:r>
+          </w:p>
+        </w:tc>
+      </w:tr>
+      <w:tr>
+        <w:tc>
+          <w:tcPr>
+            <w:tcW w:w="1413" w:type="dxa"/>
+          </w:tcPr>
+          <w:p>
+            <w:pPr>
+              <w:jc w:val="both"/>
+            </w:pPr>
+            <w:r>
+              <w:t>Código</w:t>
+            </w:r>
+          </w:p>
+        </w:tc>
+        <w:tc>
+          <w:tcPr>
+            <w:tcW w:w="7081" w:type="dxa"/>
+          </w:tcPr>
+          <w:p>
+            <w:pPr>
+              <w:jc w:val="both"/>
+            </w:pPr>
+            <w:r>
+              <w:t>RF-</w:t>
+            </w:r>
+            <w:r>
+              <w:t>1</w:t>
+            </w:r>
+            <w:r>
+              <w:t>8</w:t>
+            </w:r>
+          </w:p>
+        </w:tc>
+      </w:tr>
+      <w:tr>
+        <w:tc>
+          <w:tcPr>
+            <w:tcW w:w="1413" w:type="dxa"/>
+          </w:tcPr>
+          <w:p>
+            <w:pPr>
+              <w:jc w:val="both"/>
+            </w:pPr>
+            <w:r>
+              <w:t>Nombre</w:t>
+            </w:r>
+          </w:p>
+        </w:tc>
+        <w:tc>
+          <w:tcPr>
+            <w:tcW w:w="7081" w:type="dxa"/>
+          </w:tcPr>
+          <w:p>
+            <w:pPr>
+              <w:jc w:val="both"/>
+            </w:pPr>
+            <w:r>
+              <w:t>Catálogo de Cursos</w:t>
+            </w:r>
+          </w:p>
+        </w:tc>
+      </w:tr>
+      <w:tr>
+        <w:tc>
+          <w:tcPr>
+            <w:tcW w:w="1413" w:type="dxa"/>
+          </w:tcPr>
+          <w:p>
+            <w:pPr>
+              <w:jc w:val="both"/>
+            </w:pPr>
+            <w:r>
+              <w:t xml:space="preserve">Descripción </w:t>
+            </w:r>
+          </w:p>
+        </w:tc>
+        <w:tc>
+          <w:tcPr>
+            <w:tcW w:w="7081" w:type="dxa"/>
+          </w:tcPr>
+          <w:p>
+            <w:pPr>
+              <w:jc w:val="both"/>
+            </w:pPr>
+            <w:r>
+              <w:t xml:space="preserve">El sistema debe listar todos los cursos activos mostrando título, descripción, precio, </w:t>
+            </w:r>
+            <w:r>
+              <w:rPr>
+                <w:color w:val="EE0000"/>
+              </w:rPr>
+              <w:t>cupos totales, permitiendo al cliente identificar la disponibilidad.</w:t>
+            </w:r>
+          </w:p>
+        </w:tc>
+      </w:tr>
+      <w:tr>
+        <w:tc>
+          <w:tcPr>
+            <w:tcW w:w="1413" w:type="dxa"/>
+          </w:tcPr>
+          <w:p>
+            <w:pPr>
+              <w:jc w:val="both"/>
+            </w:pPr>
+            <w:r>
+              <w:t>Rol</w:t>
+            </w:r>
+          </w:p>
+        </w:tc>
+        <w:tc>
+          <w:tcPr>
+            <w:tcW w:w="7081" w:type="dxa"/>
+          </w:tcPr>
+          <w:p>
+            <w:pPr>
+              <w:jc w:val="both"/>
+            </w:pPr>
+            <w:r>
+              <w:t>Cliente</w:t>
+            </w:r>
+          </w:p>
+        </w:tc>
+      </w:tr>
+      <w:tr>
+        <w:tc>
+          <w:tcPr>
+            <w:tcW w:w="1413" w:type="dxa"/>
+          </w:tcPr>
+          <w:p>
+            <w:pPr>
+              <w:jc w:val="both"/>
+            </w:pPr>
+            <w:r>
+              <w:t>Prioridad</w:t>
+            </w:r>
+          </w:p>
+        </w:tc>
+        <w:tc>
+          <w:tcPr>
+            <w:tcW w:w="7081" w:type="dxa"/>
+          </w:tcPr>
+          <w:p>
+            <w:pPr>
+              <w:jc w:val="both"/>
+              <w:rPr>
+                <w:lang w:val="es-ES"/>
+              </w:rPr>
+            </w:pPr>
+            <w:r>
+              <w:rPr>
+                <w:lang w:val="es-ES"/>
+              </w:rPr>
+              <w:t>Alta</w:t>
+            </w:r>
+          </w:p>
+        </w:tc>
+      </w:tr>
+    </w:tbl>
+    <w:p>
+      <w:pPr>
+        <w:jc w:val="both"/>
+        <w:rPr>
+          <w:lang w:val="es-ES"/>
+        </w:rPr>
+      </w:pPr>
+    </w:p>
+    <w:p>
+      <w:pPr>
+        <w:jc w:val="both"/>
+        <w:rPr>
+          <w:lang w:val="es-ES"/>
+        </w:rPr>
+      </w:pPr>
+    </w:p>
+    <w:tbl>
+      <w:tblPr>
+        <w:tblStyle w:val="Tablaconcuadrcula"/>
+        <w:tblW w:w="0" w:type="auto"/>
+        <w:tblLook w:val="04A0" w:firstRow="1" w:lastRow="0" w:firstColumn="1" w:lastColumn="0" w:noHBand="0" w:noVBand="1"/>
+      </w:tblPr>
+      <w:tblGrid>
+        <w:gridCol w:w="1413"/>
+        <w:gridCol w:w="7081"/>
+      </w:tblGrid>
+      <w:tr>
+        <w:tc>
+          <w:tcPr>
+            <w:tcW w:w="1413" w:type="dxa"/>
+          </w:tcPr>
+          <w:p>
+            <w:pPr>
+              <w:jc w:val="both"/>
+            </w:pPr>
+            <w:r>
+              <w:t xml:space="preserve"> N.º </w:t>
+            </w:r>
+          </w:p>
+        </w:tc>
+        <w:tc>
+          <w:tcPr>
+            <w:tcW w:w="7081" w:type="dxa"/>
+          </w:tcPr>
+          <w:p>
+            <w:pPr>
+              <w:jc w:val="both"/>
+              <w:rPr>
+                <w:lang w:val="es-ES"/>
+              </w:rPr>
+            </w:pPr>
+            <w:r>
+              <w:rPr>
+                <w:lang w:val="es-ES"/>
+              </w:rPr>
+              <w:t>1</w:t>
+            </w:r>
+            <w:r>
+              <w:rPr>
+                <w:lang w:val="es-ES"/>
+              </w:rPr>
+              <w:t>9</w:t>
+            </w:r>
+          </w:p>
+        </w:tc>
+      </w:tr>
+      <w:tr>
+        <w:tc>
+          <w:tcPr>
+            <w:tcW w:w="1413" w:type="dxa"/>
+          </w:tcPr>
+          <w:p>
+            <w:pPr>
+              <w:jc w:val="both"/>
+            </w:pPr>
+            <w:r>
+              <w:t>Código</w:t>
+            </w:r>
+          </w:p>
+        </w:tc>
+        <w:tc>
+          <w:tcPr>
+            <w:tcW w:w="7081" w:type="dxa"/>
+          </w:tcPr>
+          <w:p>
+            <w:pPr>
+              <w:jc w:val="both"/>
+            </w:pPr>
+            <w:r>
+              <w:t>RF-</w:t>
+            </w:r>
+            <w:r>
+              <w:t>1</w:t>
+            </w:r>
+            <w:r>
+              <w:t>9</w:t>
+            </w:r>
+          </w:p>
+        </w:tc>
+      </w:tr>
+      <w:tr>
+        <w:tc>
+          <w:tcPr>
+            <w:tcW w:w="1413" w:type="dxa"/>
+          </w:tcPr>
+          <w:p>
+            <w:pPr>
+              <w:jc w:val="both"/>
+            </w:pPr>
+            <w:r>
+              <w:t>Nombre</w:t>
+            </w:r>
+          </w:p>
+        </w:tc>
+        <w:tc>
+          <w:tcPr>
+            <w:tcW w:w="7081" w:type="dxa"/>
+          </w:tcPr>
+          <w:p>
+            <w:pPr>
+              <w:jc w:val="both"/>
+            </w:pPr>
+            <w:r>
+              <w:t xml:space="preserve">Carrito de compras (Cursos) </w:t>
+            </w:r>
+          </w:p>
+        </w:tc>
+      </w:tr>
+      <w:tr>
+        <w:tc>
+          <w:tcPr>
+            <w:tcW w:w="1413" w:type="dxa"/>
+          </w:tcPr>
+          <w:p>
+            <w:pPr>
+              <w:jc w:val="both"/>
+            </w:pPr>
+            <w:r>
+              <w:t xml:space="preserve">Descripción </w:t>
+            </w:r>
+          </w:p>
+        </w:tc>
+        <w:tc>
+          <w:tcPr>
+            <w:tcW w:w="7081" w:type="dxa"/>
+          </w:tcPr>
+          <w:p>
+            <w:pPr>
+              <w:jc w:val="both"/>
+            </w:pPr>
+            <w:r>
+              <w:t xml:space="preserve">El sistema debe permitir añadir cursos al carrito </w:t>
+            </w:r>
+            <w:r>
+              <w:rPr>
+                <w:color w:val="EE0000"/>
+              </w:rPr>
+              <w:t xml:space="preserve">verificando disponibilidad de cupos en tiempo real antes de aceptar el </w:t>
+            </w:r>
+            <w:r>
+              <w:rPr>
+                <w:color w:val="EE0000"/>
+              </w:rPr>
+              <w:t>ítem</w:t>
+            </w:r>
+            <w:r>
+              <w:t>, e incrementando la cantidad si ya existe.</w:t>
+            </w:r>
+          </w:p>
+        </w:tc>
+      </w:tr>
+      <w:tr>
+        <w:tc>
+          <w:tcPr>
+            <w:tcW w:w="1413" w:type="dxa"/>
+          </w:tcPr>
+          <w:p>
+            <w:pPr>
+              <w:jc w:val="both"/>
+            </w:pPr>
+            <w:r>
+              <w:t>Rol</w:t>
+            </w:r>
+          </w:p>
+        </w:tc>
+        <w:tc>
+          <w:tcPr>
+            <w:tcW w:w="7081" w:type="dxa"/>
+          </w:tcPr>
+          <w:p>
+            <w:pPr>
+              <w:jc w:val="both"/>
+            </w:pPr>
+            <w:r>
+              <w:t>Cliente</w:t>
+            </w:r>
+          </w:p>
+        </w:tc>
+      </w:tr>
+      <w:tr>
+        <w:tc>
+          <w:tcPr>
+            <w:tcW w:w="1413" w:type="dxa"/>
+          </w:tcPr>
+          <w:p>
+            <w:pPr>
+              <w:jc w:val="both"/>
+            </w:pPr>
+            <w:r>
+              <w:t>Prioridad</w:t>
+            </w:r>
+          </w:p>
+        </w:tc>
+        <w:tc>
+          <w:tcPr>
+            <w:tcW w:w="7081" w:type="dxa"/>
+          </w:tcPr>
+          <w:p>
+            <w:pPr>
+              <w:jc w:val="both"/>
+              <w:rPr>
+                <w:lang w:val="es-ES"/>
+              </w:rPr>
+            </w:pPr>
+            <w:r>
+              <w:rPr>
+                <w:lang w:val="es-ES"/>
+              </w:rPr>
+              <w:t>Alta</w:t>
+            </w:r>
+          </w:p>
+        </w:tc>
+      </w:tr>
+    </w:tbl>
+    <w:p>
+      <w:pPr>
+        <w:jc w:val="both"/>
+        <w:rPr>
+          <w:lang w:val="es-ES"/>
+        </w:rPr>
+      </w:pPr>
+    </w:p>
+    <w:tbl>
+      <w:tblPr>
+        <w:tblStyle w:val="Tablaconcuadrcula"/>
+        <w:tblW w:w="0" w:type="auto"/>
+        <w:tblLook w:val="04A0" w:firstRow="1" w:lastRow="0" w:firstColumn="1" w:lastColumn="0" w:noHBand="0" w:noVBand="1"/>
+      </w:tblPr>
+      <w:tblGrid>
+        <w:gridCol w:w="1413"/>
+        <w:gridCol w:w="7081"/>
+      </w:tblGrid>
+      <w:tr>
+        <w:tc>
+          <w:tcPr>
+            <w:tcW w:w="1413" w:type="dxa"/>
+          </w:tcPr>
+          <w:p>
+            <w:pPr>
+              <w:jc w:val="both"/>
+            </w:pPr>
+            <w:r>
+              <w:t xml:space="preserve"> N.º </w:t>
+            </w:r>
+          </w:p>
+        </w:tc>
+        <w:tc>
+          <w:tcPr>
+            <w:tcW w:w="7081" w:type="dxa"/>
+          </w:tcPr>
+          <w:p>
+            <w:pPr>
+              <w:jc w:val="both"/>
+              <w:rPr>
+                <w:lang w:val="es-ES"/>
+              </w:rPr>
+            </w:pPr>
+            <w:r>
+              <w:rPr>
+                <w:lang w:val="es-ES"/>
+              </w:rPr>
+              <w:t>20</w:t>
+            </w:r>
+          </w:p>
+        </w:tc>
+      </w:tr>
+      <w:tr>
+        <w:tc>
+          <w:tcPr>
+            <w:tcW w:w="1413" w:type="dxa"/>
+          </w:tcPr>
+          <w:p>
+            <w:pPr>
+              <w:jc w:val="both"/>
+            </w:pPr>
+            <w:r>
+              <w:t>Código</w:t>
+            </w:r>
+          </w:p>
+        </w:tc>
+        <w:tc>
+          <w:tcPr>
+            <w:tcW w:w="7081" w:type="dxa"/>
+          </w:tcPr>
+          <w:p>
+            <w:pPr>
+              <w:jc w:val="both"/>
+            </w:pPr>
+            <w:r>
+              <w:t>RF-</w:t>
+            </w:r>
+            <w:r>
+              <w:t>20</w:t>
+            </w:r>
+          </w:p>
+        </w:tc>
+      </w:tr>
+      <w:tr>
+        <w:tc>
+          <w:tcPr>
+            <w:tcW w:w="1413" w:type="dxa"/>
+          </w:tcPr>
+          <w:p>
+            <w:pPr>
+              <w:jc w:val="both"/>
+            </w:pPr>
+            <w:r>
+              <w:t>Nombre</w:t>
+            </w:r>
+          </w:p>
+        </w:tc>
+        <w:tc>
+          <w:tcPr>
+            <w:tcW w:w="7081" w:type="dxa"/>
+          </w:tcPr>
+          <w:p>
+            <w:pPr>
+              <w:jc w:val="both"/>
+            </w:pPr>
+            <w:r>
+              <w:t>Compra de Cursos con control de cupos</w:t>
+            </w:r>
+          </w:p>
+        </w:tc>
+      </w:tr>
+      <w:tr>
+        <w:tc>
+          <w:tcPr>
+            <w:tcW w:w="1413" w:type="dxa"/>
+          </w:tcPr>
+          <w:p>
+            <w:pPr>
+              <w:jc w:val="both"/>
+            </w:pPr>
+            <w:r>
+              <w:t xml:space="preserve">Descripción </w:t>
+            </w:r>
+          </w:p>
+        </w:tc>
+        <w:tc>
+          <w:tcPr>
+            <w:tcW w:w="7081" w:type="dxa"/>
+          </w:tcPr>
+          <w:p>
+            <w:pPr>
+              <w:jc w:val="both"/>
+            </w:pPr>
+            <w:r>
+              <w:t xml:space="preserve">El sistema </w:t>
+            </w:r>
+            <w:r>
+              <w:rPr>
+                <w:color w:val="EE0000"/>
+              </w:rPr>
+              <w:t xml:space="preserve">debe validar la disponibilidad de cupos </w:t>
+            </w:r>
+            <w:r>
+              <w:t xml:space="preserve">justo antes de procesar el pago. Tras la aprobación, debe incrementar el contador </w:t>
+            </w:r>
+            <w:proofErr w:type="spellStart"/>
+            <w:r>
+              <w:t>cou_int_sold</w:t>
+            </w:r>
+            <w:proofErr w:type="spellEnd"/>
+            <w:r>
+              <w:t xml:space="preserve"> y registrar la inscripción.</w:t>
+            </w:r>
+          </w:p>
+        </w:tc>
+      </w:tr>
+      <w:tr>
+        <w:tc>
+          <w:tcPr>
+            <w:tcW w:w="1413" w:type="dxa"/>
+          </w:tcPr>
+          <w:p>
+            <w:pPr>
+              <w:jc w:val="both"/>
+            </w:pPr>
+            <w:r>
+              <w:t>Rol</w:t>
+            </w:r>
+          </w:p>
+        </w:tc>
+        <w:tc>
+          <w:tcPr>
+            <w:tcW w:w="7081" w:type="dxa"/>
+          </w:tcPr>
+          <w:p>
+            <w:pPr>
+              <w:jc w:val="both"/>
+            </w:pPr>
+            <w:r>
+              <w:t>Cliente</w:t>
+            </w:r>
+          </w:p>
+        </w:tc>
+      </w:tr>
+      <w:tr>
+        <w:tc>
+          <w:tcPr>
+            <w:tcW w:w="1413" w:type="dxa"/>
+          </w:tcPr>
+          <w:p>
+            <w:pPr>
+              <w:jc w:val="both"/>
+            </w:pPr>
+            <w:r>
+              <w:t>Prioridad</w:t>
+            </w:r>
+          </w:p>
+        </w:tc>
+        <w:tc>
+          <w:tcPr>
+            <w:tcW w:w="7081" w:type="dxa"/>
+          </w:tcPr>
+          <w:p>
+            <w:pPr>
+              <w:jc w:val="both"/>
+              <w:rPr>
+                <w:lang w:val="es-ES"/>
+              </w:rPr>
+            </w:pPr>
+            <w:r>
+              <w:rPr>
+                <w:lang w:val="es-ES"/>
+              </w:rPr>
+              <w:t>Alta</w:t>
+            </w:r>
+          </w:p>
+        </w:tc>
+      </w:tr>
+    </w:tbl>
+    <w:p>
+      <w:pPr>
+        <w:jc w:val="both"/>
+        <w:rPr>
+          <w:lang w:val="es-ES"/>
+        </w:rPr>
+      </w:pPr>
+    </w:p>
+    <w:tbl>
+      <w:tblPr>
+        <w:tblStyle w:val="Tablaconcuadrcula"/>
+        <w:tblW w:w="0" w:type="auto"/>
+        <w:tblLook w:val="04A0" w:firstRow="1" w:lastRow="0" w:firstColumn="1" w:lastColumn="0" w:noHBand="0" w:noVBand="1"/>
+      </w:tblPr>
+      <w:tblGrid>
+        <w:gridCol w:w="1413"/>
+        <w:gridCol w:w="7081"/>
+      </w:tblGrid>
+      <w:tr>
+        <w:tc>
+          <w:tcPr>
+            <w:tcW w:w="1413" w:type="dxa"/>
+          </w:tcPr>
+          <w:p>
+            <w:pPr>
+              <w:jc w:val="both"/>
+            </w:pPr>
+            <w:r>
+              <w:t xml:space="preserve"> N.º </w:t>
+            </w:r>
+          </w:p>
+        </w:tc>
+        <w:tc>
+          <w:tcPr>
+            <w:tcW w:w="7081" w:type="dxa"/>
+          </w:tcPr>
+          <w:p>
+            <w:pPr>
+              <w:jc w:val="both"/>
+              <w:rPr>
+                <w:lang w:val="es-ES"/>
+              </w:rPr>
+            </w:pPr>
+            <w:r>
+              <w:rPr>
+                <w:lang w:val="es-ES"/>
+              </w:rPr>
+              <w:t>21</w:t>
+            </w:r>
+          </w:p>
+        </w:tc>
+      </w:tr>
+      <w:tr>
+        <w:tc>
+          <w:tcPr>
+            <w:tcW w:w="1413" w:type="dxa"/>
+          </w:tcPr>
+          <w:p>
+            <w:pPr>
+              <w:jc w:val="both"/>
+            </w:pPr>
+            <w:r>
+              <w:t>Código</w:t>
+            </w:r>
+          </w:p>
+        </w:tc>
+        <w:tc>
+          <w:tcPr>
+            <w:tcW w:w="7081" w:type="dxa"/>
+          </w:tcPr>
+          <w:p>
+            <w:pPr>
+              <w:jc w:val="both"/>
+            </w:pPr>
+            <w:r>
+              <w:t>RF-</w:t>
+            </w:r>
+            <w:r>
+              <w:t>21</w:t>
+            </w:r>
+          </w:p>
+        </w:tc>
+      </w:tr>
+      <w:tr>
+        <w:tc>
+          <w:tcPr>
+            <w:tcW w:w="1413" w:type="dxa"/>
+          </w:tcPr>
+          <w:p>
+            <w:pPr>
+              <w:jc w:val="both"/>
+            </w:pPr>
+            <w:r>
+              <w:t>Nombre</w:t>
+            </w:r>
+          </w:p>
+        </w:tc>
+        <w:tc>
+          <w:tcPr>
+            <w:tcW w:w="7081" w:type="dxa"/>
+          </w:tcPr>
+          <w:p>
+            <w:pPr>
+              <w:jc w:val="both"/>
+            </w:pPr>
+            <w:r>
+              <w:t>Carrito unificado</w:t>
+            </w:r>
+          </w:p>
+        </w:tc>
+      </w:tr>
+      <w:tr>
+        <w:tc>
+          <w:tcPr>
+            <w:tcW w:w="1413" w:type="dxa"/>
+          </w:tcPr>
+          <w:p>
+            <w:pPr>
+              <w:jc w:val="both"/>
+            </w:pPr>
+            <w:r>
+              <w:t xml:space="preserve">Descripción </w:t>
+            </w:r>
+          </w:p>
+        </w:tc>
+        <w:tc>
+          <w:tcPr>
+            <w:tcW w:w="7081" w:type="dxa"/>
+          </w:tcPr>
+          <w:p>
+            <w:pPr>
+              <w:jc w:val="both"/>
+            </w:pPr>
+            <w:r>
+              <w:t xml:space="preserve">El sistema debe permitir acumular productos de distintas categorías (Modelos 3D, Libros, Cursos) en un carrito único, con pago consolidado en una sola transacción de </w:t>
+            </w:r>
+            <w:proofErr w:type="spellStart"/>
+            <w:r>
+              <w:t>MercadoPago</w:t>
+            </w:r>
+            <w:proofErr w:type="spellEnd"/>
+            <w:r>
+              <w:t>.</w:t>
+            </w:r>
+          </w:p>
+        </w:tc>
+      </w:tr>
+      <w:tr>
+        <w:tc>
+          <w:tcPr>
+            <w:tcW w:w="1413" w:type="dxa"/>
+          </w:tcPr>
+          <w:p>
+            <w:pPr>
+              <w:jc w:val="both"/>
+            </w:pPr>
+            <w:r>
+              <w:t>Rol</w:t>
+            </w:r>
+          </w:p>
+        </w:tc>
+        <w:tc>
+          <w:tcPr>
+            <w:tcW w:w="7081" w:type="dxa"/>
+          </w:tcPr>
+          <w:p>
+            <w:pPr>
+              <w:jc w:val="both"/>
+            </w:pPr>
+            <w:r>
+              <w:t>Cliente</w:t>
+            </w:r>
+          </w:p>
+        </w:tc>
+      </w:tr>
+      <w:tr>
+        <w:tc>
+          <w:tcPr>
+            <w:tcW w:w="1413" w:type="dxa"/>
+          </w:tcPr>
+          <w:p>
+            <w:pPr>
+              <w:jc w:val="both"/>
+            </w:pPr>
+            <w:r>
+              <w:t>Prioridad</w:t>
+            </w:r>
+          </w:p>
+        </w:tc>
+        <w:tc>
+          <w:tcPr>
+            <w:tcW w:w="7081" w:type="dxa"/>
+          </w:tcPr>
+          <w:p>
+            <w:pPr>
+              <w:jc w:val="both"/>
+              <w:rPr>
+                <w:lang w:val="es-ES"/>
+              </w:rPr>
+            </w:pPr>
+            <w:r>
+              <w:rPr>
+                <w:lang w:val="es-ES"/>
+              </w:rPr>
+              <w:t>Alta</w:t>
+            </w:r>
+          </w:p>
+        </w:tc>
+      </w:tr>
+    </w:tbl>
+    <w:p>
+      <w:pPr>
+        <w:jc w:val="both"/>
+        <w:rPr>
+          <w:lang w:val="es-ES"/>
+        </w:rPr>
+      </w:pPr>
+    </w:p>
+    <w:p>
+      <w:pPr>
+        <w:jc w:val="both"/>
+        <w:rPr>
+          <w:lang w:val="es-ES"/>
+        </w:rPr>
+      </w:pPr>
+    </w:p>
+    <w:p>
+      <w:pPr>
+        <w:jc w:val="both"/>
+        <w:rPr>
+          <w:lang w:val="es-ES"/>
+        </w:rPr>
+      </w:pPr>
+    </w:p>
+    <w:tbl>
+      <w:tblPr>
+        <w:tblStyle w:val="Tablaconcuadrcula"/>
+        <w:tblW w:w="0" w:type="auto"/>
+        <w:tblLook w:val="04A0" w:firstRow="1" w:lastRow="0" w:firstColumn="1" w:lastColumn="0" w:noHBand="0" w:noVBand="1"/>
+      </w:tblPr>
+      <w:tblGrid>
+        <w:gridCol w:w="1413"/>
+        <w:gridCol w:w="7081"/>
+      </w:tblGrid>
+      <w:tr>
+        <w:tc>
+          <w:tcPr>
+            <w:tcW w:w="1413" w:type="dxa"/>
+          </w:tcPr>
+          <w:p>
+            <w:pPr>
+              <w:jc w:val="both"/>
+            </w:pPr>
+            <w:r>
+              <w:t xml:space="preserve"> N.º </w:t>
+            </w:r>
+          </w:p>
+        </w:tc>
+        <w:tc>
+          <w:tcPr>
+            <w:tcW w:w="7081" w:type="dxa"/>
+          </w:tcPr>
+          <w:p>
+            <w:pPr>
+              <w:jc w:val="both"/>
+              <w:rPr>
+                <w:lang w:val="es-ES"/>
+              </w:rPr>
+            </w:pPr>
+            <w:r>
+              <w:rPr>
+                <w:lang w:val="es-ES"/>
+              </w:rPr>
+              <w:t>22</w:t>
+            </w:r>
+          </w:p>
+        </w:tc>
+      </w:tr>
+      <w:tr>
+        <w:tc>
+          <w:tcPr>
+            <w:tcW w:w="1413" w:type="dxa"/>
+          </w:tcPr>
+          <w:p>
+            <w:pPr>
+              <w:jc w:val="both"/>
+            </w:pPr>
+            <w:r>
+              <w:t>Código</w:t>
+            </w:r>
+          </w:p>
+        </w:tc>
+        <w:tc>
+          <w:tcPr>
+            <w:tcW w:w="7081" w:type="dxa"/>
+          </w:tcPr>
+          <w:p>
+            <w:pPr>
+              <w:jc w:val="both"/>
+            </w:pPr>
+            <w:r>
+              <w:t>RF-</w:t>
+            </w:r>
+            <w:r>
+              <w:t>22</w:t>
+            </w:r>
+          </w:p>
+        </w:tc>
+      </w:tr>
+      <w:tr>
+        <w:tc>
+          <w:tcPr>
+            <w:tcW w:w="1413" w:type="dxa"/>
+          </w:tcPr>
+          <w:p>
+            <w:pPr>
+              <w:jc w:val="both"/>
+            </w:pPr>
+            <w:r>
+              <w:t>Nombre</w:t>
+            </w:r>
+          </w:p>
+        </w:tc>
+        <w:tc>
+          <w:tcPr>
+            <w:tcW w:w="7081" w:type="dxa"/>
+          </w:tcPr>
+          <w:p>
+            <w:pPr>
+              <w:jc w:val="both"/>
+            </w:pPr>
+            <w:r>
+              <w:t xml:space="preserve">Reserva de </w:t>
+            </w:r>
+            <w:proofErr w:type="gramStart"/>
+            <w:r>
+              <w:t>tickets</w:t>
+            </w:r>
+            <w:proofErr w:type="gramEnd"/>
+            <w:r>
+              <w:t xml:space="preserve"> (Micro Museo)</w:t>
+            </w:r>
+          </w:p>
+        </w:tc>
+      </w:tr>
+      <w:tr>
+        <w:tc>
+          <w:tcPr>
+            <w:tcW w:w="1413" w:type="dxa"/>
+          </w:tcPr>
+          <w:p>
+            <w:pPr>
+              <w:jc w:val="both"/>
+            </w:pPr>
+            <w:r>
+              <w:t xml:space="preserve">Descripción </w:t>
+            </w:r>
+          </w:p>
+        </w:tc>
+        <w:tc>
+          <w:tcPr>
+            <w:tcW w:w="7081" w:type="dxa"/>
+          </w:tcPr>
+          <w:p>
+            <w:pPr>
+              <w:jc w:val="both"/>
+            </w:pPr>
+            <w:r>
+              <w:t>El sistema debe mostrar la disponibilidad de slots por fecha (generados dinámicamente según horario de apertura/cierre y duración del slot), permitir seleccionar horario y número de invitados (1-10), y crear la reserva en estado PENDING.</w:t>
+            </w:r>
+          </w:p>
+        </w:tc>
+      </w:tr>
+      <w:tr>
+        <w:tc>
+          <w:tcPr>
+            <w:tcW w:w="1413" w:type="dxa"/>
+          </w:tcPr>
+          <w:p>
+            <w:pPr>
+              <w:jc w:val="both"/>
+            </w:pPr>
+            <w:r>
+              <w:t>Rol</w:t>
+            </w:r>
+          </w:p>
+        </w:tc>
+        <w:tc>
+          <w:tcPr>
+            <w:tcW w:w="7081" w:type="dxa"/>
+          </w:tcPr>
+          <w:p>
+            <w:pPr>
+              <w:jc w:val="both"/>
+            </w:pPr>
+            <w:r>
+              <w:t>Cliente</w:t>
+            </w:r>
+          </w:p>
+        </w:tc>
+      </w:tr>
+      <w:tr>
+        <w:tc>
+          <w:tcPr>
+            <w:tcW w:w="1413" w:type="dxa"/>
+          </w:tcPr>
+          <w:p>
+            <w:pPr>
+              <w:jc w:val="both"/>
+            </w:pPr>
+            <w:r>
+              <w:t>Prioridad</w:t>
+            </w:r>
+          </w:p>
+        </w:tc>
+        <w:tc>
+          <w:tcPr>
+            <w:tcW w:w="7081" w:type="dxa"/>
+          </w:tcPr>
+          <w:p>
+            <w:pPr>
+              <w:jc w:val="both"/>
+              <w:rPr>
+                <w:lang w:val="es-ES"/>
+              </w:rPr>
+            </w:pPr>
+            <w:r>
+              <w:rPr>
+                <w:lang w:val="es-ES"/>
+              </w:rPr>
+              <w:t>Alta</w:t>
+            </w:r>
+          </w:p>
+        </w:tc>
+      </w:tr>
+    </w:tbl>
+    <w:p>
+      <w:pPr>
+        <w:jc w:val="both"/>
+        <w:rPr>
+          <w:lang w:val="es-ES"/>
+        </w:rPr>
+      </w:pPr>
+    </w:p>
+    <w:p>
+      <w:pPr>
+        <w:jc w:val="both"/>
+        <w:rPr>
+          <w:lang w:val="es-ES"/>
+        </w:rPr>
+      </w:pPr>
+    </w:p>
+    <w:tbl>
+      <w:tblPr>
+        <w:tblStyle w:val="Tablaconcuadrcula"/>
+        <w:tblW w:w="0" w:type="auto"/>
+        <w:tblLook w:val="04A0" w:firstRow="1" w:lastRow="0" w:firstColumn="1" w:lastColumn="0" w:noHBand="0" w:noVBand="1"/>
+      </w:tblPr>
+      <w:tblGrid>
+        <w:gridCol w:w="1413"/>
+        <w:gridCol w:w="7081"/>
+      </w:tblGrid>
+      <w:tr>
+        <w:tc>
+          <w:tcPr>
+            <w:tcW w:w="1413" w:type="dxa"/>
+          </w:tcPr>
+          <w:p>
+            <w:pPr>
+              <w:jc w:val="both"/>
+            </w:pPr>
+            <w:r>
+              <w:t xml:space="preserve"> N.º </w:t>
+            </w:r>
+          </w:p>
+        </w:tc>
+        <w:tc>
+          <w:tcPr>
+            <w:tcW w:w="7081" w:type="dxa"/>
+          </w:tcPr>
+          <w:p>
+            <w:pPr>
+              <w:jc w:val="both"/>
+              <w:rPr>
+                <w:lang w:val="es-ES"/>
+              </w:rPr>
+            </w:pPr>
+            <w:r>
+              <w:rPr>
+                <w:lang w:val="es-ES"/>
+              </w:rPr>
+              <w:t>23</w:t>
+            </w:r>
+          </w:p>
+        </w:tc>
+      </w:tr>
+      <w:tr>
+        <w:tc>
+          <w:tcPr>
+            <w:tcW w:w="1413" w:type="dxa"/>
+          </w:tcPr>
+          <w:p>
+            <w:pPr>
+              <w:jc w:val="both"/>
+            </w:pPr>
+            <w:r>
+              <w:t>Código</w:t>
+            </w:r>
+          </w:p>
+        </w:tc>
+        <w:tc>
+          <w:tcPr>
+            <w:tcW w:w="7081" w:type="dxa"/>
+          </w:tcPr>
+          <w:p>
+            <w:pPr>
+              <w:jc w:val="both"/>
+            </w:pPr>
+            <w:r>
+              <w:t>RF-</w:t>
+            </w:r>
+            <w:r>
+              <w:t>23</w:t>
+            </w:r>
+          </w:p>
+        </w:tc>
+      </w:tr>
+      <w:tr>
+        <w:tc>
+          <w:tcPr>
+            <w:tcW w:w="1413" w:type="dxa"/>
+          </w:tcPr>
+          <w:p>
+            <w:pPr>
+              <w:jc w:val="both"/>
+            </w:pPr>
+            <w:r>
+              <w:t>Nombre</w:t>
+            </w:r>
+          </w:p>
+        </w:tc>
+        <w:tc>
+          <w:tcPr>
+            <w:tcW w:w="7081" w:type="dxa"/>
+          </w:tcPr>
+          <w:p>
+            <w:pPr>
+              <w:jc w:val="both"/>
+            </w:pPr>
+            <w:r>
+              <w:t xml:space="preserve">Pago de reserva y generación de QR </w:t>
+            </w:r>
+          </w:p>
+        </w:tc>
+      </w:tr>
+      <w:tr>
+        <w:tc>
+          <w:tcPr>
+            <w:tcW w:w="1413" w:type="dxa"/>
+          </w:tcPr>
+          <w:p>
+            <w:pPr>
+              <w:jc w:val="both"/>
+            </w:pPr>
+            <w:r>
+              <w:t xml:space="preserve">Descripción </w:t>
+            </w:r>
+          </w:p>
+        </w:tc>
+        <w:tc>
+          <w:tcPr>
+            <w:tcW w:w="7081" w:type="dxa"/>
+          </w:tcPr>
+          <w:p>
+            <w:pPr>
+              <w:jc w:val="both"/>
+            </w:pPr>
+            <w:r>
+              <w:t>Tras confirmar el pago, el sistema debe generar un código QR único</w:t>
+            </w:r>
+            <w:r>
+              <w:t xml:space="preserve">, </w:t>
+            </w:r>
+            <w:r>
+              <w:t xml:space="preserve">almacenarlo en </w:t>
+            </w:r>
+            <w:proofErr w:type="spellStart"/>
+            <w:r>
+              <w:t>MinIO</w:t>
+            </w:r>
+            <w:proofErr w:type="spellEnd"/>
+            <w:r>
+              <w:t>, y presentarlo como comprobante digital descargable.</w:t>
+            </w:r>
+          </w:p>
+        </w:tc>
+      </w:tr>
+      <w:tr>
+        <w:tc>
+          <w:tcPr>
+            <w:tcW w:w="1413" w:type="dxa"/>
+          </w:tcPr>
+          <w:p>
+            <w:pPr>
+              <w:jc w:val="both"/>
+            </w:pPr>
+            <w:r>
+              <w:t>Rol</w:t>
+            </w:r>
+          </w:p>
+        </w:tc>
+        <w:tc>
+          <w:tcPr>
+            <w:tcW w:w="7081" w:type="dxa"/>
+          </w:tcPr>
+          <w:p>
+            <w:pPr>
+              <w:jc w:val="both"/>
+            </w:pPr>
+            <w:r>
+              <w:t>Cliente</w:t>
+            </w:r>
+          </w:p>
+        </w:tc>
+      </w:tr>
+      <w:tr>
+        <w:tc>
+          <w:tcPr>
+            <w:tcW w:w="1413" w:type="dxa"/>
+          </w:tcPr>
+          <w:p>
+            <w:pPr>
+              <w:jc w:val="both"/>
+            </w:pPr>
+            <w:r>
+              <w:t>Prioridad</w:t>
+            </w:r>
+          </w:p>
+        </w:tc>
+        <w:tc>
+          <w:tcPr>
+            <w:tcW w:w="7081" w:type="dxa"/>
+          </w:tcPr>
+          <w:p>
+            <w:pPr>
+              <w:jc w:val="both"/>
+              <w:rPr>
+                <w:lang w:val="es-ES"/>
+              </w:rPr>
+            </w:pPr>
+            <w:r>
+              <w:rPr>
+                <w:lang w:val="es-ES"/>
+              </w:rPr>
+              <w:t>Alta</w:t>
+            </w:r>
+          </w:p>
+        </w:tc>
+      </w:tr>
+    </w:tbl>
+    <w:p>
+      <w:pPr>
+        <w:jc w:val="both"/>
+        <w:rPr>
+          <w:lang w:val="es-ES"/>
+        </w:rPr>
+      </w:pPr>
+    </w:p>
+    <w:tbl>
+      <w:tblPr>
+        <w:tblStyle w:val="Tablaconcuadrcula"/>
+        <w:tblW w:w="0" w:type="auto"/>
+        <w:tblLook w:val="04A0" w:firstRow="1" w:lastRow="0" w:firstColumn="1" w:lastColumn="0" w:noHBand="0" w:noVBand="1"/>
+      </w:tblPr>
+      <w:tblGrid>
+        <w:gridCol w:w="1413"/>
+        <w:gridCol w:w="7081"/>
+      </w:tblGrid>
+      <w:tr>
+        <w:tc>
+          <w:tcPr>
+            <w:tcW w:w="1413" w:type="dxa"/>
+          </w:tcPr>
+          <w:p>
+            <w:pPr>
+              <w:jc w:val="both"/>
+            </w:pPr>
+            <w:r>
+              <w:t xml:space="preserve"> N.º </w:t>
+            </w:r>
+          </w:p>
+        </w:tc>
+        <w:tc>
+          <w:tcPr>
+            <w:tcW w:w="7081" w:type="dxa"/>
+          </w:tcPr>
+          <w:p>
+            <w:pPr>
+              <w:jc w:val="both"/>
+              <w:rPr>
+                <w:lang w:val="es-ES"/>
+              </w:rPr>
+            </w:pPr>
+            <w:r>
+              <w:rPr>
+                <w:lang w:val="es-ES"/>
+              </w:rPr>
+              <w:t>2</w:t>
+            </w:r>
+            <w:r>
+              <w:rPr>
+                <w:lang w:val="es-ES"/>
+              </w:rPr>
+              <w:t>4</w:t>
+            </w:r>
+          </w:p>
+        </w:tc>
+      </w:tr>
+      <w:tr>
+        <w:tc>
+          <w:tcPr>
+            <w:tcW w:w="1413" w:type="dxa"/>
+          </w:tcPr>
+          <w:p>
+            <w:pPr>
+              <w:jc w:val="both"/>
+            </w:pPr>
+            <w:r>
+              <w:t>Código</w:t>
+            </w:r>
+          </w:p>
+        </w:tc>
+        <w:tc>
+          <w:tcPr>
+            <w:tcW w:w="7081" w:type="dxa"/>
+          </w:tcPr>
+          <w:p>
+            <w:pPr>
+              <w:jc w:val="both"/>
+            </w:pPr>
+            <w:r>
+              <w:t>RF-</w:t>
+            </w:r>
+            <w:r>
+              <w:t>2</w:t>
+            </w:r>
+            <w:r>
+              <w:t>4</w:t>
+            </w:r>
+          </w:p>
+        </w:tc>
+      </w:tr>
+      <w:tr>
+        <w:tc>
+          <w:tcPr>
+            <w:tcW w:w="1413" w:type="dxa"/>
+          </w:tcPr>
+          <w:p>
+            <w:pPr>
+              <w:jc w:val="both"/>
+            </w:pPr>
+            <w:r>
+              <w:t>Nombre</w:t>
+            </w:r>
+          </w:p>
+        </w:tc>
+        <w:tc>
+          <w:tcPr>
+            <w:tcW w:w="7081" w:type="dxa"/>
+          </w:tcPr>
+          <w:p>
+            <w:pPr>
+              <w:jc w:val="both"/>
+            </w:pPr>
+            <w:r>
+              <w:t>Expiración automática de reservas</w:t>
+            </w:r>
+          </w:p>
+        </w:tc>
+      </w:tr>
+      <w:tr>
+        <w:tc>
+          <w:tcPr>
+            <w:tcW w:w="1413" w:type="dxa"/>
+          </w:tcPr>
+          <w:p>
+            <w:pPr>
+              <w:jc w:val="both"/>
+            </w:pPr>
+            <w:r>
+              <w:t xml:space="preserve">Descripción </w:t>
+            </w:r>
+          </w:p>
+        </w:tc>
+        <w:tc>
+          <w:tcPr>
+            <w:tcW w:w="7081" w:type="dxa"/>
+          </w:tcPr>
+          <w:p>
+            <w:pPr>
+              <w:jc w:val="both"/>
+            </w:pPr>
+            <w:r>
+              <w:t>El sistema debe expirar automáticamente las reservas PENDING que superen los 15 minutos sin pago, liberando el slot para otros clientes.</w:t>
+            </w:r>
+          </w:p>
+        </w:tc>
+      </w:tr>
+      <w:tr>
+        <w:tc>
+          <w:tcPr>
+            <w:tcW w:w="1413" w:type="dxa"/>
+          </w:tcPr>
+          <w:p>
+            <w:pPr>
+              <w:jc w:val="both"/>
+            </w:pPr>
+            <w:r>
+              <w:t>Rol</w:t>
+            </w:r>
+          </w:p>
+        </w:tc>
+        <w:tc>
+          <w:tcPr>
+            <w:tcW w:w="7081" w:type="dxa"/>
+          </w:tcPr>
+          <w:p>
+            <w:pPr>
+              <w:jc w:val="both"/>
+            </w:pPr>
+            <w:r>
+              <w:t>Cliente</w:t>
+            </w:r>
+          </w:p>
+        </w:tc>
+      </w:tr>
+      <w:tr>
+        <w:tc>
+          <w:tcPr>
+            <w:tcW w:w="1413" w:type="dxa"/>
+          </w:tcPr>
+          <w:p>
+            <w:pPr>
+              <w:jc w:val="both"/>
+            </w:pPr>
+            <w:r>
+              <w:t>Prioridad</w:t>
+            </w:r>
+          </w:p>
+        </w:tc>
+        <w:tc>
+          <w:tcPr>
+            <w:tcW w:w="7081" w:type="dxa"/>
+          </w:tcPr>
+          <w:p>
+            <w:pPr>
+              <w:jc w:val="both"/>
+              <w:rPr>
+                <w:lang w:val="es-ES"/>
+              </w:rPr>
+            </w:pPr>
+            <w:r>
+              <w:rPr>
+                <w:lang w:val="es-ES"/>
+              </w:rPr>
+              <w:t>Alta</w:t>
+            </w:r>
+          </w:p>
+        </w:tc>
+      </w:tr>
+    </w:tbl>
+    <w:p>
+      <w:pPr>
+        <w:jc w:val="both"/>
+        <w:rPr>
+          <w:lang w:val="es-ES"/>
+        </w:rPr>
+      </w:pPr>
+    </w:p>
+    <w:tbl>
+      <w:tblPr>
+        <w:tblStyle w:val="Tablaconcuadrcula"/>
+        <w:tblW w:w="0" w:type="auto"/>
+        <w:tblLook w:val="04A0" w:firstRow="1" w:lastRow="0" w:firstColumn="1" w:lastColumn="0" w:noHBand="0" w:noVBand="1"/>
+      </w:tblPr>
+      <w:tblGrid>
+        <w:gridCol w:w="1413"/>
+        <w:gridCol w:w="7081"/>
+      </w:tblGrid>
+      <w:tr>
+        <w:tc>
+          <w:tcPr>
+            <w:tcW w:w="1413" w:type="dxa"/>
+          </w:tcPr>
+          <w:p>
+            <w:pPr>
+              <w:jc w:val="both"/>
+            </w:pPr>
+            <w:r>
+              <w:t xml:space="preserve"> N.º </w:t>
+            </w:r>
+          </w:p>
+        </w:tc>
+        <w:tc>
+          <w:tcPr>
+            <w:tcW w:w="7081" w:type="dxa"/>
+          </w:tcPr>
+          <w:p>
+            <w:pPr>
+              <w:jc w:val="both"/>
+              <w:rPr>
+                <w:lang w:val="es-ES"/>
+              </w:rPr>
+            </w:pPr>
+            <w:r>
+              <w:rPr>
+                <w:lang w:val="es-ES"/>
+              </w:rPr>
+              <w:t>2</w:t>
+            </w:r>
+            <w:r>
+              <w:rPr>
+                <w:lang w:val="es-ES"/>
+              </w:rPr>
+              <w:t>5</w:t>
+            </w:r>
+          </w:p>
+        </w:tc>
+      </w:tr>
+      <w:tr>
+        <w:tc>
+          <w:tcPr>
+            <w:tcW w:w="1413" w:type="dxa"/>
+          </w:tcPr>
+          <w:p>
+            <w:pPr>
+              <w:jc w:val="both"/>
+            </w:pPr>
+            <w:r>
+              <w:t>Código</w:t>
+            </w:r>
+          </w:p>
+        </w:tc>
+        <w:tc>
+          <w:tcPr>
+            <w:tcW w:w="7081" w:type="dxa"/>
+          </w:tcPr>
+          <w:p>
+            <w:pPr>
+              <w:jc w:val="both"/>
+            </w:pPr>
+            <w:r>
+              <w:t>RF-</w:t>
+            </w:r>
+            <w:r>
+              <w:t>2</w:t>
+            </w:r>
+            <w:r>
+              <w:t>5</w:t>
+            </w:r>
+          </w:p>
+        </w:tc>
+      </w:tr>
+      <w:tr>
+        <w:tc>
+          <w:tcPr>
+            <w:tcW w:w="1413" w:type="dxa"/>
+          </w:tcPr>
+          <w:p>
+            <w:pPr>
+              <w:jc w:val="both"/>
+            </w:pPr>
+            <w:r>
+              <w:t>Nombre</w:t>
+            </w:r>
+          </w:p>
+        </w:tc>
+        <w:tc>
+          <w:tcPr>
+            <w:tcW w:w="7081" w:type="dxa"/>
+          </w:tcPr>
+          <w:p>
+            <w:pPr>
+              <w:jc w:val="both"/>
+            </w:pPr>
+            <w:r>
+              <w:t>Historial de compras y reservas</w:t>
+            </w:r>
+          </w:p>
+        </w:tc>
+      </w:tr>
+      <w:tr>
+        <w:tc>
+          <w:tcPr>
+            <w:tcW w:w="1413" w:type="dxa"/>
+          </w:tcPr>
+          <w:p>
+            <w:pPr>
+              <w:jc w:val="both"/>
+            </w:pPr>
+            <w:r>
+              <w:t xml:space="preserve">Descripción </w:t>
+            </w:r>
+          </w:p>
+        </w:tc>
+        <w:tc>
+          <w:tcPr>
+            <w:tcW w:w="7081" w:type="dxa"/>
+          </w:tcPr>
+          <w:p>
+            <w:pPr>
+              <w:jc w:val="both"/>
+            </w:pPr>
+            <w:r>
+              <w:t xml:space="preserve">El sistema debe permitir al cliente consultar todas sus compras pagadas (Modelos, Libros, Cursos) y sus reservas, con posibilidad de </w:t>
+            </w:r>
+            <w:proofErr w:type="spellStart"/>
+            <w:r>
+              <w:t>re-descargar</w:t>
+            </w:r>
+            <w:proofErr w:type="spellEnd"/>
+            <w:r>
+              <w:t xml:space="preserve"> archivos digitales.</w:t>
+            </w:r>
+          </w:p>
+        </w:tc>
+      </w:tr>
+      <w:tr>
+        <w:tc>
+          <w:tcPr>
+            <w:tcW w:w="1413" w:type="dxa"/>
+          </w:tcPr>
+          <w:p>
+            <w:pPr>
+              <w:jc w:val="both"/>
+            </w:pPr>
+            <w:r>
+              <w:t>Rol</w:t>
+            </w:r>
+          </w:p>
+        </w:tc>
+        <w:tc>
+          <w:tcPr>
+            <w:tcW w:w="7081" w:type="dxa"/>
+          </w:tcPr>
+          <w:p>
+            <w:pPr>
+              <w:jc w:val="both"/>
+            </w:pPr>
+            <w:r>
+              <w:t>Cliente</w:t>
+            </w:r>
+          </w:p>
+        </w:tc>
+      </w:tr>
+      <w:tr>
+        <w:tc>
+          <w:tcPr>
+            <w:tcW w:w="1413" w:type="dxa"/>
+          </w:tcPr>
+          <w:p>
+            <w:pPr>
+              <w:jc w:val="both"/>
+            </w:pPr>
+            <w:r>
+              <w:t>Prioridad</w:t>
+            </w:r>
+          </w:p>
+        </w:tc>
+        <w:tc>
+          <w:tcPr>
+            <w:tcW w:w="7081" w:type="dxa"/>
+          </w:tcPr>
+          <w:p>
+            <w:pPr>
+              <w:jc w:val="both"/>
+              <w:rPr>
+                <w:lang w:val="es-ES"/>
+              </w:rPr>
+            </w:pPr>
+            <w:r>
+              <w:rPr>
+                <w:lang w:val="es-ES"/>
+              </w:rPr>
+              <w:t>Alta</w:t>
+            </w:r>
+          </w:p>
+        </w:tc>
+      </w:tr>
+    </w:tbl>
+    <w:p>
+      <w:pPr>
+        <w:jc w:val="both"/>
+        <w:rPr>
+          <w:lang w:val="es-ES"/>
+        </w:rPr>
+      </w:pPr>
+    </w:p>
+    <w:tbl>
+      <w:tblPr>
+        <w:tblStyle w:val="Tablaconcuadrcula"/>
+        <w:tblW w:w="0" w:type="auto"/>
+        <w:tblLook w:val="04A0" w:firstRow="1" w:lastRow="0" w:firstColumn="1" w:lastColumn="0" w:noHBand="0" w:noVBand="1"/>
+      </w:tblPr>
+      <w:tblGrid>
+        <w:gridCol w:w="1413"/>
+        <w:gridCol w:w="7081"/>
+      </w:tblGrid>
+      <w:tr>
+        <w:tc>
+          <w:tcPr>
+            <w:tcW w:w="1413" w:type="dxa"/>
+          </w:tcPr>
+          <w:p>
+            <w:pPr>
+              <w:jc w:val="both"/>
+            </w:pPr>
+            <w:r>
+              <w:t xml:space="preserve"> N.º </w:t>
+            </w:r>
+          </w:p>
+        </w:tc>
+        <w:tc>
+          <w:tcPr>
+            <w:tcW w:w="7081" w:type="dxa"/>
+          </w:tcPr>
+          <w:p>
+            <w:pPr>
+              <w:jc w:val="both"/>
+              <w:rPr>
+                <w:lang w:val="es-ES"/>
+              </w:rPr>
+            </w:pPr>
+            <w:r>
+              <w:rPr>
+                <w:lang w:val="es-ES"/>
+              </w:rPr>
+              <w:t>2</w:t>
+            </w:r>
+            <w:r>
+              <w:rPr>
+                <w:lang w:val="es-ES"/>
+              </w:rPr>
+              <w:t>6</w:t>
+            </w:r>
+          </w:p>
+        </w:tc>
+      </w:tr>
+      <w:tr>
+        <w:tc>
+          <w:tcPr>
+            <w:tcW w:w="1413" w:type="dxa"/>
+          </w:tcPr>
+          <w:p>
+            <w:pPr>
+              <w:jc w:val="both"/>
+            </w:pPr>
+            <w:r>
+              <w:t>Código</w:t>
+            </w:r>
+          </w:p>
+        </w:tc>
+        <w:tc>
+          <w:tcPr>
+            <w:tcW w:w="7081" w:type="dxa"/>
+          </w:tcPr>
+          <w:p>
+            <w:pPr>
+              <w:jc w:val="both"/>
+            </w:pPr>
+            <w:r>
+              <w:t>RF-</w:t>
+            </w:r>
+            <w:r>
+              <w:t>2</w:t>
+            </w:r>
+            <w:r>
+              <w:t>6</w:t>
+            </w:r>
+          </w:p>
+        </w:tc>
+      </w:tr>
+      <w:tr>
+        <w:tc>
+          <w:tcPr>
+            <w:tcW w:w="1413" w:type="dxa"/>
+          </w:tcPr>
+          <w:p>
+            <w:pPr>
+              <w:jc w:val="both"/>
+            </w:pPr>
+            <w:r>
+              <w:t>Nombre</w:t>
+            </w:r>
+          </w:p>
+        </w:tc>
+        <w:tc>
+          <w:tcPr>
+            <w:tcW w:w="7081" w:type="dxa"/>
+          </w:tcPr>
+          <w:p>
+            <w:pPr>
+              <w:jc w:val="both"/>
+            </w:pPr>
+            <w:proofErr w:type="spellStart"/>
+            <w:r>
+              <w:t>Dashboard</w:t>
+            </w:r>
+            <w:proofErr w:type="spellEnd"/>
+            <w:r>
+              <w:t xml:space="preserve"> administrativo</w:t>
+            </w:r>
+          </w:p>
+        </w:tc>
+      </w:tr>
+      <w:tr>
+        <w:tc>
+          <w:tcPr>
+            <w:tcW w:w="1413" w:type="dxa"/>
+          </w:tcPr>
+          <w:p>
+            <w:pPr>
+              <w:jc w:val="both"/>
+            </w:pPr>
+            <w:r>
+              <w:t xml:space="preserve">Descripción </w:t>
+            </w:r>
+          </w:p>
+        </w:tc>
+        <w:tc>
+          <w:tcPr>
+            <w:tcW w:w="7081" w:type="dxa"/>
+          </w:tcPr>
+          <w:p>
+            <w:pPr>
+              <w:jc w:val="both"/>
+            </w:pPr>
+            <w:r>
+              <w:t>El sistema debe presentar métricas en tiempo real al administrador: ingresos por reservas, modelos y libros vendidos, cursos inscritos, visitantes del día y totales acumulados.</w:t>
+            </w:r>
+          </w:p>
+        </w:tc>
+      </w:tr>
+      <w:tr>
+        <w:tc>
+          <w:tcPr>
+            <w:tcW w:w="1413" w:type="dxa"/>
+          </w:tcPr>
+          <w:p>
+            <w:pPr>
+              <w:jc w:val="both"/>
+            </w:pPr>
+            <w:r>
+              <w:t>Rol</w:t>
+            </w:r>
+          </w:p>
+        </w:tc>
+        <w:tc>
+          <w:tcPr>
+            <w:tcW w:w="7081" w:type="dxa"/>
+          </w:tcPr>
+          <w:p>
+            <w:pPr>
+              <w:jc w:val="both"/>
+            </w:pPr>
+            <w:proofErr w:type="spellStart"/>
+            <w:r>
+              <w:t>Admin</w:t>
+            </w:r>
+            <w:proofErr w:type="spellEnd"/>
+          </w:p>
+        </w:tc>
+      </w:tr>
+      <w:tr>
+        <w:tc>
+          <w:tcPr>
+            <w:tcW w:w="1413" w:type="dxa"/>
+          </w:tcPr>
+          <w:p>
+            <w:pPr>
+              <w:jc w:val="both"/>
+            </w:pPr>
+            <w:r>
+              <w:t>Prioridad</w:t>
+            </w:r>
+          </w:p>
+        </w:tc>
+        <w:tc>
+          <w:tcPr>
+            <w:tcW w:w="7081" w:type="dxa"/>
+          </w:tcPr>
+          <w:p>
+            <w:pPr>
+              <w:jc w:val="both"/>
+              <w:rPr>
+                <w:lang w:val="es-ES"/>
+              </w:rPr>
+            </w:pPr>
+            <w:r>
+              <w:rPr>
+                <w:lang w:val="es-ES"/>
+              </w:rPr>
+              <w:t>Alta</w:t>
+            </w:r>
+          </w:p>
+        </w:tc>
+      </w:tr>
+    </w:tbl>
+    <w:p>
+      <w:pPr>
+        <w:jc w:val="both"/>
+        <w:rPr>
+          <w:lang w:val="es-ES"/>
+        </w:rPr>
+      </w:pPr>
+    </w:p>
+    <w:p>
+      <w:pPr>
+        <w:jc w:val="both"/>
+        <w:rPr>
+          <w:lang w:val="es-ES"/>
+        </w:rPr>
+      </w:pPr>
+    </w:p>
+    <w:tbl>
+      <w:tblPr>
+        <w:tblStyle w:val="Tablaconcuadrcula"/>
+        <w:tblW w:w="0" w:type="auto"/>
+        <w:tblLook w:val="04A0" w:firstRow="1" w:lastRow="0" w:firstColumn="1" w:lastColumn="0" w:noHBand="0" w:noVBand="1"/>
+      </w:tblPr>
+      <w:tblGrid>
+        <w:gridCol w:w="1413"/>
+        <w:gridCol w:w="7081"/>
+      </w:tblGrid>
+      <w:tr>
+        <w:tc>
+          <w:tcPr>
+            <w:tcW w:w="1413" w:type="dxa"/>
+          </w:tcPr>
+          <w:p>
+            <w:pPr>
+              <w:jc w:val="both"/>
+            </w:pPr>
+            <w:r>
+              <w:t xml:space="preserve"> N.º </w:t>
+            </w:r>
+          </w:p>
+        </w:tc>
+        <w:tc>
+          <w:tcPr>
+            <w:tcW w:w="7081" w:type="dxa"/>
+          </w:tcPr>
+          <w:p>
+            <w:pPr>
+              <w:jc w:val="both"/>
+              <w:rPr>
+                <w:lang w:val="es-ES"/>
+              </w:rPr>
+            </w:pPr>
+            <w:r>
+              <w:rPr>
+                <w:lang w:val="es-ES"/>
+              </w:rPr>
+              <w:t>2</w:t>
+            </w:r>
+            <w:r>
+              <w:rPr>
+                <w:lang w:val="es-ES"/>
+              </w:rPr>
+              <w:t>7</w:t>
+            </w:r>
+          </w:p>
+        </w:tc>
+      </w:tr>
+      <w:tr>
+        <w:tc>
+          <w:tcPr>
+            <w:tcW w:w="1413" w:type="dxa"/>
+          </w:tcPr>
+          <w:p>
+            <w:pPr>
+              <w:jc w:val="both"/>
+            </w:pPr>
+            <w:r>
+              <w:t>Código</w:t>
+            </w:r>
+          </w:p>
+        </w:tc>
+        <w:tc>
+          <w:tcPr>
+            <w:tcW w:w="7081" w:type="dxa"/>
+          </w:tcPr>
+          <w:p>
+            <w:pPr>
+              <w:jc w:val="both"/>
+            </w:pPr>
+            <w:r>
+              <w:t>RF-</w:t>
+            </w:r>
+            <w:r>
+              <w:t>2</w:t>
+            </w:r>
+            <w:r>
+              <w:t>7</w:t>
+            </w:r>
+          </w:p>
+        </w:tc>
+      </w:tr>
+      <w:tr>
+        <w:tc>
+          <w:tcPr>
+            <w:tcW w:w="1413" w:type="dxa"/>
+          </w:tcPr>
+          <w:p>
+            <w:pPr>
+              <w:jc w:val="both"/>
+            </w:pPr>
+            <w:r>
+              <w:t>Nombre</w:t>
+            </w:r>
+          </w:p>
+        </w:tc>
+        <w:tc>
+          <w:tcPr>
+            <w:tcW w:w="7081" w:type="dxa"/>
+          </w:tcPr>
+          <w:p>
+            <w:pPr>
+              <w:jc w:val="both"/>
+            </w:pPr>
+            <w:r>
+              <w:t>CRUD de Modelos 3D (</w:t>
+            </w:r>
+            <w:proofErr w:type="spellStart"/>
+            <w:r>
+              <w:t>Admin</w:t>
+            </w:r>
+            <w:proofErr w:type="spellEnd"/>
+            <w:r>
+              <w:t>)</w:t>
+            </w:r>
+          </w:p>
+        </w:tc>
+      </w:tr>
+      <w:tr>
+        <w:tc>
+          <w:tcPr>
+            <w:tcW w:w="1413" w:type="dxa"/>
+          </w:tcPr>
+          <w:p>
+            <w:pPr>
+              <w:jc w:val="both"/>
+            </w:pPr>
+            <w:r>
+              <w:t xml:space="preserve">Descripción </w:t>
+            </w:r>
+          </w:p>
+        </w:tc>
+        <w:tc>
+          <w:tcPr>
+            <w:tcW w:w="7081" w:type="dxa"/>
+          </w:tcPr>
+          <w:p>
+            <w:pPr>
+              <w:jc w:val="both"/>
+            </w:pPr>
+            <w:r>
+              <w:t xml:space="preserve">El sistema debe permitir al administrador crear, editar, activar/desactivar y eliminar modelos 3D del catálogo, incluyendo la subida de archivos digitales, portadas e imágenes a </w:t>
+            </w:r>
+            <w:proofErr w:type="spellStart"/>
+            <w:r>
+              <w:t>MinIO</w:t>
+            </w:r>
+            <w:proofErr w:type="spellEnd"/>
+            <w:r>
+              <w:t xml:space="preserve"> tanto para digitalizados como para los impresos</w:t>
+            </w:r>
+            <w:r>
+              <w:t>.</w:t>
+            </w:r>
+            <w:r>
+              <w:t xml:space="preserve"> </w:t>
+            </w:r>
+          </w:p>
+        </w:tc>
+      </w:tr>
+      <w:tr>
+        <w:tc>
+          <w:tcPr>
+            <w:tcW w:w="1413" w:type="dxa"/>
+          </w:tcPr>
+          <w:p>
+            <w:pPr>
+              <w:jc w:val="both"/>
+            </w:pPr>
+            <w:r>
+              <w:t>Rol</w:t>
+            </w:r>
+          </w:p>
+        </w:tc>
+        <w:tc>
+          <w:tcPr>
+            <w:tcW w:w="7081" w:type="dxa"/>
+          </w:tcPr>
+          <w:p>
+            <w:pPr>
+              <w:jc w:val="both"/>
+            </w:pPr>
+            <w:proofErr w:type="spellStart"/>
+            <w:r>
+              <w:t>Admin</w:t>
+            </w:r>
+            <w:proofErr w:type="spellEnd"/>
+          </w:p>
+        </w:tc>
+      </w:tr>
+      <w:tr>
+        <w:tc>
+          <w:tcPr>
+            <w:tcW w:w="1413" w:type="dxa"/>
+          </w:tcPr>
+          <w:p>
+            <w:pPr>
+              <w:jc w:val="both"/>
+            </w:pPr>
+            <w:r>
+              <w:t>Prioridad</w:t>
+            </w:r>
+          </w:p>
+        </w:tc>
+        <w:tc>
+          <w:tcPr>
+            <w:tcW w:w="7081" w:type="dxa"/>
+          </w:tcPr>
+          <w:p>
+            <w:pPr>
+              <w:jc w:val="both"/>
+              <w:rPr>
+                <w:lang w:val="es-ES"/>
+              </w:rPr>
+            </w:pPr>
+            <w:r>
+              <w:rPr>
+                <w:lang w:val="es-ES"/>
+              </w:rPr>
+              <w:t>Alta</w:t>
+            </w:r>
+          </w:p>
+        </w:tc>
+      </w:tr>
+    </w:tbl>
+    <w:p>
+      <w:pPr>
+        <w:jc w:val="both"/>
+        <w:rPr>
+          <w:lang w:val="es-ES"/>
+        </w:rPr>
+      </w:pPr>
+    </w:p>
+    <w:p>
+      <w:pPr>
+        <w:jc w:val="both"/>
+        <w:rPr>
+          <w:lang w:val="es-ES"/>
+        </w:rPr>
+      </w:pPr>
+    </w:p>
+    <w:p>
+      <w:pPr>
+        <w:jc w:val="both"/>
+        <w:rPr>
+          <w:lang w:val="es-ES"/>
+        </w:rPr>
+      </w:pPr>
+    </w:p>
+    <w:p>
+      <w:pPr>
+        <w:jc w:val="both"/>
+        <w:rPr>
+          <w:lang w:val="es-ES"/>
+        </w:rPr>
+      </w:pPr>
+    </w:p>
+    <w:p>
+      <w:pPr>
+        <w:jc w:val="both"/>
+        <w:rPr>
+          <w:lang w:val="es-ES"/>
+        </w:rPr>
+      </w:pPr>
+    </w:p>
+    <w:tbl>
+      <w:tblPr>
+        <w:tblStyle w:val="Tablaconcuadrcula"/>
+        <w:tblW w:w="0" w:type="auto"/>
+        <w:tblLook w:val="04A0" w:firstRow="1" w:lastRow="0" w:firstColumn="1" w:lastColumn="0" w:noHBand="0" w:noVBand="1"/>
+      </w:tblPr>
+      <w:tblGrid>
+        <w:gridCol w:w="1413"/>
+        <w:gridCol w:w="7081"/>
+      </w:tblGrid>
+      <w:tr>
+        <w:tc>
+          <w:tcPr>
+            <w:tcW w:w="1413" w:type="dxa"/>
+          </w:tcPr>
+          <w:p>
+            <w:pPr>
+              <w:jc w:val="both"/>
+            </w:pPr>
+            <w:r>
+              <w:t xml:space="preserve"> N.º </w:t>
+            </w:r>
+          </w:p>
+        </w:tc>
+        <w:tc>
+          <w:tcPr>
+            <w:tcW w:w="7081" w:type="dxa"/>
+          </w:tcPr>
+          <w:p>
+            <w:pPr>
+              <w:jc w:val="both"/>
+              <w:rPr>
+                <w:lang w:val="es-ES"/>
+              </w:rPr>
+            </w:pPr>
+            <w:r>
+              <w:rPr>
+                <w:lang w:val="es-ES"/>
+              </w:rPr>
+              <w:t>2</w:t>
+            </w:r>
+            <w:r>
+              <w:rPr>
+                <w:lang w:val="es-ES"/>
+              </w:rPr>
+              <w:t>8</w:t>
+            </w:r>
+          </w:p>
+        </w:tc>
+      </w:tr>
+      <w:tr>
+        <w:tc>
+          <w:tcPr>
+            <w:tcW w:w="1413" w:type="dxa"/>
+          </w:tcPr>
+          <w:p>
+            <w:pPr>
+              <w:jc w:val="both"/>
+            </w:pPr>
+            <w:r>
+              <w:t>Código</w:t>
+            </w:r>
+          </w:p>
+        </w:tc>
+        <w:tc>
+          <w:tcPr>
+            <w:tcW w:w="7081" w:type="dxa"/>
+          </w:tcPr>
+          <w:p>
+            <w:pPr>
+              <w:jc w:val="both"/>
+            </w:pPr>
+            <w:r>
+              <w:t>RF-</w:t>
+            </w:r>
+            <w:r>
+              <w:t>2</w:t>
+            </w:r>
+            <w:r>
+              <w:t>8</w:t>
+            </w:r>
+          </w:p>
+        </w:tc>
+      </w:tr>
+      <w:tr>
+        <w:tc>
+          <w:tcPr>
+            <w:tcW w:w="1413" w:type="dxa"/>
+          </w:tcPr>
+          <w:p>
+            <w:pPr>
+              <w:jc w:val="both"/>
+            </w:pPr>
+            <w:r>
+              <w:t>Nombre</w:t>
+            </w:r>
+          </w:p>
+        </w:tc>
+        <w:tc>
+          <w:tcPr>
+            <w:tcW w:w="7081" w:type="dxa"/>
+          </w:tcPr>
+          <w:p>
+            <w:pPr>
+              <w:jc w:val="both"/>
+            </w:pPr>
+            <w:r>
+              <w:t>Gestión de Cotizaciones (</w:t>
+            </w:r>
+            <w:proofErr w:type="spellStart"/>
+            <w:r>
+              <w:t>Admin</w:t>
+            </w:r>
+            <w:proofErr w:type="spellEnd"/>
+            <w:r>
+              <w:t>)</w:t>
+            </w:r>
+          </w:p>
+        </w:tc>
+      </w:tr>
+      <w:tr>
+        <w:tc>
+          <w:tcPr>
+            <w:tcW w:w="1413" w:type="dxa"/>
+          </w:tcPr>
+          <w:p>
+            <w:pPr>
+              <w:jc w:val="both"/>
+            </w:pPr>
+            <w:r>
+              <w:t xml:space="preserve">Descripción </w:t>
+            </w:r>
+          </w:p>
+        </w:tc>
+        <w:tc>
+          <w:tcPr>
+            <w:tcW w:w="7081" w:type="dxa"/>
+          </w:tcPr>
+          <w:p>
+            <w:pPr>
+              <w:jc w:val="both"/>
+            </w:pPr>
+            <w:r>
+              <w:t>El sistema debe permitir al administrador visualizar todas las cotizaciones 3D con datos del cliente, cambiar estado (Pendiente/Cotizado/Comprado/Rechazado) y enviar respuestas escritas.</w:t>
+            </w:r>
+          </w:p>
+        </w:tc>
+      </w:tr>
+      <w:tr>
+        <w:tc>
+          <w:tcPr>
+            <w:tcW w:w="1413" w:type="dxa"/>
+          </w:tcPr>
+          <w:p>
+            <w:pPr>
+              <w:jc w:val="both"/>
+            </w:pPr>
+            <w:r>
+              <w:t>Rol</w:t>
+            </w:r>
+          </w:p>
+        </w:tc>
+        <w:tc>
+          <w:tcPr>
+            <w:tcW w:w="7081" w:type="dxa"/>
+          </w:tcPr>
+          <w:p>
+            <w:pPr>
+              <w:jc w:val="both"/>
+            </w:pPr>
+            <w:proofErr w:type="spellStart"/>
+            <w:r>
+              <w:t>Admin</w:t>
+            </w:r>
+            <w:proofErr w:type="spellEnd"/>
+          </w:p>
+        </w:tc>
+      </w:tr>
+      <w:tr>
+        <w:tc>
+          <w:tcPr>
+            <w:tcW w:w="1413" w:type="dxa"/>
+          </w:tcPr>
+          <w:p>
+            <w:pPr>
+              <w:jc w:val="both"/>
+            </w:pPr>
+            <w:r>
+              <w:t>Prioridad</w:t>
+            </w:r>
+          </w:p>
+        </w:tc>
+        <w:tc>
+          <w:tcPr>
+            <w:tcW w:w="7081" w:type="dxa"/>
+          </w:tcPr>
+          <w:p>
+            <w:pPr>
+              <w:jc w:val="both"/>
+              <w:rPr>
+                <w:lang w:val="es-ES"/>
+              </w:rPr>
+            </w:pPr>
+            <w:r>
+              <w:rPr>
+                <w:lang w:val="es-ES"/>
+              </w:rPr>
+              <w:t>Alta</w:t>
+            </w:r>
+          </w:p>
+        </w:tc>
+      </w:tr>
+    </w:tbl>
+    <w:p>
+      <w:pPr>
+        <w:jc w:val="both"/>
+        <w:rPr>
+          <w:lang w:val="es-ES"/>
+        </w:rPr>
+      </w:pPr>
+    </w:p>
+    <w:tbl>
+      <w:tblPr>
+        <w:tblStyle w:val="Tablaconcuadrcula"/>
+        <w:tblW w:w="0" w:type="auto"/>
+        <w:tblLook w:val="04A0" w:firstRow="1" w:lastRow="0" w:firstColumn="1" w:lastColumn="0" w:noHBand="0" w:noVBand="1"/>
+      </w:tblPr>
+      <w:tblGrid>
+        <w:gridCol w:w="1413"/>
+        <w:gridCol w:w="7081"/>
+      </w:tblGrid>
+      <w:tr>
+        <w:tc>
+          <w:tcPr>
+            <w:tcW w:w="1413" w:type="dxa"/>
+          </w:tcPr>
+          <w:p>
+            <w:pPr>
+              <w:jc w:val="both"/>
+            </w:pPr>
+            <w:r>
+              <w:t xml:space="preserve"> N.º </w:t>
+            </w:r>
+          </w:p>
+        </w:tc>
+        <w:tc>
+          <w:tcPr>
+            <w:tcW w:w="7081" w:type="dxa"/>
+          </w:tcPr>
+          <w:p>
+            <w:pPr>
+              <w:jc w:val="both"/>
+              <w:rPr>
+                <w:lang w:val="es-ES"/>
+              </w:rPr>
+            </w:pPr>
+            <w:r>
+              <w:rPr>
+                <w:lang w:val="es-ES"/>
+              </w:rPr>
+              <w:t>2</w:t>
+            </w:r>
+            <w:r>
+              <w:rPr>
+                <w:lang w:val="es-ES"/>
+              </w:rPr>
+              <w:t>9</w:t>
+            </w:r>
+          </w:p>
+        </w:tc>
+      </w:tr>
+      <w:tr>
+        <w:tc>
+          <w:tcPr>
+            <w:tcW w:w="1413" w:type="dxa"/>
+          </w:tcPr>
+          <w:p>
+            <w:pPr>
+              <w:jc w:val="both"/>
+            </w:pPr>
+            <w:r>
+              <w:t>Código</w:t>
+            </w:r>
+          </w:p>
+        </w:tc>
+        <w:tc>
+          <w:tcPr>
+            <w:tcW w:w="7081" w:type="dxa"/>
+          </w:tcPr>
+          <w:p>
+            <w:pPr>
+              <w:jc w:val="both"/>
+            </w:pPr>
+            <w:r>
+              <w:t>RF-</w:t>
+            </w:r>
+            <w:r>
+              <w:t>2</w:t>
+            </w:r>
+            <w:r>
+              <w:t>9</w:t>
+            </w:r>
+          </w:p>
+        </w:tc>
+      </w:tr>
+      <w:tr>
+        <w:tc>
+          <w:tcPr>
+            <w:tcW w:w="1413" w:type="dxa"/>
+          </w:tcPr>
+          <w:p>
+            <w:pPr>
+              <w:jc w:val="both"/>
+            </w:pPr>
+            <w:r>
+              <w:t>Nombre</w:t>
+            </w:r>
+          </w:p>
+        </w:tc>
+        <w:tc>
+          <w:tcPr>
+            <w:tcW w:w="7081" w:type="dxa"/>
+          </w:tcPr>
+          <w:p>
+            <w:pPr>
+              <w:jc w:val="both"/>
+            </w:pPr>
+            <w:r>
+              <w:t>Gestión Unity AR (CRUD de Especímenes)</w:t>
+            </w:r>
+          </w:p>
+        </w:tc>
+      </w:tr>
+      <w:tr>
+        <w:tc>
+          <w:tcPr>
+            <w:tcW w:w="1413" w:type="dxa"/>
+          </w:tcPr>
+          <w:p>
+            <w:pPr>
+              <w:jc w:val="both"/>
+            </w:pPr>
+            <w:r>
+              <w:t xml:space="preserve">Descripción </w:t>
+            </w:r>
+          </w:p>
+        </w:tc>
+        <w:tc>
+          <w:tcPr>
+            <w:tcW w:w="7081" w:type="dxa"/>
+          </w:tcPr>
+          <w:p>
+            <w:pPr>
+              <w:jc w:val="both"/>
+            </w:pPr>
+            <w:r>
+              <w:t>El sistema debe permitir al administrador crear, editar</w:t>
+            </w:r>
+            <w:r>
+              <w:t>, activar o desactivar y eliminar</w:t>
+            </w:r>
+            <w:r>
+              <w:t xml:space="preserve"> especímenes para la App AR externa: subir Targets (imágenes de marcador), </w:t>
+            </w:r>
+            <w:proofErr w:type="spellStart"/>
+            <w:r>
+              <w:t>AssetBundles</w:t>
+            </w:r>
+            <w:proofErr w:type="spellEnd"/>
+            <w:r>
+              <w:t xml:space="preserve"> 3D, </w:t>
+            </w:r>
+            <w:proofErr w:type="spellStart"/>
+            <w:r>
+              <w:t>metadata</w:t>
+            </w:r>
+            <w:proofErr w:type="spellEnd"/>
+            <w:r>
+              <w:t xml:space="preserve"> taxonómica y traducciones multilenguaje (ES, EN, PT, FR, IT, DE). </w:t>
+            </w:r>
+          </w:p>
+        </w:tc>
+      </w:tr>
+      <w:tr>
+        <w:tc>
+          <w:tcPr>
+            <w:tcW w:w="1413" w:type="dxa"/>
+          </w:tcPr>
+          <w:p>
+            <w:pPr>
+              <w:jc w:val="both"/>
+            </w:pPr>
+            <w:r>
+              <w:t>Rol</w:t>
+            </w:r>
+          </w:p>
+        </w:tc>
+        <w:tc>
+          <w:tcPr>
+            <w:tcW w:w="7081" w:type="dxa"/>
+          </w:tcPr>
+          <w:p>
+            <w:pPr>
+              <w:jc w:val="both"/>
+            </w:pPr>
+            <w:proofErr w:type="spellStart"/>
+            <w:r>
+              <w:t>Admin</w:t>
+            </w:r>
+            <w:proofErr w:type="spellEnd"/>
+          </w:p>
+        </w:tc>
+      </w:tr>
+      <w:tr>
+        <w:tc>
+          <w:tcPr>
+            <w:tcW w:w="1413" w:type="dxa"/>
+          </w:tcPr>
+          <w:p>
+            <w:pPr>
+              <w:jc w:val="both"/>
+            </w:pPr>
+            <w:r>
+              <w:t>Prioridad</w:t>
+            </w:r>
+          </w:p>
+        </w:tc>
+        <w:tc>
+          <w:tcPr>
+            <w:tcW w:w="7081" w:type="dxa"/>
+          </w:tcPr>
+          <w:p>
+            <w:pPr>
+              <w:jc w:val="both"/>
+              <w:rPr>
+                <w:lang w:val="es-ES"/>
+              </w:rPr>
+            </w:pPr>
+            <w:r>
+              <w:rPr>
+                <w:lang w:val="es-ES"/>
+              </w:rPr>
+              <w:t>Alta</w:t>
+            </w:r>
+          </w:p>
+        </w:tc>
+      </w:tr>
+    </w:tbl>
+    <w:p>
+      <w:pPr>
+        <w:jc w:val="both"/>
+        <w:rPr>
+          <w:lang w:val="es-ES"/>
+        </w:rPr>
+      </w:pPr>
+    </w:p>
+    <w:tbl>
+      <w:tblPr>
+        <w:tblStyle w:val="Tablaconcuadrcula"/>
+        <w:tblW w:w="0" w:type="auto"/>
+        <w:tblLook w:val="04A0" w:firstRow="1" w:lastRow="0" w:firstColumn="1" w:lastColumn="0" w:noHBand="0" w:noVBand="1"/>
+      </w:tblPr>
+      <w:tblGrid>
+        <w:gridCol w:w="1413"/>
+        <w:gridCol w:w="7081"/>
+      </w:tblGrid>
+      <w:tr>
+        <w:tc>
+          <w:tcPr>
+            <w:tcW w:w="1413" w:type="dxa"/>
+          </w:tcPr>
+          <w:p>
+            <w:pPr>
+              <w:jc w:val="both"/>
+            </w:pPr>
+            <w:r>
+              <w:t xml:space="preserve"> N.º </w:t>
+            </w:r>
+          </w:p>
+        </w:tc>
+        <w:tc>
+          <w:tcPr>
+            <w:tcW w:w="7081" w:type="dxa"/>
+          </w:tcPr>
+          <w:p>
+            <w:pPr>
+              <w:jc w:val="both"/>
+              <w:rPr>
+                <w:lang w:val="es-ES"/>
+              </w:rPr>
+            </w:pPr>
+            <w:r>
+              <w:rPr>
+                <w:lang w:val="es-ES"/>
+              </w:rPr>
+              <w:t>30</w:t>
+            </w:r>
+          </w:p>
+        </w:tc>
+      </w:tr>
+      <w:tr>
+        <w:tc>
+          <w:tcPr>
+            <w:tcW w:w="1413" w:type="dxa"/>
+          </w:tcPr>
+          <w:p>
+            <w:pPr>
+              <w:jc w:val="both"/>
+            </w:pPr>
+            <w:r>
+              <w:t>Código</w:t>
+            </w:r>
+          </w:p>
+        </w:tc>
+        <w:tc>
+          <w:tcPr>
+            <w:tcW w:w="7081" w:type="dxa"/>
+          </w:tcPr>
+          <w:p>
+            <w:pPr>
+              <w:jc w:val="both"/>
+            </w:pPr>
+            <w:r>
+              <w:t>RF-</w:t>
+            </w:r>
+            <w:r>
+              <w:t>30</w:t>
+            </w:r>
+          </w:p>
+        </w:tc>
+      </w:tr>
+      <w:tr>
+        <w:tc>
+          <w:tcPr>
+            <w:tcW w:w="1413" w:type="dxa"/>
+          </w:tcPr>
+          <w:p>
+            <w:pPr>
+              <w:jc w:val="both"/>
+            </w:pPr>
+            <w:r>
+              <w:t>Nombre</w:t>
+            </w:r>
+          </w:p>
+        </w:tc>
+        <w:tc>
+          <w:tcPr>
+            <w:tcW w:w="7081" w:type="dxa"/>
+          </w:tcPr>
+          <w:p>
+            <w:pPr>
+              <w:jc w:val="both"/>
+            </w:pPr>
+            <w:proofErr w:type="spellStart"/>
+            <w:r>
+              <w:t>Dashboard</w:t>
+            </w:r>
+            <w:proofErr w:type="spellEnd"/>
+            <w:r>
+              <w:t xml:space="preserve"> Analítico AR</w:t>
+            </w:r>
+          </w:p>
+        </w:tc>
+      </w:tr>
+      <w:tr>
+        <w:tc>
+          <w:tcPr>
+            <w:tcW w:w="1413" w:type="dxa"/>
+          </w:tcPr>
+          <w:p>
+            <w:pPr>
+              <w:jc w:val="both"/>
+            </w:pPr>
+            <w:r>
+              <w:t xml:space="preserve">Descripción </w:t>
+            </w:r>
+          </w:p>
+        </w:tc>
+        <w:tc>
+          <w:tcPr>
+            <w:tcW w:w="7081" w:type="dxa"/>
+          </w:tcPr>
+          <w:p>
+            <w:pPr>
+              <w:jc w:val="both"/>
+            </w:pPr>
+            <w:r>
+              <w:t>El sistema debe presentar métricas AR al administrador: total de leads registrados desde la App, últimos usuarios AR y conteo de modelos activos/totales</w:t>
+            </w:r>
+            <w:r>
+              <w:t xml:space="preserve">, así como para </w:t>
+            </w:r>
+            <w:r>
+              <w:t>análisis en Unity</w:t>
+            </w:r>
+            <w:r>
+              <w:t xml:space="preserve">. </w:t>
+            </w:r>
+          </w:p>
+        </w:tc>
+      </w:tr>
+      <w:tr>
+        <w:tc>
+          <w:tcPr>
+            <w:tcW w:w="1413" w:type="dxa"/>
+          </w:tcPr>
+          <w:p>
+            <w:pPr>
+              <w:jc w:val="both"/>
+            </w:pPr>
+            <w:r>
+              <w:t>Rol</w:t>
+            </w:r>
+          </w:p>
+        </w:tc>
+        <w:tc>
+          <w:tcPr>
+            <w:tcW w:w="7081" w:type="dxa"/>
+          </w:tcPr>
+          <w:p>
+            <w:pPr>
+              <w:jc w:val="both"/>
+            </w:pPr>
+            <w:proofErr w:type="spellStart"/>
+            <w:r>
+              <w:t>Admin</w:t>
+            </w:r>
+            <w:proofErr w:type="spellEnd"/>
+          </w:p>
+        </w:tc>
+      </w:tr>
+      <w:tr>
+        <w:tc>
+          <w:tcPr>
+            <w:tcW w:w="1413" w:type="dxa"/>
+          </w:tcPr>
+          <w:p>
+            <w:pPr>
+              <w:jc w:val="both"/>
+            </w:pPr>
+            <w:r>
+              <w:t>Prioridad</w:t>
+            </w:r>
+          </w:p>
+        </w:tc>
+        <w:tc>
+          <w:tcPr>
+            <w:tcW w:w="7081" w:type="dxa"/>
+          </w:tcPr>
+          <w:p>
+            <w:pPr>
+              <w:jc w:val="both"/>
+              <w:rPr>
+                <w:lang w:val="es-ES"/>
+              </w:rPr>
+            </w:pPr>
+            <w:r>
+              <w:rPr>
+                <w:lang w:val="es-ES"/>
+              </w:rPr>
+              <w:t>Alta</w:t>
+            </w:r>
+          </w:p>
+        </w:tc>
+      </w:tr>
+    </w:tbl>
+    <w:p>
+      <w:pPr>
+        <w:jc w:val="both"/>
+        <w:rPr>
+          <w:lang w:val="es-ES"/>
+        </w:rPr>
+      </w:pPr>
+    </w:p>
+    <w:tbl>
+      <w:tblPr>
+        <w:tblStyle w:val="Tablaconcuadrcula"/>
+        <w:tblW w:w="0" w:type="auto"/>
+        <w:tblLook w:val="04A0" w:firstRow="1" w:lastRow="0" w:firstColumn="1" w:lastColumn="0" w:noHBand="0" w:noVBand="1"/>
+      </w:tblPr>
+      <w:tblGrid>
+        <w:gridCol w:w="1413"/>
+        <w:gridCol w:w="7081"/>
+      </w:tblGrid>
+      <w:tr>
+        <w:tc>
+          <w:tcPr>
+            <w:tcW w:w="1413" w:type="dxa"/>
+          </w:tcPr>
+          <w:p>
+            <w:pPr>
+              <w:jc w:val="both"/>
+            </w:pPr>
+            <w:r>
+              <w:t xml:space="preserve"> N.º </w:t>
+            </w:r>
+          </w:p>
+        </w:tc>
+        <w:tc>
+          <w:tcPr>
+            <w:tcW w:w="7081" w:type="dxa"/>
+          </w:tcPr>
+          <w:p>
+            <w:pPr>
+              <w:jc w:val="both"/>
+              <w:rPr>
+                <w:lang w:val="es-ES"/>
+              </w:rPr>
+            </w:pPr>
+            <w:r>
+              <w:rPr>
+                <w:lang w:val="es-ES"/>
+              </w:rPr>
+              <w:t>31</w:t>
+            </w:r>
+          </w:p>
+        </w:tc>
+      </w:tr>
+      <w:tr>
+        <w:tc>
+          <w:tcPr>
+            <w:tcW w:w="1413" w:type="dxa"/>
+          </w:tcPr>
+          <w:p>
+            <w:pPr>
+              <w:jc w:val="both"/>
+            </w:pPr>
+            <w:r>
+              <w:t>Código</w:t>
+            </w:r>
+          </w:p>
+        </w:tc>
+        <w:tc>
+          <w:tcPr>
+            <w:tcW w:w="7081" w:type="dxa"/>
+          </w:tcPr>
+          <w:p>
+            <w:pPr>
+              <w:jc w:val="both"/>
+            </w:pPr>
+            <w:r>
+              <w:t>RF-</w:t>
+            </w:r>
+            <w:r>
+              <w:t>31</w:t>
+            </w:r>
+          </w:p>
+        </w:tc>
+      </w:tr>
+      <w:tr>
+        <w:tc>
+          <w:tcPr>
+            <w:tcW w:w="1413" w:type="dxa"/>
+          </w:tcPr>
+          <w:p>
+            <w:pPr>
+              <w:jc w:val="both"/>
+            </w:pPr>
+            <w:r>
+              <w:t>Nombre</w:t>
+            </w:r>
+          </w:p>
+        </w:tc>
+        <w:tc>
+          <w:tcPr>
+            <w:tcW w:w="7081" w:type="dxa"/>
+          </w:tcPr>
+          <w:p>
+            <w:pPr>
+              <w:jc w:val="both"/>
+            </w:pPr>
+            <w:r>
+              <w:t>API público de Targets AR</w:t>
+            </w:r>
+          </w:p>
+        </w:tc>
+      </w:tr>
+      <w:tr>
+        <w:tc>
+          <w:tcPr>
+            <w:tcW w:w="1413" w:type="dxa"/>
+          </w:tcPr>
+          <w:p>
+            <w:pPr>
+              <w:jc w:val="both"/>
+            </w:pPr>
+            <w:r>
+              <w:t xml:space="preserve">Descripción </w:t>
+            </w:r>
+          </w:p>
+        </w:tc>
+        <w:tc>
+          <w:tcPr>
+            <w:tcW w:w="7081" w:type="dxa"/>
+          </w:tcPr>
+          <w:p>
+            <w:pPr>
+              <w:jc w:val="both"/>
+            </w:pPr>
+            <w:r>
+              <w:t xml:space="preserve">El sistema debe exponer un </w:t>
+            </w:r>
+            <w:proofErr w:type="spellStart"/>
+            <w:r>
+              <w:t>endpoint</w:t>
+            </w:r>
+            <w:proofErr w:type="spellEnd"/>
+            <w:r>
+              <w:t xml:space="preserve"> público (/</w:t>
+            </w:r>
+            <w:proofErr w:type="spellStart"/>
+            <w:r>
+              <w:t>public</w:t>
+            </w:r>
+            <w:proofErr w:type="spellEnd"/>
+            <w:r>
+              <w:t xml:space="preserve">/targets) que retorne la lista de especímenes activos con </w:t>
+            </w:r>
+            <w:proofErr w:type="spellStart"/>
+            <w:r>
+              <w:t>URLs</w:t>
+            </w:r>
+            <w:proofErr w:type="spellEnd"/>
+            <w:r>
+              <w:t xml:space="preserve"> de marcadores y </w:t>
+            </w:r>
+            <w:proofErr w:type="spellStart"/>
+            <w:r>
+              <w:t>AssetBundles</w:t>
+            </w:r>
+            <w:proofErr w:type="spellEnd"/>
+            <w:r>
+              <w:t xml:space="preserve"> para consumo de la App Móvil AR. </w:t>
+            </w:r>
+          </w:p>
+        </w:tc>
+      </w:tr>
+      <w:tr>
+        <w:tc>
+          <w:tcPr>
+            <w:tcW w:w="1413" w:type="dxa"/>
+          </w:tcPr>
+          <w:p>
+            <w:pPr>
+              <w:jc w:val="both"/>
+            </w:pPr>
+            <w:r>
+              <w:t>Rol</w:t>
+            </w:r>
+          </w:p>
+        </w:tc>
+        <w:tc>
+          <w:tcPr>
+            <w:tcW w:w="7081" w:type="dxa"/>
+          </w:tcPr>
+          <w:p>
+            <w:pPr>
+              <w:jc w:val="both"/>
+            </w:pPr>
+            <w:proofErr w:type="spellStart"/>
+            <w:r>
+              <w:t>Admin</w:t>
+            </w:r>
+            <w:proofErr w:type="spellEnd"/>
+          </w:p>
+        </w:tc>
+      </w:tr>
+      <w:tr>
+        <w:tc>
+          <w:tcPr>
+            <w:tcW w:w="1413" w:type="dxa"/>
+          </w:tcPr>
+          <w:p>
+            <w:pPr>
+              <w:jc w:val="both"/>
+            </w:pPr>
+            <w:r>
+              <w:t>Prioridad</w:t>
+            </w:r>
+          </w:p>
+        </w:tc>
+        <w:tc>
+          <w:tcPr>
+            <w:tcW w:w="7081" w:type="dxa"/>
+          </w:tcPr>
+          <w:p>
+            <w:pPr>
+              <w:jc w:val="both"/>
+              <w:rPr>
+                <w:lang w:val="es-ES"/>
+              </w:rPr>
+            </w:pPr>
+            <w:r>
+              <w:rPr>
+                <w:lang w:val="es-ES"/>
+              </w:rPr>
+              <w:t>Alta</w:t>
+            </w:r>
+          </w:p>
+        </w:tc>
+      </w:tr>
+    </w:tbl>
+    <w:p>
+      <w:pPr>
+        <w:jc w:val="both"/>
+        <w:rPr>
+          <w:lang w:val="es-ES"/>
+        </w:rPr>
+      </w:pPr>
+    </w:p>
+    <w:tbl>
+      <w:tblPr>
+        <w:tblStyle w:val="Tablaconcuadrcula"/>
+        <w:tblW w:w="0" w:type="auto"/>
+        <w:tblLook w:val="04A0" w:firstRow="1" w:lastRow="0" w:firstColumn="1" w:lastColumn="0" w:noHBand="0" w:noVBand="1"/>
+      </w:tblPr>
+      <w:tblGrid>
+        <w:gridCol w:w="1413"/>
+        <w:gridCol w:w="7081"/>
+      </w:tblGrid>
+      <w:tr>
+        <w:tc>
+          <w:tcPr>
+            <w:tcW w:w="1413" w:type="dxa"/>
+          </w:tcPr>
+          <w:p>
+            <w:pPr>
+              <w:jc w:val="both"/>
+            </w:pPr>
+            <w:r>
+              <w:t xml:space="preserve"> N.º </w:t>
+            </w:r>
+          </w:p>
+        </w:tc>
+        <w:tc>
+          <w:tcPr>
+            <w:tcW w:w="7081" w:type="dxa"/>
+          </w:tcPr>
+          <w:p>
+            <w:pPr>
+              <w:jc w:val="both"/>
+              <w:rPr>
+                <w:lang w:val="es-ES"/>
+              </w:rPr>
+            </w:pPr>
+            <w:r>
+              <w:rPr>
+                <w:lang w:val="es-ES"/>
+              </w:rPr>
+              <w:t>32</w:t>
+            </w:r>
+          </w:p>
+        </w:tc>
+      </w:tr>
+      <w:tr>
+        <w:tc>
+          <w:tcPr>
+            <w:tcW w:w="1413" w:type="dxa"/>
+          </w:tcPr>
+          <w:p>
+            <w:pPr>
+              <w:jc w:val="both"/>
+            </w:pPr>
+            <w:r>
+              <w:t>Código</w:t>
+            </w:r>
+          </w:p>
+        </w:tc>
+        <w:tc>
+          <w:tcPr>
+            <w:tcW w:w="7081" w:type="dxa"/>
+          </w:tcPr>
+          <w:p>
+            <w:pPr>
+              <w:jc w:val="both"/>
+            </w:pPr>
+            <w:r>
+              <w:t>RF-</w:t>
+            </w:r>
+            <w:r>
+              <w:t>32</w:t>
+            </w:r>
+          </w:p>
+        </w:tc>
+      </w:tr>
+      <w:tr>
+        <w:tc>
+          <w:tcPr>
+            <w:tcW w:w="1413" w:type="dxa"/>
+          </w:tcPr>
+          <w:p>
+            <w:pPr>
+              <w:jc w:val="both"/>
+            </w:pPr>
+            <w:r>
+              <w:t>Nombre</w:t>
+            </w:r>
+          </w:p>
+        </w:tc>
+        <w:tc>
+          <w:tcPr>
+            <w:tcW w:w="7081" w:type="dxa"/>
+          </w:tcPr>
+          <w:p>
+            <w:pPr>
+              <w:jc w:val="both"/>
+            </w:pPr>
+            <w:r>
+              <w:t>Login desde la App AR (Unity)</w:t>
+            </w:r>
+          </w:p>
+        </w:tc>
+      </w:tr>
+      <w:tr>
+        <w:tc>
+          <w:tcPr>
+            <w:tcW w:w="1413" w:type="dxa"/>
+          </w:tcPr>
+          <w:p>
+            <w:pPr>
+              <w:jc w:val="both"/>
+            </w:pPr>
+            <w:r>
+              <w:t xml:space="preserve">Descripción </w:t>
+            </w:r>
+          </w:p>
+        </w:tc>
+        <w:tc>
+          <w:tcPr>
+            <w:tcW w:w="7081" w:type="dxa"/>
+          </w:tcPr>
+          <w:p>
+            <w:pPr>
+              <w:jc w:val="both"/>
+            </w:pPr>
+            <w:r>
+              <w:t xml:space="preserve">El sistema debe exponer un </w:t>
+            </w:r>
+            <w:proofErr w:type="spellStart"/>
+            <w:r>
+              <w:t>endpoint</w:t>
+            </w:r>
+            <w:proofErr w:type="spellEnd"/>
+            <w:r>
+              <w:t xml:space="preserve"> /ar-</w:t>
+            </w:r>
+            <w:proofErr w:type="spellStart"/>
+            <w:r>
+              <w:t>login</w:t>
+            </w:r>
+            <w:proofErr w:type="spellEnd"/>
+            <w:r>
+              <w:t xml:space="preserve"> que registre o identifique usuarios desde la App Móvil sin contraseña, marcándolos como </w:t>
+            </w:r>
+            <w:proofErr w:type="spellStart"/>
+            <w:r>
+              <w:t>is_ar_user</w:t>
+            </w:r>
+            <w:proofErr w:type="spellEnd"/>
+            <w:r>
+              <w:t xml:space="preserve"> y generando un token JWT.</w:t>
+            </w:r>
+          </w:p>
+        </w:tc>
+      </w:tr>
+      <w:tr>
+        <w:tc>
+          <w:tcPr>
+            <w:tcW w:w="1413" w:type="dxa"/>
+          </w:tcPr>
+          <w:p>
+            <w:pPr>
+              <w:jc w:val="both"/>
+            </w:pPr>
+            <w:r>
+              <w:t>Rol</w:t>
+            </w:r>
+          </w:p>
+        </w:tc>
+        <w:tc>
+          <w:tcPr>
+            <w:tcW w:w="7081" w:type="dxa"/>
+          </w:tcPr>
+          <w:p>
+            <w:pPr>
+              <w:jc w:val="both"/>
+            </w:pPr>
+            <w:r>
+              <w:t>Cliente</w:t>
+            </w:r>
+          </w:p>
+        </w:tc>
+      </w:tr>
+      <w:tr>
+        <w:tc>
+          <w:tcPr>
+            <w:tcW w:w="1413" w:type="dxa"/>
+          </w:tcPr>
+          <w:p>
+            <w:pPr>
+              <w:jc w:val="both"/>
+            </w:pPr>
+            <w:r>
+              <w:t>Prioridad</w:t>
+            </w:r>
+          </w:p>
+        </w:tc>
+        <w:tc>
+          <w:tcPr>
+            <w:tcW w:w="7081" w:type="dxa"/>
+          </w:tcPr>
+          <w:p>
+            <w:pPr>
+              <w:jc w:val="both"/>
+              <w:rPr>
+                <w:lang w:val="es-ES"/>
+              </w:rPr>
+            </w:pPr>
+            <w:r>
+              <w:rPr>
+                <w:lang w:val="es-ES"/>
+              </w:rPr>
+              <w:t>Alta</w:t>
+            </w:r>
+          </w:p>
+        </w:tc>
+      </w:tr>
+    </w:tbl>
+    <w:p>
+      <w:pPr>
+        <w:jc w:val="both"/>
+        <w:rPr>
+          <w:lang w:val="es-ES"/>
+        </w:rPr>
+      </w:pPr>
+    </w:p>
+    <w:p>
+      <w:pPr>
+        <w:jc w:val="both"/>
+        <w:rPr>
+          <w:lang w:val="es-ES"/>
+        </w:rPr>
+      </w:pPr>
+    </w:p>
+    <w:p>
+      <w:pPr>
+        <w:jc w:val="both"/>
+        <w:rPr>
+          <w:lang w:val="es-ES"/>
+        </w:rPr>
+      </w:pPr>
+    </w:p>
+    <w:p>
+      <w:pPr>
+        <w:jc w:val="both"/>
+        <w:rPr>
+          <w:lang w:val="es-ES"/>
+        </w:rPr>
+      </w:pPr>
+    </w:p>
+    <w:tbl>
+      <w:tblPr>
+        <w:tblStyle w:val="Tablaconcuadrcula"/>
+        <w:tblW w:w="0" w:type="auto"/>
+        <w:tblLook w:val="04A0" w:firstRow="1" w:lastRow="0" w:firstColumn="1" w:lastColumn="0" w:noHBand="0" w:noVBand="1"/>
+      </w:tblPr>
+      <w:tblGrid>
+        <w:gridCol w:w="1413"/>
+        <w:gridCol w:w="7081"/>
+      </w:tblGrid>
+      <w:tr>
+        <w:tc>
+          <w:tcPr>
+            <w:tcW w:w="1413" w:type="dxa"/>
+          </w:tcPr>
+          <w:p>
+            <w:pPr>
+              <w:jc w:val="both"/>
+            </w:pPr>
+            <w:r>
+              <w:t xml:space="preserve"> N.º </w:t>
+            </w:r>
+          </w:p>
+        </w:tc>
+        <w:tc>
+          <w:tcPr>
+            <w:tcW w:w="7081" w:type="dxa"/>
+          </w:tcPr>
+          <w:p>
+            <w:pPr>
+              <w:jc w:val="both"/>
+              <w:rPr>
+                <w:lang w:val="es-ES"/>
+              </w:rPr>
+            </w:pPr>
+            <w:r>
+              <w:rPr>
+                <w:lang w:val="es-ES"/>
+              </w:rPr>
+              <w:t>33</w:t>
+            </w:r>
+          </w:p>
+        </w:tc>
+      </w:tr>
+      <w:tr>
+        <w:tc>
+          <w:tcPr>
+            <w:tcW w:w="1413" w:type="dxa"/>
+          </w:tcPr>
+          <w:p>
+            <w:pPr>
+              <w:jc w:val="both"/>
+            </w:pPr>
+            <w:r>
+              <w:t>Código</w:t>
+            </w:r>
+          </w:p>
+        </w:tc>
+        <w:tc>
+          <w:tcPr>
+            <w:tcW w:w="7081" w:type="dxa"/>
+          </w:tcPr>
+          <w:p>
+            <w:pPr>
+              <w:jc w:val="both"/>
+            </w:pPr>
+            <w:r>
+              <w:t>RF-</w:t>
+            </w:r>
+            <w:r>
+              <w:t>33</w:t>
+            </w:r>
+          </w:p>
+        </w:tc>
+      </w:tr>
+      <w:tr>
+        <w:tc>
+          <w:tcPr>
+            <w:tcW w:w="1413" w:type="dxa"/>
+          </w:tcPr>
+          <w:p>
+            <w:pPr>
+              <w:jc w:val="both"/>
+            </w:pPr>
+            <w:r>
+              <w:t>Nombre</w:t>
+            </w:r>
+          </w:p>
+        </w:tc>
+        <w:tc>
+          <w:tcPr>
+            <w:tcW w:w="7081" w:type="dxa"/>
+          </w:tcPr>
+          <w:p>
+            <w:pPr>
+              <w:jc w:val="both"/>
+            </w:pPr>
+            <w:r>
+              <w:t>CRUD de Libros (</w:t>
+            </w:r>
+            <w:proofErr w:type="spellStart"/>
+            <w:r>
+              <w:t>Admin</w:t>
+            </w:r>
+            <w:proofErr w:type="spellEnd"/>
+            <w:r>
+              <w:t>)</w:t>
+            </w:r>
+          </w:p>
+        </w:tc>
+      </w:tr>
+      <w:tr>
+        <w:tc>
+          <w:tcPr>
+            <w:tcW w:w="1413" w:type="dxa"/>
+          </w:tcPr>
+          <w:p>
+            <w:pPr>
+              <w:jc w:val="both"/>
+            </w:pPr>
+            <w:r>
+              <w:t xml:space="preserve">Descripción </w:t>
+            </w:r>
+          </w:p>
+        </w:tc>
+        <w:tc>
+          <w:tcPr>
+            <w:tcW w:w="7081" w:type="dxa"/>
+          </w:tcPr>
+          <w:p>
+            <w:pPr>
+              <w:jc w:val="both"/>
+            </w:pPr>
+            <w:r>
+              <w:t>El sistema debe permitir al administrador crear, editar</w:t>
+            </w:r>
+            <w:r>
+              <w:t xml:space="preserve"> y</w:t>
+            </w:r>
+            <w:r>
+              <w:t xml:space="preserve"> </w:t>
+            </w:r>
+            <w:r>
+              <w:t xml:space="preserve">activar o desactivar </w:t>
+            </w:r>
+            <w:r>
+              <w:t>libros</w:t>
+            </w:r>
+            <w:r>
+              <w:t xml:space="preserve"> del catálogo, subiendo portadas</w:t>
+            </w:r>
+            <w:r>
+              <w:t>,</w:t>
+            </w:r>
+            <w:r>
+              <w:t xml:space="preserve"> archivos PDF a </w:t>
+            </w:r>
+            <w:proofErr w:type="spellStart"/>
+            <w:r>
+              <w:t>MinIO</w:t>
+            </w:r>
+            <w:proofErr w:type="spellEnd"/>
+            <w:r>
+              <w:t xml:space="preserve"> y detalles del li</w:t>
+            </w:r>
+            <w:r>
+              <w:t>b</w:t>
+            </w:r>
+            <w:r>
+              <w:t>ro</w:t>
+            </w:r>
+            <w:r>
+              <w:t>.</w:t>
+            </w:r>
+          </w:p>
+        </w:tc>
+      </w:tr>
+      <w:tr>
+        <w:tc>
+          <w:tcPr>
+            <w:tcW w:w="1413" w:type="dxa"/>
+          </w:tcPr>
+          <w:p>
+            <w:pPr>
+              <w:jc w:val="both"/>
+            </w:pPr>
+            <w:r>
+              <w:t>Rol</w:t>
+            </w:r>
+          </w:p>
+        </w:tc>
+        <w:tc>
+          <w:tcPr>
+            <w:tcW w:w="7081" w:type="dxa"/>
+          </w:tcPr>
+          <w:p>
+            <w:pPr>
+              <w:jc w:val="both"/>
+            </w:pPr>
+            <w:proofErr w:type="spellStart"/>
+            <w:r>
+              <w:t>Admin</w:t>
+            </w:r>
+            <w:proofErr w:type="spellEnd"/>
+          </w:p>
+        </w:tc>
+      </w:tr>
+      <w:tr>
+        <w:tc>
+          <w:tcPr>
+            <w:tcW w:w="1413" w:type="dxa"/>
+          </w:tcPr>
+          <w:p>
+            <w:pPr>
+              <w:jc w:val="both"/>
+            </w:pPr>
+            <w:r>
+              <w:t>Prioridad</w:t>
+            </w:r>
+          </w:p>
+        </w:tc>
+        <w:tc>
+          <w:tcPr>
+            <w:tcW w:w="7081" w:type="dxa"/>
+          </w:tcPr>
+          <w:p>
+            <w:pPr>
+              <w:jc w:val="both"/>
+              <w:rPr>
+                <w:lang w:val="es-ES"/>
+              </w:rPr>
+            </w:pPr>
+            <w:r>
+              <w:rPr>
+                <w:lang w:val="es-ES"/>
+              </w:rPr>
+              <w:t>Alta</w:t>
+            </w:r>
+          </w:p>
+        </w:tc>
+      </w:tr>
+    </w:tbl>
+    <w:p>
+      <w:pPr>
+        <w:jc w:val="both"/>
+        <w:rPr>
+          <w:lang w:val="es-ES"/>
+        </w:rPr>
+      </w:pPr>
+    </w:p>
+    <w:tbl>
+      <w:tblPr>
+        <w:tblStyle w:val="Tablaconcuadrcula"/>
+        <w:tblW w:w="0" w:type="auto"/>
+        <w:tblLook w:val="04A0" w:firstRow="1" w:lastRow="0" w:firstColumn="1" w:lastColumn="0" w:noHBand="0" w:noVBand="1"/>
+      </w:tblPr>
+      <w:tblGrid>
+        <w:gridCol w:w="1413"/>
+        <w:gridCol w:w="7081"/>
+      </w:tblGrid>
+      <w:tr>
+        <w:tc>
+          <w:tcPr>
+            <w:tcW w:w="1413" w:type="dxa"/>
+          </w:tcPr>
+          <w:p>
+            <w:pPr>
+              <w:jc w:val="both"/>
+            </w:pPr>
+            <w:r>
+              <w:t xml:space="preserve"> N.º </w:t>
+            </w:r>
+          </w:p>
+        </w:tc>
+        <w:tc>
+          <w:tcPr>
+            <w:tcW w:w="7081" w:type="dxa"/>
+          </w:tcPr>
+          <w:p>
+            <w:pPr>
+              <w:jc w:val="both"/>
+              <w:rPr>
+                <w:lang w:val="es-ES"/>
+              </w:rPr>
+            </w:pPr>
+            <w:r>
+              <w:rPr>
+                <w:lang w:val="es-ES"/>
+              </w:rPr>
+              <w:t>34</w:t>
+            </w:r>
+          </w:p>
+        </w:tc>
+      </w:tr>
+      <w:tr>
+        <w:tc>
+          <w:tcPr>
+            <w:tcW w:w="1413" w:type="dxa"/>
+          </w:tcPr>
+          <w:p>
+            <w:pPr>
+              <w:jc w:val="both"/>
+            </w:pPr>
+            <w:r>
+              <w:t>Código</w:t>
+            </w:r>
+          </w:p>
+        </w:tc>
+        <w:tc>
+          <w:tcPr>
+            <w:tcW w:w="7081" w:type="dxa"/>
+          </w:tcPr>
+          <w:p>
+            <w:pPr>
+              <w:jc w:val="both"/>
+            </w:pPr>
+            <w:r>
+              <w:t>RF-</w:t>
+            </w:r>
+            <w:r>
+              <w:t>3</w:t>
+            </w:r>
+            <w:r>
+              <w:t>4</w:t>
+            </w:r>
+          </w:p>
+        </w:tc>
+      </w:tr>
+      <w:tr>
+        <w:tc>
+          <w:tcPr>
+            <w:tcW w:w="1413" w:type="dxa"/>
+          </w:tcPr>
+          <w:p>
+            <w:pPr>
+              <w:jc w:val="both"/>
+            </w:pPr>
+            <w:r>
+              <w:t>Nombre</w:t>
+            </w:r>
+          </w:p>
+        </w:tc>
+        <w:tc>
+          <w:tcPr>
+            <w:tcW w:w="7081" w:type="dxa"/>
+          </w:tcPr>
+          <w:p>
+            <w:pPr>
+              <w:jc w:val="both"/>
+            </w:pPr>
+            <w:r>
+              <w:t>CRUD de Cursos (</w:t>
+            </w:r>
+            <w:proofErr w:type="spellStart"/>
+            <w:r>
+              <w:t>Admin</w:t>
+            </w:r>
+            <w:proofErr w:type="spellEnd"/>
+            <w:r>
+              <w:t>)</w:t>
+            </w:r>
+          </w:p>
+        </w:tc>
+      </w:tr>
+      <w:tr>
+        <w:tc>
+          <w:tcPr>
+            <w:tcW w:w="1413" w:type="dxa"/>
+          </w:tcPr>
+          <w:p>
+            <w:pPr>
+              <w:jc w:val="both"/>
+            </w:pPr>
+            <w:r>
+              <w:t xml:space="preserve">Descripción </w:t>
+            </w:r>
+          </w:p>
+        </w:tc>
+        <w:tc>
+          <w:tcPr>
+            <w:tcW w:w="7081" w:type="dxa"/>
+          </w:tcPr>
+          <w:p>
+            <w:pPr>
+              <w:jc w:val="both"/>
+            </w:pPr>
+            <w:r>
+              <w:t>El sistema debe permitir al administrador crear, editar</w:t>
+            </w:r>
+            <w:r>
+              <w:t xml:space="preserve">, activar o desactivar </w:t>
+            </w:r>
+            <w:r>
+              <w:t>cursos, configurando título,</w:t>
+            </w:r>
+            <w:r>
+              <w:t xml:space="preserve"> duración</w:t>
+            </w:r>
+            <w:r>
+              <w:t>, cupos</w:t>
+            </w:r>
+            <w:r>
+              <w:t xml:space="preserve">, </w:t>
+            </w:r>
+            <w:r>
+              <w:t>precio</w:t>
+            </w:r>
+            <w:r>
+              <w:t xml:space="preserve"> y estado.</w:t>
+            </w:r>
+          </w:p>
+        </w:tc>
+      </w:tr>
+      <w:tr>
+        <w:tc>
+          <w:tcPr>
+            <w:tcW w:w="1413" w:type="dxa"/>
+          </w:tcPr>
+          <w:p>
+            <w:pPr>
+              <w:jc w:val="both"/>
+            </w:pPr>
+            <w:r>
+              <w:t>Rol</w:t>
+            </w:r>
+          </w:p>
+        </w:tc>
+        <w:tc>
+          <w:tcPr>
+            <w:tcW w:w="7081" w:type="dxa"/>
+          </w:tcPr>
+          <w:p>
+            <w:pPr>
+              <w:jc w:val="both"/>
+            </w:pPr>
+            <w:proofErr w:type="spellStart"/>
+            <w:r>
+              <w:t>Admin</w:t>
+            </w:r>
+            <w:proofErr w:type="spellEnd"/>
+          </w:p>
+        </w:tc>
+      </w:tr>
+      <w:tr>
+        <w:tc>
+          <w:tcPr>
+            <w:tcW w:w="1413" w:type="dxa"/>
+          </w:tcPr>
+          <w:p>
+            <w:pPr>
+              <w:jc w:val="both"/>
+            </w:pPr>
+            <w:r>
+              <w:t>Prioridad</w:t>
+            </w:r>
+          </w:p>
+        </w:tc>
+        <w:tc>
+          <w:tcPr>
+            <w:tcW w:w="7081" w:type="dxa"/>
+          </w:tcPr>
+          <w:p>
+            <w:pPr>
+              <w:jc w:val="both"/>
+              <w:rPr>
+                <w:lang w:val="es-ES"/>
+              </w:rPr>
+            </w:pPr>
+            <w:r>
+              <w:rPr>
+                <w:lang w:val="es-ES"/>
+              </w:rPr>
+              <w:t>Alta</w:t>
+            </w:r>
+          </w:p>
+        </w:tc>
+      </w:tr>
+    </w:tbl>
+    <w:p>
+      <w:pPr>
+        <w:jc w:val="both"/>
+        <w:rPr>
+          <w:lang w:val="es-ES"/>
+        </w:rPr>
+      </w:pPr>
+    </w:p>
+    <w:tbl>
+      <w:tblPr>
+        <w:tblStyle w:val="Tablaconcuadrcula"/>
+        <w:tblW w:w="0" w:type="auto"/>
+        <w:tblLook w:val="04A0" w:firstRow="1" w:lastRow="0" w:firstColumn="1" w:lastColumn="0" w:noHBand="0" w:noVBand="1"/>
+      </w:tblPr>
+      <w:tblGrid>
+        <w:gridCol w:w="1413"/>
+        <w:gridCol w:w="7081"/>
+      </w:tblGrid>
+      <w:tr>
+        <w:tc>
+          <w:tcPr>
+            <w:tcW w:w="1413" w:type="dxa"/>
+          </w:tcPr>
+          <w:p>
+            <w:pPr>
+              <w:jc w:val="both"/>
+            </w:pPr>
+            <w:r>
+              <w:t xml:space="preserve"> N.º </w:t>
+            </w:r>
+          </w:p>
+        </w:tc>
+        <w:tc>
+          <w:tcPr>
+            <w:tcW w:w="7081" w:type="dxa"/>
+          </w:tcPr>
+          <w:p>
+            <w:pPr>
+              <w:jc w:val="both"/>
+              <w:rPr>
+                <w:lang w:val="es-ES"/>
+              </w:rPr>
+            </w:pPr>
+            <w:r>
+              <w:rPr>
+                <w:lang w:val="es-ES"/>
+              </w:rPr>
+              <w:t>3</w:t>
+            </w:r>
+            <w:r>
+              <w:rPr>
+                <w:lang w:val="es-ES"/>
+              </w:rPr>
+              <w:t>5</w:t>
+            </w:r>
+          </w:p>
+        </w:tc>
+      </w:tr>
+      <w:tr>
+        <w:tc>
+          <w:tcPr>
+            <w:tcW w:w="1413" w:type="dxa"/>
+          </w:tcPr>
+          <w:p>
+            <w:pPr>
+              <w:jc w:val="both"/>
+            </w:pPr>
+            <w:r>
+              <w:t>Código</w:t>
+            </w:r>
+          </w:p>
+        </w:tc>
+        <w:tc>
+          <w:tcPr>
+            <w:tcW w:w="7081" w:type="dxa"/>
+          </w:tcPr>
+          <w:p>
+            <w:pPr>
+              <w:jc w:val="both"/>
+            </w:pPr>
+            <w:r>
+              <w:t>RF-</w:t>
+            </w:r>
+            <w:r>
+              <w:t>3</w:t>
+            </w:r>
+            <w:r>
+              <w:t>5</w:t>
+            </w:r>
+          </w:p>
+        </w:tc>
+      </w:tr>
+      <w:tr>
+        <w:tc>
+          <w:tcPr>
+            <w:tcW w:w="1413" w:type="dxa"/>
+          </w:tcPr>
+          <w:p>
+            <w:pPr>
+              <w:jc w:val="both"/>
+            </w:pPr>
+            <w:r>
+              <w:t>Nombre</w:t>
+            </w:r>
+          </w:p>
+        </w:tc>
+        <w:tc>
+          <w:tcPr>
+            <w:tcW w:w="7081" w:type="dxa"/>
+          </w:tcPr>
+          <w:p>
+            <w:pPr>
+              <w:jc w:val="both"/>
+            </w:pPr>
+            <w:r>
+              <w:t>Gestión de Reservas (</w:t>
+            </w:r>
+            <w:proofErr w:type="spellStart"/>
+            <w:r>
+              <w:t>Admin</w:t>
+            </w:r>
+            <w:proofErr w:type="spellEnd"/>
+            <w:r>
+              <w:t>)</w:t>
+            </w:r>
+          </w:p>
+        </w:tc>
+      </w:tr>
+      <w:tr>
+        <w:tc>
+          <w:tcPr>
+            <w:tcW w:w="1413" w:type="dxa"/>
+          </w:tcPr>
+          <w:p>
+            <w:pPr>
+              <w:jc w:val="both"/>
+            </w:pPr>
+            <w:r>
+              <w:t xml:space="preserve">Descripción </w:t>
+            </w:r>
+          </w:p>
+        </w:tc>
+        <w:tc>
+          <w:tcPr>
+            <w:tcW w:w="7081" w:type="dxa"/>
+          </w:tcPr>
+          <w:p>
+            <w:pPr>
+              <w:jc w:val="both"/>
+            </w:pPr>
+            <w:r>
+              <w:t xml:space="preserve">El sistema debe permitir al administrador visualizar todas las reservas, filtrar por fecha/estado y monitorear la ocupación del museo. </w:t>
+            </w:r>
+          </w:p>
+        </w:tc>
+      </w:tr>
+      <w:tr>
+        <w:tc>
+          <w:tcPr>
+            <w:tcW w:w="1413" w:type="dxa"/>
+          </w:tcPr>
+          <w:p>
+            <w:pPr>
+              <w:jc w:val="both"/>
+            </w:pPr>
+            <w:r>
+              <w:t>Rol</w:t>
+            </w:r>
+          </w:p>
+        </w:tc>
+        <w:tc>
+          <w:tcPr>
+            <w:tcW w:w="7081" w:type="dxa"/>
+          </w:tcPr>
+          <w:p>
+            <w:pPr>
+              <w:jc w:val="both"/>
+            </w:pPr>
+            <w:proofErr w:type="spellStart"/>
+            <w:r>
+              <w:t>Admin</w:t>
+            </w:r>
+            <w:proofErr w:type="spellEnd"/>
+          </w:p>
+        </w:tc>
+      </w:tr>
+      <w:tr>
+        <w:tc>
+          <w:tcPr>
+            <w:tcW w:w="1413" w:type="dxa"/>
+          </w:tcPr>
+          <w:p>
+            <w:pPr>
+              <w:jc w:val="both"/>
+            </w:pPr>
+            <w:r>
+              <w:t>Prioridad</w:t>
+            </w:r>
+          </w:p>
+        </w:tc>
+        <w:tc>
+          <w:tcPr>
+            <w:tcW w:w="7081" w:type="dxa"/>
+          </w:tcPr>
+          <w:p>
+            <w:pPr>
+              <w:jc w:val="both"/>
+              <w:rPr>
+                <w:lang w:val="es-ES"/>
+              </w:rPr>
+            </w:pPr>
+            <w:r>
+              <w:rPr>
+                <w:lang w:val="es-ES"/>
+              </w:rPr>
+              <w:t>Alta</w:t>
+            </w:r>
+          </w:p>
+        </w:tc>
+      </w:tr>
+    </w:tbl>
+    <w:p>
+      <w:pPr>
+        <w:jc w:val="both"/>
+        <w:rPr>
+          <w:lang w:val="es-ES"/>
+        </w:rPr>
+      </w:pPr>
+    </w:p>
+    <w:tbl>
+      <w:tblPr>
+        <w:tblStyle w:val="Tablaconcuadrcula"/>
+        <w:tblW w:w="0" w:type="auto"/>
+        <w:tblLook w:val="04A0" w:firstRow="1" w:lastRow="0" w:firstColumn="1" w:lastColumn="0" w:noHBand="0" w:noVBand="1"/>
+      </w:tblPr>
+      <w:tblGrid>
+        <w:gridCol w:w="1413"/>
+        <w:gridCol w:w="7081"/>
+      </w:tblGrid>
+      <w:tr>
+        <w:tc>
+          <w:tcPr>
+            <w:tcW w:w="1413" w:type="dxa"/>
+          </w:tcPr>
+          <w:p>
+            <w:pPr>
+              <w:jc w:val="both"/>
+            </w:pPr>
+            <w:r>
+              <w:t xml:space="preserve"> N.º </w:t>
+            </w:r>
+          </w:p>
+        </w:tc>
+        <w:tc>
+          <w:tcPr>
+            <w:tcW w:w="7081" w:type="dxa"/>
+          </w:tcPr>
+          <w:p>
+            <w:pPr>
+              <w:jc w:val="both"/>
+              <w:rPr>
+                <w:lang w:val="es-ES"/>
+              </w:rPr>
+            </w:pPr>
+            <w:r>
+              <w:rPr>
+                <w:lang w:val="es-ES"/>
+              </w:rPr>
+              <w:t>3</w:t>
+            </w:r>
+            <w:r>
+              <w:rPr>
+                <w:lang w:val="es-ES"/>
+              </w:rPr>
+              <w:t>6</w:t>
+            </w:r>
+          </w:p>
+        </w:tc>
+      </w:tr>
+      <w:tr>
+        <w:tc>
+          <w:tcPr>
+            <w:tcW w:w="1413" w:type="dxa"/>
+          </w:tcPr>
+          <w:p>
+            <w:pPr>
+              <w:jc w:val="both"/>
+            </w:pPr>
+            <w:r>
+              <w:t>Código</w:t>
+            </w:r>
+          </w:p>
+        </w:tc>
+        <w:tc>
+          <w:tcPr>
+            <w:tcW w:w="7081" w:type="dxa"/>
+          </w:tcPr>
+          <w:p>
+            <w:pPr>
+              <w:jc w:val="both"/>
+            </w:pPr>
+            <w:r>
+              <w:t>RF-</w:t>
+            </w:r>
+            <w:r>
+              <w:t>3</w:t>
+            </w:r>
+            <w:r>
+              <w:t>6</w:t>
+            </w:r>
+          </w:p>
+        </w:tc>
+      </w:tr>
+      <w:tr>
+        <w:tc>
+          <w:tcPr>
+            <w:tcW w:w="1413" w:type="dxa"/>
+          </w:tcPr>
+          <w:p>
+            <w:pPr>
+              <w:jc w:val="both"/>
+            </w:pPr>
+            <w:r>
+              <w:t>Nombre</w:t>
+            </w:r>
+          </w:p>
+        </w:tc>
+        <w:tc>
+          <w:tcPr>
+            <w:tcW w:w="7081" w:type="dxa"/>
+          </w:tcPr>
+          <w:p>
+            <w:pPr>
+              <w:jc w:val="both"/>
+            </w:pPr>
+            <w:r>
+              <w:t xml:space="preserve">Scanner de </w:t>
+            </w:r>
+            <w:proofErr w:type="gramStart"/>
+            <w:r>
+              <w:t>tickets</w:t>
+            </w:r>
+            <w:proofErr w:type="gramEnd"/>
+            <w:r>
+              <w:t xml:space="preserve"> QR</w:t>
+            </w:r>
+          </w:p>
+        </w:tc>
+      </w:tr>
+      <w:tr>
+        <w:tc>
+          <w:tcPr>
+            <w:tcW w:w="1413" w:type="dxa"/>
+          </w:tcPr>
+          <w:p>
+            <w:pPr>
+              <w:jc w:val="both"/>
+            </w:pPr>
+            <w:r>
+              <w:t xml:space="preserve">Descripción </w:t>
+            </w:r>
+          </w:p>
+        </w:tc>
+        <w:tc>
+          <w:tcPr>
+            <w:tcW w:w="7081" w:type="dxa"/>
+          </w:tcPr>
+          <w:p>
+            <w:pPr>
+              <w:jc w:val="both"/>
+            </w:pPr>
+            <w:r>
+              <w:t xml:space="preserve">El sistema debe permitir al administrador escanear códigos QR en la entrada del museo, validando fecha, estado PAID y marcando el </w:t>
+            </w:r>
+            <w:proofErr w:type="gramStart"/>
+            <w:r>
+              <w:t>ticket</w:t>
+            </w:r>
+            <w:proofErr w:type="gramEnd"/>
+            <w:r>
+              <w:t xml:space="preserve"> como USED con la fecha/hora de uso. </w:t>
+            </w:r>
+          </w:p>
+        </w:tc>
+      </w:tr>
+      <w:tr>
+        <w:tc>
+          <w:tcPr>
+            <w:tcW w:w="1413" w:type="dxa"/>
+          </w:tcPr>
+          <w:p>
+            <w:pPr>
+              <w:jc w:val="both"/>
+            </w:pPr>
+            <w:r>
+              <w:t>Rol</w:t>
+            </w:r>
+          </w:p>
+        </w:tc>
+        <w:tc>
+          <w:tcPr>
+            <w:tcW w:w="7081" w:type="dxa"/>
+          </w:tcPr>
+          <w:p>
+            <w:pPr>
+              <w:jc w:val="both"/>
+            </w:pPr>
+            <w:proofErr w:type="spellStart"/>
+            <w:r>
+              <w:t>Admin</w:t>
+            </w:r>
+            <w:proofErr w:type="spellEnd"/>
+          </w:p>
+        </w:tc>
+      </w:tr>
+      <w:tr>
+        <w:tc>
+          <w:tcPr>
+            <w:tcW w:w="1413" w:type="dxa"/>
+          </w:tcPr>
+          <w:p>
+            <w:pPr>
+              <w:jc w:val="both"/>
+            </w:pPr>
+            <w:r>
+              <w:t>Prioridad</w:t>
+            </w:r>
+          </w:p>
+        </w:tc>
+        <w:tc>
+          <w:tcPr>
+            <w:tcW w:w="7081" w:type="dxa"/>
+          </w:tcPr>
+          <w:p>
+            <w:pPr>
+              <w:jc w:val="both"/>
+              <w:rPr>
+                <w:lang w:val="es-ES"/>
+              </w:rPr>
+            </w:pPr>
+            <w:r>
+              <w:rPr>
+                <w:lang w:val="es-ES"/>
+              </w:rPr>
+              <w:t>Alta</w:t>
+            </w:r>
+          </w:p>
+        </w:tc>
+      </w:tr>
+    </w:tbl>
+    <w:p>
+      <w:pPr>
+        <w:jc w:val="both"/>
+        <w:rPr>
+          <w:lang w:val="es-ES"/>
+        </w:rPr>
+      </w:pPr>
+    </w:p>
+    <w:p>
+      <w:pPr>
+        <w:jc w:val="both"/>
+        <w:rPr>
+          <w:lang w:val="es-ES"/>
+        </w:rPr>
+      </w:pPr>
+    </w:p>
+    <w:p>
+      <w:pPr>
+        <w:jc w:val="both"/>
+        <w:rPr>
+          <w:u w:val="single"/>
           <w:lang w:val="es-ES"/>
         </w:rPr>
       </w:pPr>
@@ -7645,6 +15350,95 @@
     </w:lvl>
   </w:abstractNum>
   <w:abstractNum w:abstractNumId="2" w15:restartNumberingAfterBreak="0">
+    <w:nsid w:val="16E038D5"/>
+    <w:multiLevelType w:val="hybridMultilevel"/>
+    <w:tmpl w:val="A874FBEA"/>
+    <w:lvl w:ilvl="0" w:tplc="280A000F">
+      <w:start w:val="1"/>
+      <w:numFmt w:val="decimal"/>
+      <w:lvlText w:val="%1."/>
+      <w:lvlJc w:val="left"/>
+      <w:pPr>
+        <w:ind w:left="720" w:hanging="360"/>
+      </w:pPr>
+      <w:rPr>
+        <w:rFonts w:hint="default"/>
+      </w:rPr>
+    </w:lvl>
+    <w:lvl w:ilvl="1" w:tplc="280A0019" w:tentative="1">
+      <w:start w:val="1"/>
+      <w:numFmt w:val="lowerLetter"/>
+      <w:lvlText w:val="%2."/>
+      <w:lvlJc w:val="left"/>
+      <w:pPr>
+        <w:ind w:left="1440" w:hanging="360"/>
+      </w:pPr>
+    </w:lvl>
+    <w:lvl w:ilvl="2" w:tplc="280A001B" w:tentative="1">
+      <w:start w:val="1"/>
+      <w:numFmt w:val="lowerRoman"/>
+      <w:lvlText w:val="%3."/>
+      <w:lvlJc w:val="right"/>
+      <w:pPr>
+        <w:ind w:left="2160" w:hanging="180"/>
+      </w:pPr>
+    </w:lvl>
+    <w:lvl w:ilvl="3" w:tplc="280A000F" w:tentative="1">
+      <w:start w:val="1"/>
+      <w:numFmt w:val="decimal"/>
+      <w:lvlText w:val="%4."/>
+      <w:lvlJc w:val="left"/>
+      <w:pPr>
+        <w:ind w:left="2880" w:hanging="360"/>
+      </w:pPr>
+    </w:lvl>
+    <w:lvl w:ilvl="4" w:tplc="280A0019" w:tentative="1">
+      <w:start w:val="1"/>
+      <w:numFmt w:val="lowerLetter"/>
+      <w:lvlText w:val="%5."/>
+      <w:lvlJc w:val="left"/>
+      <w:pPr>
+        <w:ind w:left="3600" w:hanging="360"/>
+      </w:pPr>
+    </w:lvl>
+    <w:lvl w:ilvl="5" w:tplc="280A001B" w:tentative="1">
+      <w:start w:val="1"/>
+      <w:numFmt w:val="lowerRoman"/>
+      <w:lvlText w:val="%6."/>
+      <w:lvlJc w:val="right"/>
+      <w:pPr>
+        <w:ind w:left="4320" w:hanging="180"/>
+      </w:pPr>
+    </w:lvl>
+    <w:lvl w:ilvl="6" w:tplc="280A000F" w:tentative="1">
+      <w:start w:val="1"/>
+      <w:numFmt w:val="decimal"/>
+      <w:lvlText w:val="%7."/>
+      <w:lvlJc w:val="left"/>
+      <w:pPr>
+        <w:ind w:left="5040" w:hanging="360"/>
+      </w:pPr>
+    </w:lvl>
+    <w:lvl w:ilvl="7" w:tplc="280A0019" w:tentative="1">
+      <w:start w:val="1"/>
+      <w:numFmt w:val="lowerLetter"/>
+      <w:lvlText w:val="%8."/>
+      <w:lvlJc w:val="left"/>
+      <w:pPr>
+        <w:ind w:left="5760" w:hanging="360"/>
+      </w:pPr>
+    </w:lvl>
+    <w:lvl w:ilvl="8" w:tplc="280A001B" w:tentative="1">
+      <w:start w:val="1"/>
+      <w:numFmt w:val="lowerRoman"/>
+      <w:lvlText w:val="%9."/>
+      <w:lvlJc w:val="right"/>
+      <w:pPr>
+        <w:ind w:left="6480" w:hanging="180"/>
+      </w:pPr>
+    </w:lvl>
+  </w:abstractNum>
+  <w:abstractNum w:abstractNumId="3" w15:restartNumberingAfterBreak="0">
     <w:nsid w:val="19E76025"/>
     <w:multiLevelType w:val="hybridMultilevel"/>
     <w:tmpl w:val="7DB86378"/>
@@ -7757,7 +15551,7 @@
       </w:rPr>
     </w:lvl>
   </w:abstractNum>
-  <w:abstractNum w:abstractNumId="3" w15:restartNumberingAfterBreak="0">
+  <w:abstractNum w:abstractNumId="4" w15:restartNumberingAfterBreak="0">
     <w:nsid w:val="1FA52F61"/>
     <w:multiLevelType w:val="hybridMultilevel"/>
     <w:tmpl w:val="4C688452"/>
@@ -7869,7 +15663,7 @@
       </w:rPr>
     </w:lvl>
   </w:abstractNum>
-  <w:abstractNum w:abstractNumId="4" w15:restartNumberingAfterBreak="0">
+  <w:abstractNum w:abstractNumId="5" w15:restartNumberingAfterBreak="0">
     <w:nsid w:val="366C18F6"/>
     <w:multiLevelType w:val="hybridMultilevel"/>
     <w:tmpl w:val="765C20BA"/>
@@ -7982,7 +15776,7 @@
       </w:rPr>
     </w:lvl>
   </w:abstractNum>
-  <w:abstractNum w:abstractNumId="5" w15:restartNumberingAfterBreak="0">
+  <w:abstractNum w:abstractNumId="6" w15:restartNumberingAfterBreak="0">
     <w:nsid w:val="3CEC6C9A"/>
     <w:multiLevelType w:val="hybridMultilevel"/>
     <w:tmpl w:val="9ABA7BA6"/>
@@ -8095,7 +15889,96 @@
       </w:rPr>
     </w:lvl>
   </w:abstractNum>
-  <w:abstractNum w:abstractNumId="6" w15:restartNumberingAfterBreak="0">
+  <w:abstractNum w:abstractNumId="7" w15:restartNumberingAfterBreak="0">
+    <w:nsid w:val="507B33FA"/>
+    <w:multiLevelType w:val="hybridMultilevel"/>
+    <w:tmpl w:val="4948B3EE"/>
+    <w:lvl w:ilvl="0" w:tplc="280A000F">
+      <w:start w:val="1"/>
+      <w:numFmt w:val="decimal"/>
+      <w:lvlText w:val="%1."/>
+      <w:lvlJc w:val="left"/>
+      <w:pPr>
+        <w:ind w:left="720" w:hanging="360"/>
+      </w:pPr>
+      <w:rPr>
+        <w:rFonts w:hint="default"/>
+      </w:rPr>
+    </w:lvl>
+    <w:lvl w:ilvl="1" w:tplc="280A0019" w:tentative="1">
+      <w:start w:val="1"/>
+      <w:numFmt w:val="lowerLetter"/>
+      <w:lvlText w:val="%2."/>
+      <w:lvlJc w:val="left"/>
+      <w:pPr>
+        <w:ind w:left="1440" w:hanging="360"/>
+      </w:pPr>
+    </w:lvl>
+    <w:lvl w:ilvl="2" w:tplc="280A001B" w:tentative="1">
+      <w:start w:val="1"/>
+      <w:numFmt w:val="lowerRoman"/>
+      <w:lvlText w:val="%3."/>
+      <w:lvlJc w:val="right"/>
+      <w:pPr>
+        <w:ind w:left="2160" w:hanging="180"/>
+      </w:pPr>
+    </w:lvl>
+    <w:lvl w:ilvl="3" w:tplc="280A000F" w:tentative="1">
+      <w:start w:val="1"/>
+      <w:numFmt w:val="decimal"/>
+      <w:lvlText w:val="%4."/>
+      <w:lvlJc w:val="left"/>
+      <w:pPr>
+        <w:ind w:left="2880" w:hanging="360"/>
+      </w:pPr>
+    </w:lvl>
+    <w:lvl w:ilvl="4" w:tplc="280A0019" w:tentative="1">
+      <w:start w:val="1"/>
+      <w:numFmt w:val="lowerLetter"/>
+      <w:lvlText w:val="%5."/>
+      <w:lvlJc w:val="left"/>
+      <w:pPr>
+        <w:ind w:left="3600" w:hanging="360"/>
+      </w:pPr>
+    </w:lvl>
+    <w:lvl w:ilvl="5" w:tplc="280A001B" w:tentative="1">
+      <w:start w:val="1"/>
+      <w:numFmt w:val="lowerRoman"/>
+      <w:lvlText w:val="%6."/>
+      <w:lvlJc w:val="right"/>
+      <w:pPr>
+        <w:ind w:left="4320" w:hanging="180"/>
+      </w:pPr>
+    </w:lvl>
+    <w:lvl w:ilvl="6" w:tplc="280A000F" w:tentative="1">
+      <w:start w:val="1"/>
+      <w:numFmt w:val="decimal"/>
+      <w:lvlText w:val="%7."/>
+      <w:lvlJc w:val="left"/>
+      <w:pPr>
+        <w:ind w:left="5040" w:hanging="360"/>
+      </w:pPr>
+    </w:lvl>
+    <w:lvl w:ilvl="7" w:tplc="280A0019" w:tentative="1">
+      <w:start w:val="1"/>
+      <w:numFmt w:val="lowerLetter"/>
+      <w:lvlText w:val="%8."/>
+      <w:lvlJc w:val="left"/>
+      <w:pPr>
+        <w:ind w:left="5760" w:hanging="360"/>
+      </w:pPr>
+    </w:lvl>
+    <w:lvl w:ilvl="8" w:tplc="280A001B" w:tentative="1">
+      <w:start w:val="1"/>
+      <w:numFmt w:val="lowerRoman"/>
+      <w:lvlText w:val="%9."/>
+      <w:lvlJc w:val="right"/>
+      <w:pPr>
+        <w:ind w:left="6480" w:hanging="180"/>
+      </w:pPr>
+    </w:lvl>
+  </w:abstractNum>
+  <w:abstractNum w:abstractNumId="8" w15:restartNumberingAfterBreak="0">
     <w:nsid w:val="54627492"/>
     <w:multiLevelType w:val="hybridMultilevel"/>
     <w:tmpl w:val="4C00F0F6"/>
@@ -8185,7 +16068,7 @@
       </w:pPr>
     </w:lvl>
   </w:abstractNum>
-  <w:abstractNum w:abstractNumId="7" w15:restartNumberingAfterBreak="0">
+  <w:abstractNum w:abstractNumId="9" w15:restartNumberingAfterBreak="0">
     <w:nsid w:val="5641338C"/>
     <w:multiLevelType w:val="hybridMultilevel"/>
     <w:tmpl w:val="62BAD0E8"/>
@@ -8298,7 +16181,7 @@
       </w:rPr>
     </w:lvl>
   </w:abstractNum>
-  <w:abstractNum w:abstractNumId="8" w15:restartNumberingAfterBreak="0">
+  <w:abstractNum w:abstractNumId="10" w15:restartNumberingAfterBreak="0">
     <w:nsid w:val="655423A0"/>
     <w:multiLevelType w:val="multilevel"/>
     <w:tmpl w:val="399A3892"/>
@@ -8411,7 +16294,7 @@
       </w:rPr>
     </w:lvl>
   </w:abstractNum>
-  <w:abstractNum w:abstractNumId="9" w15:restartNumberingAfterBreak="0">
+  <w:abstractNum w:abstractNumId="11" w15:restartNumberingAfterBreak="0">
     <w:nsid w:val="66E524BF"/>
     <w:multiLevelType w:val="hybridMultilevel"/>
     <w:tmpl w:val="F88A5A96"/>
@@ -8505,31 +16388,37 @@
     <w:abstractNumId w:val="1"/>
   </w:num>
   <w:num w:numId="2" w16cid:durableId="468745238">
+    <w:abstractNumId w:val="11"/>
+  </w:num>
+  <w:num w:numId="3" w16cid:durableId="214584079">
     <w:abstractNumId w:val="9"/>
   </w:num>
-  <w:num w:numId="3" w16cid:durableId="214584079">
-    <w:abstractNumId w:val="7"/>
-  </w:num>
   <w:num w:numId="4" w16cid:durableId="536544734">
-    <w:abstractNumId w:val="3"/>
+    <w:abstractNumId w:val="4"/>
   </w:num>
   <w:num w:numId="5" w16cid:durableId="940837957">
+    <w:abstractNumId w:val="8"/>
+  </w:num>
+  <w:num w:numId="6" w16cid:durableId="1205486217">
+    <w:abstractNumId w:val="10"/>
+  </w:num>
+  <w:num w:numId="7" w16cid:durableId="704521042">
     <w:abstractNumId w:val="6"/>
   </w:num>
-  <w:num w:numId="6" w16cid:durableId="1205486217">
-    <w:abstractNumId w:val="8"/>
-  </w:num>
-  <w:num w:numId="7" w16cid:durableId="704521042">
+  <w:num w:numId="8" w16cid:durableId="1989898157">
     <w:abstractNumId w:val="5"/>
-  </w:num>
-  <w:num w:numId="8" w16cid:durableId="1989898157">
-    <w:abstractNumId w:val="4"/>
   </w:num>
   <w:num w:numId="9" w16cid:durableId="686441609">
     <w:abstractNumId w:val="0"/>
   </w:num>
   <w:num w:numId="10" w16cid:durableId="1541431546">
+    <w:abstractNumId w:val="3"/>
+  </w:num>
+  <w:num w:numId="11" w16cid:durableId="1012495349">
     <w:abstractNumId w:val="2"/>
+  </w:num>
+  <w:num w:numId="12" w16cid:durableId="1975409674">
+    <w:abstractNumId w:val="7"/>
   </w:num>
 </w:numbering>
 </file>
@@ -8934,7 +16823,7 @@
   <w:style w:type="paragraph" w:default="1" w:styleId="Normal">
     <w:name w:val="Normal"/>
     <w:qFormat/>
-    <w:rsid w:val="00253495"/>
+    <w:rsid w:val="00B426B0"/>
     <w:pPr>
       <w:spacing w:after="0" w:line="240" w:lineRule="auto"/>
     </w:pPr>
@@ -9143,7 +17032,6 @@
   <w:style w:type="character" w:default="1" w:styleId="Fuentedeprrafopredeter">
     <w:name w:val="Default Paragraph Font"/>
     <w:uiPriority w:val="1"/>
-    <w:semiHidden/>
     <w:unhideWhenUsed/>
   </w:style>
   <w:style w:type="table" w:default="1" w:styleId="Tablanormal">
@@ -9753,6 +17641,7 @@
     <w:sig w:usb0="E0002EFF" w:usb1="C0007843" w:usb2="00000009" w:usb3="00000000" w:csb0="000001FF" w:csb1="00000000"/>
   </w:font>
   <w:font w:name="Symbol">
+    <w:altName w:val="Symbol"/>
     <w:panose1 w:val="05050102010706020507"/>
     <w:charset w:val="02"/>
     <w:family w:val="roman"/>
@@ -9766,6 +17655,7 @@
     <w:sig w:usb0="20000287" w:usb1="00000003" w:usb2="00000000" w:usb3="00000000" w:csb0="0000019F" w:csb1="00000000"/>
   </w:font>
   <w:font w:name="Arial">
+    <w:altName w:val="Arial"/>
     <w:panose1 w:val="020B0604020202020204"/>
     <w:charset w:val="00"/>
     <w:family w:val="swiss"/>
@@ -9819,12 +17709,18 @@
   </w:compat>
   <w:rsids>
     <w:rsidRoot w:val="00AA6380"/>
+    <w:rsid w:val="00067DBA"/>
+    <w:rsid w:val="003137B3"/>
+    <w:rsid w:val="004976CA"/>
     <w:rsid w:val="0057525E"/>
     <w:rsid w:val="00985B7F"/>
+    <w:rsid w:val="00A63683"/>
     <w:rsid w:val="00AA6380"/>
     <w:rsid w:val="00BF5788"/>
     <w:rsid w:val="00CA391F"/>
     <w:rsid w:val="00D948B1"/>
+    <w:rsid w:val="00EC1988"/>
+    <w:rsid w:val="00F80F31"/>
   </w:rsids>
   <m:mathPr>
     <m:mathFont m:val="Cambria Math"/>
@@ -10279,10 +18175,6 @@
     <w:name w:val="3BD3264F693D4650B0944BDDF1F6A49D"/>
     <w:rsid w:val="00AA6380"/>
   </w:style>
-  <w:style w:type="paragraph" w:customStyle="1" w:styleId="79A13F9DF96C4F05B881942CA03666CA">
-    <w:name w:val="79A13F9DF96C4F05B881942CA03666CA"/>
-    <w:rsid w:val="00AA6380"/>
-  </w:style>
 </w:styles>
 </file>
 
